--- a/ebook/huong-dan-claude-telegram-multi-relay.docx
+++ b/ebook/huong-dan-claude-telegram-multi-relay.docx
@@ -74,13 +74,13 @@
         <w:pStyle w:val="FirstParagraph"/>
       </w:pPr>
       <w:r>
-        <w:t xml:space="preserve">Bạn vừa cài Claude Code. Nó mạnh — đọc file, sửa code, chạy lệnh, deploy. Nhưng</w:t>
-      </w:r>
-      <w:r>
-        <w:t xml:space="preserve"> </w:t>
-      </w:r>
-      <w:r>
-        <w:t xml:space="preserve">mọi thứ xảy ra trong một cửa sổ terminal, và bạn phải ngồi trước máy đó mới dùng</w:t>
+        <w:t xml:space="preserve">Bạn cài Claude Code. Nó giỏi thật: đọc file, sửa code, chạy lệnh, deploy. Nhưng</w:t>
+      </w:r>
+      <w:r>
+        <w:t xml:space="preserve"> </w:t>
+      </w:r>
+      <w:r>
+        <w:t xml:space="preserve">tất cả diễn ra trong một cửa sổ terminal, và bạn phải ngồi trước máy mới dùng</w:t>
       </w:r>
       <w:r>
         <w:t xml:space="preserve"> </w:t>
@@ -94,43 +94,19 @@
         <w:pStyle w:val="BodyText"/>
       </w:pPr>
       <w:r>
-        <w:t xml:space="preserve">Cuốn sách nhỏ này giải một bài toán cụ thể:</w:t>
-      </w:r>
-      <w:r>
-        <w:t xml:space="preserve"> </w:t>
-      </w:r>
-      <w:r>
-        <w:rPr>
-          <w:b/>
-          <w:bCs/>
-        </w:rPr>
-        <w:t xml:space="preserve">làm sao để điều khiển nhiều Claude</w:t>
-      </w:r>
-      <w:r>
-        <w:rPr>
-          <w:b/>
-          <w:bCs/>
-        </w:rPr>
-        <w:t xml:space="preserve"> </w:t>
-      </w:r>
-      <w:r>
-        <w:rPr>
-          <w:b/>
-          <w:bCs/>
-        </w:rPr>
-        <w:t xml:space="preserve">Code cùng lúc, từ điện thoại, bất kể bạn đang ở đâu</w:t>
-      </w:r>
-      <w:r>
-        <w:t xml:space="preserve"> </w:t>
-      </w:r>
-      <w:r>
-        <w:t xml:space="preserve">— và làm sao để chúng tự</w:t>
-      </w:r>
-      <w:r>
-        <w:t xml:space="preserve"> </w:t>
-      </w:r>
-      <w:r>
-        <w:t xml:space="preserve">chạy theo lịch, tự phục hồi khi sự cố.</w:t>
+        <w:t xml:space="preserve">Cuốn sách này giải một bài toán hẹp nhưng thực tế: điều khiển nhiều Claude Code</w:t>
+      </w:r>
+      <w:r>
+        <w:t xml:space="preserve"> </w:t>
+      </w:r>
+      <w:r>
+        <w:t xml:space="preserve">cùng lúc, từ điện thoại, bất kể bạn đang ở đâu, và để chúng tự chạy theo lịch,</w:t>
+      </w:r>
+      <w:r>
+        <w:t xml:space="preserve"> </w:t>
+      </w:r>
+      <w:r>
+        <w:t xml:space="preserve">tự gỡ rối khi hỏng.</w:t>
       </w:r>
     </w:p>
     <w:p>
@@ -138,7 +114,7 @@
         <w:pStyle w:val="BodyText"/>
       </w:pPr>
       <w:r>
-        <w:t xml:space="preserve">Giải pháp là</w:t>
+        <w:t xml:space="preserve">Công cụ là</w:t>
       </w:r>
       <w:r>
         <w:t xml:space="preserve"> </w:t>
@@ -150,16 +126,7 @@
         <w:t xml:space="preserve">claude-telegram-multi-relay</w:t>
       </w:r>
       <w:r>
-        <w:t xml:space="preserve"> </w:t>
-      </w:r>
-      <w:r>
-        <w:t xml:space="preserve">— một lớp điều phối (orchestration)</w:t>
-      </w:r>
-      <w:r>
-        <w:t xml:space="preserve"> </w:t>
-      </w:r>
-      <w:r>
-        <w:t xml:space="preserve">xây trên đỉnh</w:t>
+        <w:t xml:space="preserve">, một lớp điều phối nằm trên</w:t>
       </w:r>
       <w:r>
         <w:t xml:space="preserve"> </w:t>
@@ -174,13 +141,13 @@
         <w:t xml:space="preserve"> </w:t>
       </w:r>
       <w:r>
-        <w:t xml:space="preserve">(Claude Code Companion của tác giả kidandcat). Nó biến mỗi</w:t>
-      </w:r>
-      <w:r>
-        <w:t xml:space="preserve"> </w:t>
-      </w:r>
-      <w:r>
-        <w:t xml:space="preserve">Claude thành một</w:t>
+        <w:t xml:space="preserve">(Claude Code Companion của tác giả kidandcat). Cách dùng nó: mỗi Claude trở thành</w:t>
+      </w:r>
+      <w:r>
+        <w:t xml:space="preserve"> </w:t>
+      </w:r>
+      <w:r>
+        <w:t xml:space="preserve">một</w:t>
       </w:r>
       <w:r>
         <w:t xml:space="preserve"> </w:t>
@@ -192,13 +159,13 @@
         <w:t xml:space="preserve"> </w:t>
       </w:r>
       <w:r>
-        <w:t xml:space="preserve">có riêng một kênh chat trên Telegram, để bạn giao</w:t>
-      </w:r>
-      <w:r>
-        <w:t xml:space="preserve"> </w:t>
-      </w:r>
-      <w:r>
-        <w:t xml:space="preserve">việc, nhận báo cáo, lên lịch ca trực — giống cách bạn quản lý một đội người thật.</w:t>
+        <w:t xml:space="preserve">có riêng một kênh chat trên Telegram. Bạn giao việc, nhận báo</w:t>
+      </w:r>
+      <w:r>
+        <w:t xml:space="preserve"> </w:t>
+      </w:r>
+      <w:r>
+        <w:t xml:space="preserve">cáo, lên lịch ca trực. Cũng giống cách quản lý một đội người thật, chỉ là đội số.</w:t>
       </w:r>
     </w:p>
     <w:p>
@@ -206,7 +173,7 @@
         <w:pStyle w:val="BodyText"/>
       </w:pPr>
       <w:r>
-        <w:t xml:space="preserve">Cuốn sách dành cho:</w:t>
+        <w:t xml:space="preserve">Sách viết cho ba kiểu người:</w:t>
       </w:r>
     </w:p>
     <w:p>
@@ -218,17 +185,7 @@
         </w:numPr>
       </w:pPr>
       <w:r>
-        <w:rPr>
-          <w:b/>
-          <w:bCs/>
-        </w:rPr>
-        <w:t xml:space="preserve">Người đã dùng Claude Code</w:t>
-      </w:r>
-      <w:r>
-        <w:t xml:space="preserve"> </w:t>
-      </w:r>
-      <w:r>
-        <w:t xml:space="preserve">và muốn mở rộng từ một terminal sang một đội.</w:t>
+        <w:t xml:space="preserve">Đã dùng Claude Code, muốn mở rộng từ một terminal sang một đội.</w:t>
       </w:r>
     </w:p>
     <w:p>
@@ -240,23 +197,13 @@
         </w:numPr>
       </w:pPr>
       <w:r>
-        <w:rPr>
-          <w:b/>
-          <w:bCs/>
-        </w:rPr>
-        <w:t xml:space="preserve">Solopreneur / chủ doanh nghiệp nhỏ</w:t>
-      </w:r>
-      <w:r>
-        <w:t xml:space="preserve"> </w:t>
-      </w:r>
-      <w:r>
-        <w:t xml:space="preserve">đang xây dựng AI Native Company — nơi</w:t>
-      </w:r>
-      <w:r>
-        <w:t xml:space="preserve"> </w:t>
-      </w:r>
-      <w:r>
-        <w:t xml:space="preserve">một người vận hành nhiều AI Worker.</w:t>
+        <w:t xml:space="preserve">Solopreneur hoặc chủ doanh nghiệp nhỏ đang dựng AI Native Company, nơi một</w:t>
+      </w:r>
+      <w:r>
+        <w:t xml:space="preserve"> </w:t>
+      </w:r>
+      <w:r>
+        <w:t xml:space="preserve">người vận hành nhiều AI Worker.</w:t>
       </w:r>
     </w:p>
     <w:p>
@@ -268,49 +215,39 @@
         </w:numPr>
       </w:pPr>
       <w:r>
+        <w:t xml:space="preserve">Kỹ sư muốn tự động hóa công việc nhàm chán qua Telegram và lịch trình.</w:t>
+      </w:r>
+    </w:p>
+    <w:p>
+      <w:pPr>
+        <w:pStyle w:val="FirstParagraph"/>
+      </w:pPr>
+      <w:r>
+        <w:t xml:space="preserve">Đọc xong, bạn tự dựng được một đội Claude nhiều phiên, mỗi phiên một topic</w:t>
+      </w:r>
+      <w:r>
+        <w:t xml:space="preserve"> </w:t>
+      </w:r>
+      <w:r>
+        <w:t xml:space="preserve">Telegram, có lịch tự chạy và tự chữa.</w:t>
+      </w:r>
+    </w:p>
+    <w:p>
+      <w:pPr>
+        <w:pStyle w:val="BlockText"/>
+      </w:pPr>
+      <w:r>
         <w:rPr>
           <w:b/>
           <w:bCs/>
         </w:rPr>
-        <w:t xml:space="preserve">Kỹ sư</w:t>
-      </w:r>
-      <w:r>
-        <w:t xml:space="preserve"> </w:t>
-      </w:r>
-      <w:r>
-        <w:t xml:space="preserve">muốn tự động hóa công việc lặp lại qua Telegram và lập lịch định kỳ.</w:t>
-      </w:r>
-    </w:p>
-    <w:p>
-      <w:pPr>
-        <w:pStyle w:val="FirstParagraph"/>
-      </w:pPr>
-      <w:r>
-        <w:t xml:space="preserve">Sau khi đọc xong, bạn sẽ tự thiết lập được một đội Claude nhiều session, mỗi</w:t>
-      </w:r>
-      <w:r>
-        <w:t xml:space="preserve"> </w:t>
-      </w:r>
-      <w:r>
-        <w:t xml:space="preserve">session một topic Telegram, có lịch tự chạy và tự chữa.</w:t>
-      </w:r>
-    </w:p>
-    <w:p>
-      <w:pPr>
-        <w:pStyle w:val="BlockText"/>
-      </w:pPr>
-      <w:r>
-        <w:rPr>
-          <w:b/>
-          <w:bCs/>
-        </w:rPr>
-        <w:t xml:space="preserve">Điều kiện nền tảng:</w:t>
-      </w:r>
-      <w:r>
-        <w:t xml:space="preserve"> </w:t>
-      </w:r>
-      <w:r>
-        <w:t xml:space="preserve">Sách hướng dẫn trên macOS (phần lập lịch dùng</w:t>
+        <w:t xml:space="preserve">Lưu ý nền tảng:</w:t>
+      </w:r>
+      <w:r>
+        <w:t xml:space="preserve"> </w:t>
+      </w:r>
+      <w:r>
+        <w:t xml:space="preserve">Sách viết cho macOS, vì phần lập lịch dựa vào</w:t>
       </w:r>
       <w:r>
         <w:t xml:space="preserve"> </w:t>
@@ -322,13 +259,13 @@
         <w:t xml:space="preserve">launchd</w:t>
       </w:r>
       <w:r>
-        <w:t xml:space="preserve">). Phần relay lõi chạy được trên nhiều nền tảng, nhưng bản hoàn chỉnh</w:t>
-      </w:r>
-      <w:r>
-        <w:t xml:space="preserve"> </w:t>
-      </w:r>
-      <w:r>
-        <w:t xml:space="preserve">cần macOS.</w:t>
+        <w:t xml:space="preserve">.</w:t>
+      </w:r>
+      <w:r>
+        <w:t xml:space="preserve"> </w:t>
+      </w:r>
+      <w:r>
+        <w:t xml:space="preserve">Phần relay lõi chạy đa nền tảng, nhưng bản hoàn chỉnh cần macOS.</w:t>
       </w:r>
     </w:p>
     <w:bookmarkEnd w:id="9"/>
@@ -586,19 +523,13 @@
         <w:pStyle w:val="FirstParagraph"/>
       </w:pPr>
       <w:r>
-        <w:t xml:space="preserve">Claude Code là một giao diện dòng lệnh (CLI). Để dùng, bạn mở terminal, gõ lệnh,</w:t>
-      </w:r>
-      <w:r>
-        <w:t xml:space="preserve"> </w:t>
-      </w:r>
-      <w:r>
-        <w:t xml:space="preserve">đọc kết quả ngay trên màn hình đó. Mô hình này tuyệt vời khi bạn đang ngồi trước</w:t>
-      </w:r>
-      <w:r>
-        <w:t xml:space="preserve"> </w:t>
-      </w:r>
-      <w:r>
-        <w:t xml:space="preserve">máy, nhưng sụp đổ trong bốn tình huống thực tế:</w:t>
+        <w:t xml:space="preserve">Claude Code là CLI. Mở terminal, gõ lệnh, đọc kết quả ngay trên màn hình đó.</w:t>
+      </w:r>
+      <w:r>
+        <w:t xml:space="preserve"> </w:t>
+      </w:r>
+      <w:r>
+        <w:t xml:space="preserve">Tuyệt khi bạn đang ngồi trước máy. Sụp đổ trong bốn tình huống:</w:t>
       </w:r>
     </w:p>
     <w:p>
@@ -610,13 +541,13 @@
         </w:numPr>
       </w:pPr>
       <w:r>
-        <w:t xml:space="preserve">Bạn đang ở ngoài đường, chỉ có điện thoại. Bạn muốn nhờ Claude kiểm tra một log</w:t>
-      </w:r>
-      <w:r>
-        <w:t xml:space="preserve"> </w:t>
-      </w:r>
-      <w:r>
-        <w:t xml:space="preserve">lỗi, nhưng máy để ở nhà hoặc trên server.</w:t>
+        <w:t xml:space="preserve">Bạn đang ngoài đường, chỉ có điện thoại. Muốn Claude kiểm tra một log lỗi,</w:t>
+      </w:r>
+      <w:r>
+        <w:t xml:space="preserve"> </w:t>
+      </w:r>
+      <w:r>
+        <w:t xml:space="preserve">nhưng máy để ở nhà.</w:t>
       </w:r>
     </w:p>
     <w:p>
@@ -628,19 +559,19 @@
         </w:numPr>
       </w:pPr>
       <w:r>
-        <w:t xml:space="preserve">Bạn có mười tác vụ cần chạy song song — nghiên cứu mười đối thủ, theo dõi mười</w:t>
-      </w:r>
-      <w:r>
-        <w:t xml:space="preserve"> </w:t>
-      </w:r>
-      <w:r>
-        <w:t xml:space="preserve">luồng tích hợp liên tục (CI). Mỗi tác vụ cần một Claude riêng. Bạn không thể mở</w:t>
-      </w:r>
-      <w:r>
-        <w:t xml:space="preserve"> </w:t>
-      </w:r>
-      <w:r>
-        <w:t xml:space="preserve">mười terminal rồi canh từng cái.</w:t>
+        <w:t xml:space="preserve">Có mười việc cần chạy song song: nghiên cứu mười đối thủ, theo dõi mười luồng</w:t>
+      </w:r>
+    </w:p>
+    <w:p>
+      <w:pPr>
+        <w:pStyle w:val="Compact"/>
+        <w:numPr>
+          <w:ilvl w:val="1"/>
+          <w:numId w:val="1005"/>
+        </w:numPr>
+      </w:pPr>
+      <w:r>
+        <w:t xml:space="preserve">Mỗi việc cần một Claude riêng. Không ai mở mười terminal rồi canh từng cái.</w:t>
       </w:r>
     </w:p>
     <w:p>
@@ -652,13 +583,13 @@
         </w:numPr>
       </w:pPr>
       <w:r>
-        <w:t xml:space="preserve">Một tác vụ chạy ba mươi phút. Bạn không muốn ngồi chờ. Bạn muốn nó báo qua</w:t>
-      </w:r>
-      <w:r>
-        <w:t xml:space="preserve"> </w:t>
-      </w:r>
-      <w:r>
-        <w:t xml:space="preserve">điện thoại khi xong, và bạn có thể trả lời tiếp ngay trên điện thoại.</w:t>
+        <w:t xml:space="preserve">Một việc chạy ba mươi phút. Bạn không muốn ngồi chờ, mà muốn nó báo qua điện</w:t>
+      </w:r>
+      <w:r>
+        <w:t xml:space="preserve"> </w:t>
+      </w:r>
+      <w:r>
+        <w:t xml:space="preserve">thoại khi xong, rồi trả lời tiếp ngay trên điện thoại.</w:t>
       </w:r>
     </w:p>
     <w:p>
@@ -686,13 +617,13 @@
         <w:t xml:space="preserve"> </w:t>
       </w:r>
       <w:r>
-        <w:t xml:space="preserve">để tổng hợp báo cáo, mà không cần</w:t>
-      </w:r>
-      <w:r>
-        <w:t xml:space="preserve"> </w:t>
-      </w:r>
-      <w:r>
-        <w:t xml:space="preserve">bạn phải mở máy lên.</w:t>
+        <w:t xml:space="preserve">để tổng hợp báo cáo, không cần mở</w:t>
+      </w:r>
+      <w:r>
+        <w:t xml:space="preserve"> </w:t>
+      </w:r>
+      <w:r>
+        <w:t xml:space="preserve">máy lên.</w:t>
       </w:r>
     </w:p>
     <w:p>
@@ -700,13 +631,13 @@
         <w:pStyle w:val="FirstParagraph"/>
       </w:pPr>
       <w:r>
-        <w:t xml:space="preserve">Tất cả đều quy về một nhu cầu: một kênh liên lạc giữa bạn và Claude, tách rời</w:t>
-      </w:r>
-      <w:r>
-        <w:t xml:space="preserve"> </w:t>
-      </w:r>
-      <w:r>
-        <w:t xml:space="preserve">khỏi chiếc terminal.</w:t>
+        <w:t xml:space="preserve">Tất cả quy về một nhu cầu: một kênh liên lạc giữa bạn và Claude, thoát khỏi</w:t>
+      </w:r>
+      <w:r>
+        <w:t xml:space="preserve"> </w:t>
+      </w:r>
+      <w:r>
+        <w:t xml:space="preserve">chiếc terminal.</w:t>
       </w:r>
     </w:p>
     <w:bookmarkEnd w:id="11"/>
@@ -724,7 +655,7 @@
         <w:pStyle w:val="FirstParagraph"/>
       </w:pPr>
       <w:r>
-        <w:t xml:space="preserve">Một relay (tram trung chuyen) là phần mềm đứng giữa Claude Code và Telegram:</w:t>
+        <w:t xml:space="preserve">Relay là phần mềm đứng giữa Claude Code và Telegram:</w:t>
       </w:r>
     </w:p>
     <w:p>
@@ -743,302 +674,187 @@
         <w:pStyle w:val="FirstParagraph"/>
       </w:pPr>
       <w:r>
-        <w:t xml:space="preserve">Relay làm đúng hai việc:</w:t>
-      </w:r>
-    </w:p>
-    <w:p>
-      <w:pPr>
-        <w:pStyle w:val="Compact"/>
-        <w:numPr>
-          <w:ilvl w:val="0"/>
-          <w:numId w:val="1005"/>
-        </w:numPr>
-      </w:pPr>
+        <w:t xml:space="preserve">Nó làm hai việc, không hơn.</w:t>
+      </w:r>
+    </w:p>
+    <w:p>
+      <w:pPr>
+        <w:pStyle w:val="BodyText"/>
+      </w:pPr>
+      <w:r>
+        <w:t xml:space="preserve">Thứ nhất, hướng vào: bạn gõ tin trong Telegram, relay đọc được, đẩy vào Claude</w:t>
+      </w:r>
+      <w:r>
+        <w:t xml:space="preserve"> </w:t>
+      </w:r>
+      <w:r>
+        <w:t xml:space="preserve">đang chạy. Thứ hai, hướng ra: Claude xuất kết quả, relay bắt lấy, gửi về</w:t>
+      </w:r>
+      <w:r>
+        <w:t xml:space="preserve"> </w:t>
+      </w:r>
+      <w:r>
+        <w:t xml:space="preserve">Telegram.</w:t>
+      </w:r>
+    </w:p>
+    <w:p>
+      <w:pPr>
+        <w:pStyle w:val="BodyText"/>
+      </w:pPr>
+      <w:r>
+        <w:t xml:space="preserve">Hai chiều độc lập, chạy thời gian thực. Bạn và Claude trò chuyện qua Telegram</w:t>
+      </w:r>
+      <w:r>
+        <w:t xml:space="preserve"> </w:t>
+      </w:r>
+      <w:r>
+        <w:t xml:space="preserve">như chat với đồng nghiệp, nhưng</w:t>
+      </w:r>
+      <w:r>
+        <w:t xml:space="preserve"> </w:t>
+      </w:r>
+      <w:r>
+        <w:t xml:space="preserve">“đồng nghiệp”</w:t>
+      </w:r>
+      <w:r>
+        <w:t xml:space="preserve"> </w:t>
+      </w:r>
+      <w:r>
+        <w:t xml:space="preserve">đó đọc và sửa file, chạy lệnh, và</w:t>
+      </w:r>
+      <w:r>
+        <w:t xml:space="preserve"> </w:t>
+      </w:r>
+      <w:r>
+        <w:t xml:space="preserve">triển khai dịch vụ ngay trên máy bạn.</w:t>
+      </w:r>
+    </w:p>
+    <w:p>
+      <w:pPr>
+        <w:pStyle w:val="BlockText"/>
+      </w:pPr>
+      <w:r>
+        <w:t xml:space="preserve">💡</w:t>
+      </w:r>
+      <w:r>
+        <w:t xml:space="preserve"> </w:t>
+      </w:r>
       <w:r>
         <w:rPr>
           <w:b/>
           <w:bCs/>
         </w:rPr>
-        <w:t xml:space="preserve">Hướng vào (inbound):</w:t>
-      </w:r>
-      <w:r>
-        <w:t xml:space="preserve"> </w:t>
-      </w:r>
-      <w:r>
-        <w:t xml:space="preserve">bạn gõ tin nhắn trong Telegram, relay đọc được, đẩy</w:t>
-      </w:r>
-      <w:r>
-        <w:t xml:space="preserve"> </w:t>
-      </w:r>
-      <w:r>
-        <w:t xml:space="preserve">vào Claude đang chạy.</w:t>
-      </w:r>
-    </w:p>
-    <w:p>
-      <w:pPr>
-        <w:pStyle w:val="Compact"/>
-        <w:numPr>
-          <w:ilvl w:val="0"/>
-          <w:numId w:val="1005"/>
-        </w:numPr>
-      </w:pPr>
+        <w:t xml:space="preserve">MẸO:</w:t>
+      </w:r>
+      <w:r>
+        <w:t xml:space="preserve"> </w:t>
+      </w:r>
+      <w:r>
+        <w:t xml:space="preserve">Hãy nghĩ relay như một trợ lý đứng cạnh máy bạn. Bạn nhắn cho trợ</w:t>
+      </w:r>
+      <w:r>
+        <w:t xml:space="preserve"> </w:t>
+      </w:r>
+      <w:r>
+        <w:t xml:space="preserve">lý qua Telegram, trợ lý đọc to cho Claude, rồi chép câu trả lời gửi lại bạn.</w:t>
+      </w:r>
+      <w:r>
+        <w:t xml:space="preserve"> </w:t>
+      </w:r>
+      <w:r>
+        <w:t xml:space="preserve">Relay tự động hóa đúng vai trò đó.</w:t>
+      </w:r>
+    </w:p>
+    <w:bookmarkEnd w:id="12"/>
+    <w:bookmarkStart w:id="13" w:name="vì-sao-chọn-telegram"/>
+    <w:p>
+      <w:pPr>
+        <w:pStyle w:val="Heading2"/>
+      </w:pPr>
+      <w:r>
+        <w:t xml:space="preserve">Vì sao chọn Telegram</w:t>
+      </w:r>
+    </w:p>
+    <w:p>
+      <w:pPr>
+        <w:pStyle w:val="FirstParagraph"/>
+      </w:pPr>
+      <w:r>
+        <w:t xml:space="preserve">Ứng dụng nhắn tin thì nhiều. Telegram được chọn vì bốn lý do thực dụng. Có sẵn</w:t>
+      </w:r>
+      <w:r>
+        <w:t xml:space="preserve"> </w:t>
+      </w:r>
+      <w:r>
+        <w:t xml:space="preserve">trên mọi thiết bị, từ điện thoại đến trình duyệt. Bot API mạnh và miễn phí: tạo</w:t>
+      </w:r>
+      <w:r>
+        <w:t xml:space="preserve"> </w:t>
+      </w:r>
+      <w:r>
+        <w:t xml:space="preserve">chủ đề, gửi file, nút bấm, phát trực tiếp. Forum Topics biến một nhóm thành nhiều</w:t>
+      </w:r>
+      <w:r>
+        <w:t xml:space="preserve"> </w:t>
+      </w:r>
+      <w:r>
+        <w:t xml:space="preserve">kênh (giống Slack), nên mỗi Claude có topic riêng, tách bạch. Chế độ HTML định</w:t>
+      </w:r>
+      <w:r>
+        <w:t xml:space="preserve"> </w:t>
+      </w:r>
+      <w:r>
+        <w:t xml:space="preserve">dạng được khối mã, chữ đậm, gạch đầu dòng.</w:t>
+      </w:r>
+    </w:p>
+    <w:p>
+      <w:pPr>
+        <w:pStyle w:val="BodyText"/>
+      </w:pPr>
+      <w:r>
+        <w:t xml:space="preserve">Một lý do tinh tế hơn: Telegram không rate-limit khắt k như email hay SMS, hợp</w:t>
+      </w:r>
+      <w:r>
+        <w:t xml:space="preserve"> </w:t>
+      </w:r>
+      <w:r>
+        <w:t xml:space="preserve">với việc Claude hay gửi nhiều tin nhỏ liên tục.</w:t>
+      </w:r>
+    </w:p>
+    <w:p>
+      <w:pPr>
+        <w:pStyle w:val="BlockText"/>
+      </w:pPr>
+      <w:r>
+        <w:t xml:space="preserve">🔑</w:t>
+      </w:r>
+      <w:r>
+        <w:t xml:space="preserve"> </w:t>
+      </w:r>
       <w:r>
         <w:rPr>
           <w:b/>
           <w:bCs/>
         </w:rPr>
-        <w:t xml:space="preserve">Hướng ra (outbound):</w:t>
-      </w:r>
-      <w:r>
-        <w:t xml:space="preserve"> </w:t>
-      </w:r>
-      <w:r>
-        <w:t xml:space="preserve">Claude xuất kết quả, relay bắt lấy, gửi về Telegram.</w:t>
-      </w:r>
-    </w:p>
-    <w:p>
-      <w:pPr>
-        <w:pStyle w:val="FirstParagraph"/>
-      </w:pPr>
-      <w:r>
-        <w:t xml:space="preserve">Hai chiều độc lập, chạy thời gian thực. Kết quả: bạn và Claude trò chuyện qua</w:t>
-      </w:r>
-      <w:r>
-        <w:t xml:space="preserve"> </w:t>
-      </w:r>
-      <w:r>
-        <w:t xml:space="preserve">Telegram y như chat với một đồng nghiệp — nhưng</w:t>
-      </w:r>
-      <w:r>
-        <w:t xml:space="preserve"> </w:t>
-      </w:r>
-      <w:r>
-        <w:t xml:space="preserve">“đồng nghiệp”</w:t>
-      </w:r>
-      <w:r>
-        <w:t xml:space="preserve"> </w:t>
-      </w:r>
-      <w:r>
-        <w:t xml:space="preserve">đó đọc và sửa file,</w:t>
-      </w:r>
-      <w:r>
-        <w:t xml:space="preserve"> </w:t>
-      </w:r>
-      <w:r>
-        <w:t xml:space="preserve">chạy lệnh, triển khai dịch vụ ngay trên máy bạn.</w:t>
-      </w:r>
-    </w:p>
-    <w:p>
-      <w:pPr>
-        <w:pStyle w:val="BlockText"/>
-      </w:pPr>
-      <w:r>
-        <w:t xml:space="preserve">💡</w:t>
-      </w:r>
-      <w:r>
-        <w:t xml:space="preserve"> </w:t>
-      </w:r>
-      <w:r>
-        <w:rPr>
-          <w:b/>
-          <w:bCs/>
-        </w:rPr>
-        <w:t xml:space="preserve">MẸO:</w:t>
-      </w:r>
-      <w:r>
-        <w:t xml:space="preserve"> </w:t>
-      </w:r>
-      <w:r>
-        <w:t xml:space="preserve">Hãy nghĩ relay như một</w:t>
-      </w:r>
-      <w:r>
-        <w:t xml:space="preserve"> </w:t>
-      </w:r>
-      <w:r>
-        <w:t xml:space="preserve">“trợ lý đứng cạnh máy bạn”</w:t>
-      </w:r>
-      <w:r>
-        <w:t xml:space="preserve">. Bạn nhắn cho</w:t>
-      </w:r>
-      <w:r>
-        <w:t xml:space="preserve"> </w:t>
-      </w:r>
-      <w:r>
-        <w:t xml:space="preserve">trợ lý qua Telegram, trợ lý đọc to cho Claude (đang chạy trong terminal), rồi</w:t>
-      </w:r>
-      <w:r>
-        <w:t xml:space="preserve"> </w:t>
-      </w:r>
-      <w:r>
-        <w:t xml:space="preserve">chép câu trả lời của Claude gửi lại bạn. Relay tự động hóa vai trò đó.</w:t>
-      </w:r>
-    </w:p>
-    <w:bookmarkEnd w:id="12"/>
-    <w:bookmarkStart w:id="13" w:name="vì-sao-lại-là-telegram"/>
-    <w:p>
-      <w:pPr>
-        <w:pStyle w:val="Heading2"/>
-      </w:pPr>
-      <w:r>
-        <w:t xml:space="preserve">Vì sao lại là Telegram</w:t>
-      </w:r>
-    </w:p>
-    <w:p>
-      <w:pPr>
-        <w:pStyle w:val="FirstParagraph"/>
-      </w:pPr>
-      <w:r>
-        <w:t xml:space="preserve">Có nhiều ứng dụng nhắn tin. Telegram được chọn vì bốn lý do thực dụng:</w:t>
-      </w:r>
-    </w:p>
-    <w:p>
-      <w:pPr>
-        <w:pStyle w:val="Compact"/>
-        <w:numPr>
-          <w:ilvl w:val="0"/>
-          <w:numId w:val="1006"/>
-        </w:numPr>
-      </w:pPr>
-      <w:r>
-        <w:rPr>
-          <w:b/>
-          <w:bCs/>
-        </w:rPr>
-        <w:t xml:space="preserve">Có sẵn ở mọi nơi</w:t>
-      </w:r>
-      <w:r>
-        <w:t xml:space="preserve"> </w:t>
-      </w:r>
-      <w:r>
-        <w:t xml:space="preserve">— điện thoại, máy tính, trình duyệt.</w:t>
-      </w:r>
-    </w:p>
-    <w:p>
-      <w:pPr>
-        <w:pStyle w:val="Compact"/>
-        <w:numPr>
-          <w:ilvl w:val="0"/>
-          <w:numId w:val="1006"/>
-        </w:numPr>
-      </w:pPr>
-      <w:r>
-        <w:rPr>
-          <w:b/>
-          <w:bCs/>
-        </w:rPr>
-        <w:t xml:space="preserve">Bot API mạnh và miễn phí</w:t>
-      </w:r>
-      <w:r>
-        <w:t xml:space="preserve"> </w:t>
-      </w:r>
-      <w:r>
-        <w:t xml:space="preserve">— tạo chủ đề (topic), gửi file, nút tương tác</w:t>
-      </w:r>
-      <w:r>
-        <w:t xml:space="preserve"> </w:t>
-      </w:r>
-      <w:r>
-        <w:t xml:space="preserve">(inline button), phát trực tiếp (streaming).</w:t>
-      </w:r>
-    </w:p>
-    <w:p>
-      <w:pPr>
-        <w:pStyle w:val="Compact"/>
-        <w:numPr>
-          <w:ilvl w:val="0"/>
-          <w:numId w:val="1006"/>
-        </w:numPr>
-      </w:pPr>
-      <w:r>
-        <w:rPr>
-          <w:b/>
-          <w:bCs/>
-        </w:rPr>
-        <w:t xml:space="preserve">Forum Topics</w:t>
-      </w:r>
-      <w:r>
-        <w:t xml:space="preserve"> </w:t>
-      </w:r>
-      <w:r>
-        <w:t xml:space="preserve">— tính năng biến một nhóm thành nhiều kênh (giống Slack). Mỗi</w:t>
-      </w:r>
-      <w:r>
-        <w:t xml:space="preserve"> </w:t>
-      </w:r>
-      <w:r>
-        <w:t xml:space="preserve">Claude được phân một topic riêng, tách bạch hoàn toàn.</w:t>
-      </w:r>
-    </w:p>
-    <w:p>
-      <w:pPr>
-        <w:pStyle w:val="Compact"/>
-        <w:numPr>
-          <w:ilvl w:val="0"/>
-          <w:numId w:val="1006"/>
-        </w:numPr>
-      </w:pPr>
-      <w:r>
-        <w:rPr>
-          <w:b/>
-          <w:bCs/>
-        </w:rPr>
-        <w:t xml:space="preserve">Chế độ HTML</w:t>
-      </w:r>
-      <w:r>
-        <w:t xml:space="preserve"> </w:t>
-      </w:r>
-      <w:r>
-        <w:t xml:space="preserve">— định dạng đẹp: khối mã, chữ đậm, gạch đầu dòng.</w:t>
-      </w:r>
-    </w:p>
-    <w:p>
-      <w:pPr>
-        <w:pStyle w:val="FirstParagraph"/>
-      </w:pPr>
-      <w:r>
-        <w:t xml:space="preserve">Một lợi thế tinh tế hơn: Telegram không giới hạn khắt khe như email hay tin nhắn</w:t>
-      </w:r>
-      <w:r>
-        <w:t xml:space="preserve"> </w:t>
-      </w:r>
-      <w:r>
-        <w:t xml:space="preserve">điện thoại, nên phù hợp khi Claude gửi nhiều tin nhắn nhỏ liên tục.</w:t>
-      </w:r>
-    </w:p>
-    <w:p>
-      <w:pPr>
-        <w:pStyle w:val="BlockText"/>
-      </w:pPr>
-      <w:r>
-        <w:t xml:space="preserve">🔑</w:t>
-      </w:r>
-      <w:r>
-        <w:t xml:space="preserve"> </w:t>
-      </w:r>
-      <w:r>
-        <w:rPr>
-          <w:b/>
-          <w:bCs/>
-        </w:rPr>
         <w:t xml:space="preserve">ĐIỂM CHÍNH:</w:t>
       </w:r>
       <w:r>
         <w:t xml:space="preserve"> </w:t>
       </w:r>
       <w:r>
-        <w:t xml:space="preserve">Relay không thay thế Claude Code. Nó chỉ thêm một kênh điều</w:t>
-      </w:r>
-      <w:r>
-        <w:t xml:space="preserve"> </w:t>
-      </w:r>
-      <w:r>
-        <w:t xml:space="preserve">khiển từ xa. Claude vẫn chạy trên máy bạn, với toàn bộ quyền truy cập file và</w:t>
-      </w:r>
-      <w:r>
-        <w:t xml:space="preserve"> </w:t>
-      </w:r>
-      <w:r>
-        <w:t xml:space="preserve">hệ thống.</w:t>
+        <w:t xml:space="preserve">Relay không thay Claude Code. Nó chỉ thêm một kênh điều khiển</w:t>
+      </w:r>
+      <w:r>
+        <w:t xml:space="preserve"> </w:t>
+      </w:r>
+      <w:r>
+        <w:t xml:space="preserve">từ xa. Claude vẫn chạy trên máy bạn, với toàn bộ quyền truy cập file và hệ</w:t>
+      </w:r>
+      <w:r>
+        <w:t xml:space="preserve"> </w:t>
+      </w:r>
+      <w:r>
+        <w:t xml:space="preserve">thống.</w:t>
       </w:r>
     </w:p>
     <w:bookmarkEnd w:id="13"/>
@@ -1066,7 +882,7 @@
         <w:pStyle w:val="FirstParagraph"/>
       </w:pPr>
       <w:r>
-        <w:t xml:space="preserve">Hiểu kiến trúc là chìa khóa để dùng và gỡ rối. Hệ thống gồm hai lớp xếp chồng:</w:t>
+        <w:t xml:space="preserve">Hiểu kiến trúc là chìa để dùng và gỡ rối. Hệ thống gồm hai lớp xếp chồng:</w:t>
       </w:r>
     </w:p>
     <w:p>
@@ -1264,236 +1080,181 @@
       <w:pPr>
         <w:pStyle w:val="FirstParagraph"/>
       </w:pPr>
+      <w:r>
+        <w:t xml:space="preserve">Một nguyên tắc cần nằm lòng: repo này KHÔNG viết lại relay. Nó chỉ đọc và ghi</w:t>
+      </w:r>
+      <w:r>
+        <w:t xml:space="preserve"> </w:t>
+      </w:r>
+      <w:r>
+        <w:t xml:space="preserve">cấu hình của</w:t>
+      </w:r>
+      <w:r>
+        <w:t xml:space="preserve"> </w:t>
+      </w:r>
+      <w:r>
+        <w:rPr>
+          <w:rStyle w:val="VerbatimChar"/>
+        </w:rPr>
+        <w:t xml:space="preserve">ccc</w:t>
+      </w:r>
+      <w:r>
+        <w:t xml:space="preserve"> </w:t>
+      </w:r>
+      <w:r>
+        <w:t xml:space="preserve">(nguồn dữ liệu chính cho kết nối), rồi thêm ba thứ ccc chưa</w:t>
+      </w:r>
+      <w:r>
+        <w:t xml:space="preserve"> </w:t>
+      </w:r>
+      <w:r>
+        <w:t xml:space="preserve">có: registry (siêu dữ liệu điều phối), schedules (công việc định kỳ), scripts</w:t>
+      </w:r>
+      <w:r>
+        <w:t xml:space="preserve"> </w:t>
+      </w:r>
+      <w:r>
+        <w:t xml:space="preserve">(vòng đời phiên).</w:t>
+      </w:r>
+    </w:p>
+    <w:bookmarkEnd w:id="15"/>
+    <w:bookmarkStart w:id="16" w:name="ccc-phần-nền-móng"/>
+    <w:p>
+      <w:pPr>
+        <w:pStyle w:val="Heading2"/>
+      </w:pPr>
+      <w:r>
+        <w:t xml:space="preserve">ccc, phần nền móng</w:t>
+      </w:r>
+    </w:p>
+    <w:p>
+      <w:pPr>
+        <w:pStyle w:val="FirstParagraph"/>
+      </w:pPr>
+      <w:r>
+        <w:rPr>
+          <w:rStyle w:val="VerbatimChar"/>
+        </w:rPr>
+        <w:t xml:space="preserve">ccc</w:t>
+      </w:r>
+      <w:r>
+        <w:t xml:space="preserve"> </w:t>
+      </w:r>
+      <w:r>
+        <w:t xml:space="preserve">(Claude Code Companion) là engine relay do kidandcat phát triển, mã nguồn</w:t>
+      </w:r>
+      <w:r>
+        <w:t xml:space="preserve"> </w:t>
+      </w:r>
+      <w:r>
+        <w:t xml:space="preserve">mở tại</w:t>
+      </w:r>
+      <w:r>
+        <w:t xml:space="preserve"> </w:t>
+      </w:r>
+      <w:r>
+        <w:rPr>
+          <w:rStyle w:val="VerbatimChar"/>
+        </w:rPr>
+        <w:t xml:space="preserve">github.com/kidandcat/ccc</w:t>
+      </w:r>
+      <w:r>
+        <w:t xml:space="preserve">. Nó lo phần nền: quản lý bot token, lắng nghe</w:t>
+      </w:r>
+      <w:r>
+        <w:t xml:space="preserve"> </w:t>
+      </w:r>
+      <w:r>
+        <w:t xml:space="preserve">Telegram Bot API, cài hook vào Claude để bắt tin vào ra, phê duyệt quyền qua OTP</w:t>
+      </w:r>
+      <w:r>
+        <w:t xml:space="preserve"> </w:t>
+      </w:r>
+      <w:r>
+        <w:t xml:space="preserve">(khi Claude xin chạy lệnh nhạy cảm, bạn duyệt ngay trên Telegram), chuyển tiếp</w:t>
+      </w:r>
+      <w:r>
+        <w:t xml:space="preserve"> </w:t>
+      </w:r>
+      <w:r>
+        <w:t xml:space="preserve">file và các lệnh</w:t>
+      </w:r>
+      <w:r>
+        <w:t xml:space="preserve"> </w:t>
+      </w:r>
+      <w:r>
+        <w:rPr>
+          <w:rStyle w:val="VerbatimChar"/>
+        </w:rPr>
+        <w:t xml:space="preserve">/new</w:t>
+      </w:r>
+      <w:r>
+        <w:t xml:space="preserve">,</w:t>
+      </w:r>
+      <w:r>
+        <w:t xml:space="preserve"> </w:t>
+      </w:r>
+      <w:r>
+        <w:rPr>
+          <w:rStyle w:val="VerbatimChar"/>
+        </w:rPr>
+        <w:t xml:space="preserve">/continue</w:t>
+      </w:r>
+      <w:r>
+        <w:t xml:space="preserve">,</w:t>
+      </w:r>
+      <w:r>
+        <w:t xml:space="preserve"> </w:t>
+      </w:r>
+      <w:r>
+        <w:rPr>
+          <w:rStyle w:val="VerbatimChar"/>
+        </w:rPr>
+        <w:t xml:space="preserve">/c</w:t>
+      </w:r>
+      <w:r>
+        <w:t xml:space="preserve">.</w:t>
+      </w:r>
+    </w:p>
+    <w:p>
+      <w:pPr>
+        <w:pStyle w:val="BodyText"/>
+      </w:pPr>
+      <w:r>
+        <w:t xml:space="preserve">Phần này ổn định, qua thử nghiệm thực tế. Repo của chúng ta kế thừa, không làm</w:t>
+      </w:r>
+      <w:r>
+        <w:t xml:space="preserve"> </w:t>
+      </w:r>
+      <w:r>
+        <w:t xml:space="preserve">lại.</w:t>
+      </w:r>
+    </w:p>
+    <w:bookmarkEnd w:id="16"/>
+    <w:bookmarkStart w:id="17" w:name="lớp-điều-phối-phần-repo-này-đóng-góp"/>
+    <w:p>
+      <w:pPr>
+        <w:pStyle w:val="Heading2"/>
+      </w:pPr>
+      <w:r>
+        <w:t xml:space="preserve">Lớp điều phối, phần repo này đóng góp</w:t>
+      </w:r>
+    </w:p>
+    <w:p>
+      <w:pPr>
+        <w:pStyle w:val="FirstParagraph"/>
+      </w:pPr>
+      <w:r>
+        <w:t xml:space="preserve">Bản thân ccc xử lý tốt</w:t>
+      </w:r>
+      <w:r>
+        <w:t xml:space="preserve"> </w:t>
+      </w:r>
       <w:r>
         <w:rPr>
           <w:b/>
           <w:bCs/>
         </w:rPr>
-        <w:t xml:space="preserve">Nguyên tắc quan trọng:</w:t>
-      </w:r>
-      <w:r>
-        <w:t xml:space="preserve"> </w:t>
-      </w:r>
-      <w:r>
-        <w:t xml:space="preserve">repo này KHÔNG viết lại relay. Nó đọc và ghi cấu</w:t>
-      </w:r>
-      <w:r>
-        <w:t xml:space="preserve"> </w:t>
-      </w:r>
-      <w:r>
-        <w:t xml:space="preserve">hình của</w:t>
-      </w:r>
-      <w:r>
-        <w:t xml:space="preserve"> </w:t>
-      </w:r>
-      <w:r>
-        <w:rPr>
-          <w:rStyle w:val="VerbatimChar"/>
-        </w:rPr>
-        <w:t xml:space="preserve">ccc</w:t>
-      </w:r>
-      <w:r>
-        <w:t xml:space="preserve"> </w:t>
-      </w:r>
-      <w:r>
-        <w:t xml:space="preserve">(nguồn dữ liệu chính cho kết nối), rồi thêm ba thứ ccc không có:</w:t>
-      </w:r>
-      <w:r>
-        <w:t xml:space="preserve"> </w:t>
-      </w:r>
-      <w:r>
-        <w:t xml:space="preserve">registry (siêu dữ liệu điều phối), schedules (công việc định kỳ), scripts (vòng</w:t>
-      </w:r>
-      <w:r>
-        <w:t xml:space="preserve"> </w:t>
-      </w:r>
-      <w:r>
-        <w:t xml:space="preserve">đời phiên).</w:t>
-      </w:r>
-    </w:p>
-    <w:bookmarkEnd w:id="15"/>
-    <w:bookmarkStart w:id="16" w:name="ccc-phần-nền-móng"/>
-    <w:p>
-      <w:pPr>
-        <w:pStyle w:val="Heading2"/>
-      </w:pPr>
-      <w:r>
-        <w:t xml:space="preserve">ccc — phần nền móng</w:t>
-      </w:r>
-    </w:p>
-    <w:p>
-      <w:pPr>
-        <w:pStyle w:val="FirstParagraph"/>
-      </w:pPr>
-      <w:r>
-        <w:rPr>
-          <w:rStyle w:val="VerbatimChar"/>
-        </w:rPr>
-        <w:t xml:space="preserve">ccc</w:t>
-      </w:r>
-      <w:r>
-        <w:t xml:space="preserve"> </w:t>
-      </w:r>
-      <w:r>
-        <w:t xml:space="preserve">(Claude Code Companion) là engine relay do tác giả kidandcat phát triển,</w:t>
-      </w:r>
-      <w:r>
-        <w:t xml:space="preserve"> </w:t>
-      </w:r>
-      <w:r>
-        <w:t xml:space="preserve">mã nguồn mở tại</w:t>
-      </w:r>
-      <w:r>
-        <w:t xml:space="preserve"> </w:t>
-      </w:r>
-      <w:r>
-        <w:rPr>
-          <w:rStyle w:val="VerbatimChar"/>
-        </w:rPr>
-        <w:t xml:space="preserve">github.com/kidandcat/ccc</w:t>
-      </w:r>
-      <w:r>
-        <w:t xml:space="preserve">. Nó lo những việc nền tảng:</w:t>
-      </w:r>
-    </w:p>
-    <w:p>
-      <w:pPr>
-        <w:pStyle w:val="Compact"/>
-        <w:numPr>
-          <w:ilvl w:val="0"/>
-          <w:numId w:val="1007"/>
-        </w:numPr>
-      </w:pPr>
-      <w:r>
-        <w:t xml:space="preserve">Quản lý bot token và lắng nghe Telegram Bot API.</w:t>
-      </w:r>
-    </w:p>
-    <w:p>
-      <w:pPr>
-        <w:pStyle w:val="Compact"/>
-        <w:numPr>
-          <w:ilvl w:val="0"/>
-          <w:numId w:val="1007"/>
-        </w:numPr>
-      </w:pPr>
-      <w:r>
-        <w:t xml:space="preserve">Cài đặt hook vào Claude để bắt tin nhắn vào và ra.</w:t>
-      </w:r>
-    </w:p>
-    <w:p>
-      <w:pPr>
-        <w:pStyle w:val="Compact"/>
-        <w:numPr>
-          <w:ilvl w:val="0"/>
-          <w:numId w:val="1007"/>
-        </w:numPr>
-      </w:pPr>
-      <w:r>
-        <w:t xml:space="preserve">Phê duyệt quyền qua OTP (mã một lần) — khi Claude xin quyền chạy lệnh nhạy</w:t>
-      </w:r>
-      <w:r>
-        <w:t xml:space="preserve"> </w:t>
-      </w:r>
-      <w:r>
-        <w:t xml:space="preserve">cảm, bạn duyệt ngay trên Telegram.</w:t>
-      </w:r>
-    </w:p>
-    <w:p>
-      <w:pPr>
-        <w:pStyle w:val="Compact"/>
-        <w:numPr>
-          <w:ilvl w:val="0"/>
-          <w:numId w:val="1007"/>
-        </w:numPr>
-      </w:pPr>
-      <w:r>
-        <w:t xml:space="preserve">Chuyển tiếp file và các lệnh</w:t>
-      </w:r>
-      <w:r>
-        <w:t xml:space="preserve"> </w:t>
-      </w:r>
-      <w:r>
-        <w:rPr>
-          <w:rStyle w:val="VerbatimChar"/>
-        </w:rPr>
-        <w:t xml:space="preserve">/new</w:t>
-      </w:r>
-      <w:r>
-        <w:t xml:space="preserve">,</w:t>
-      </w:r>
-      <w:r>
-        <w:t xml:space="preserve"> </w:t>
-      </w:r>
-      <w:r>
-        <w:rPr>
-          <w:rStyle w:val="VerbatimChar"/>
-        </w:rPr>
-        <w:t xml:space="preserve">/continue</w:t>
-      </w:r>
-      <w:r>
-        <w:t xml:space="preserve">,</w:t>
-      </w:r>
-      <w:r>
-        <w:t xml:space="preserve"> </w:t>
-      </w:r>
-      <w:r>
-        <w:rPr>
-          <w:rStyle w:val="VerbatimChar"/>
-        </w:rPr>
-        <w:t xml:space="preserve">/c</w:t>
-      </w:r>
-      <w:r>
-        <w:t xml:space="preserve">.</w:t>
-      </w:r>
-    </w:p>
-    <w:p>
-      <w:pPr>
-        <w:pStyle w:val="FirstParagraph"/>
-      </w:pPr>
-      <w:r>
-        <w:t xml:space="preserve">Phần này ổn định, đã qua thử nghiệm thực tế. Repo của chúng ta kế thừa nó, không</w:t>
-      </w:r>
-      <w:r>
-        <w:t xml:space="preserve"> </w:t>
-      </w:r>
-      <w:r>
-        <w:t xml:space="preserve">tái chế tạo.</w:t>
-      </w:r>
-    </w:p>
-    <w:bookmarkEnd w:id="16"/>
-    <w:bookmarkStart w:id="17" w:name="lớp-điều-phối-phần-repo-này-đóng-góp"/>
-    <w:p>
-      <w:pPr>
-        <w:pStyle w:val="Heading2"/>
-      </w:pPr>
-      <w:r>
-        <w:t xml:space="preserve">Lớp điều phối — phần repo này đóng góp</w:t>
-      </w:r>
-    </w:p>
-    <w:p>
-      <w:pPr>
-        <w:pStyle w:val="FirstParagraph"/>
-      </w:pPr>
-      <w:r>
-        <w:rPr>
-          <w:rStyle w:val="VerbatimChar"/>
-        </w:rPr>
-        <w:t xml:space="preserve">ccc</w:t>
-      </w:r>
-      <w:r>
-        <w:t xml:space="preserve"> </w:t>
-      </w:r>
-      <w:r>
-        <w:t xml:space="preserve">tự thân xử lý tốt</w:t>
-      </w:r>
-      <w:r>
-        <w:t xml:space="preserve"> </w:t>
-      </w:r>
-      <w:r>
-        <w:rPr>
-          <w:b/>
-          <w:bCs/>
-        </w:rPr>
         <w:t xml:space="preserve">một phiên ứng với một topic</w:t>
       </w:r>
       <w:r>
@@ -1503,7 +1264,7 @@
         <w:t xml:space="preserve"> </w:t>
       </w:r>
       <w:r>
-        <w:t xml:space="preserve">chạy song song, tự lên lịch, tự phục hồi — ccc chưa có cơ chế. Đó là khoảng trống</w:t>
+        <w:t xml:space="preserve">chạy song song, tự lên lịch, tự phục hồi, ccc chưa có cơ chế. Khoảng trống đó</w:t>
       </w:r>
       <w:r>
         <w:t xml:space="preserve"> </w:t>
@@ -1650,7 +1411,7 @@
               <w:pStyle w:val="Compact"/>
             </w:pPr>
             <w:r>
-              <w:t xml:space="preserve">biểu thức cron -&gt; launchd, sống qua khởi động lại và thức giấc</w:t>
+              <w:t xml:space="preserve">biểu thức cron sang launchd, sống qua khởi động lại và thức giấc</w:t>
             </w:r>
           </w:p>
         </w:tc>
@@ -1695,13 +1456,13 @@
         <w:pStyle w:val="FirstParagraph"/>
       </w:pPr>
       <w:r>
-        <w:t xml:space="preserve">Hệ thống có bốn nơi lưu trạng thái. Khi bạn thay đổi gì, phải cập nhật đủ, nếu</w:t>
-      </w:r>
-      <w:r>
-        <w:t xml:space="preserve"> </w:t>
-      </w:r>
-      <w:r>
-        <w:t xml:space="preserve">không sẽ lệch (rule R-12):</w:t>
+        <w:t xml:space="preserve">Có bốn nơi lưu trạng thái. Thay đổi gì thì phải cập nhật đủ, không sẽ lệch (rule</w:t>
+      </w:r>
+      <w:r>
+        <w:t xml:space="preserve"> </w:t>
+      </w:r>
+      <w:r>
+        <w:t xml:space="preserve">R-12):</w:t>
       </w:r>
     </w:p>
     <w:tbl>
@@ -1880,16 +1641,13 @@
         <w:t xml:space="preserve">“mồ côi”</w:t>
       </w:r>
       <w:r>
-        <w:t xml:space="preserve"> </w:t>
-      </w:r>
-      <w:r>
-        <w:t xml:space="preserve">— plist tồn tại mà không có entry</w:t>
-      </w:r>
-      <w:r>
-        <w:t xml:space="preserve"> </w:t>
-      </w:r>
-      <w:r>
-        <w:t xml:space="preserve">trong registry, hoặc ngược lại — để bạn dọn dẹp.</w:t>
+        <w:t xml:space="preserve">: plist tồn tại mà không có entry</w:t>
+      </w:r>
+      <w:r>
+        <w:t xml:space="preserve"> </w:t>
+      </w:r>
+      <w:r>
+        <w:t xml:space="preserve">trong registry, hoặc ngược lại, để bạn dọn.</w:t>
       </w:r>
     </w:p>
     <w:p>
@@ -1913,13 +1671,7 @@
         <w:t xml:space="preserve"> </w:t>
       </w:r>
       <w:r>
-        <w:t xml:space="preserve">Đừng bao giờ sửa tay bốn file này một cách tùy tiện. Luôn dùng</w:t>
-      </w:r>
-      <w:r>
-        <w:t xml:space="preserve"> </w:t>
-      </w:r>
-      <w:r>
-        <w:t xml:space="preserve">các lệnh</w:t>
+        <w:t xml:space="preserve">Đừng sửa tay bốn file này tùy tiện. Luôn dùng lệnh</w:t>
       </w:r>
       <w:r>
         <w:t xml:space="preserve"> </w:t>
@@ -1931,13 +1683,13 @@
         <w:t xml:space="preserve">relay_*</w:t>
       </w:r>
       <w:r>
-        <w:t xml:space="preserve">. Chúng đảm bảo đồng bộ. Sửa tay là nguyên nhân số một gây</w:t>
-      </w:r>
-      <w:r>
-        <w:t xml:space="preserve"> </w:t>
-      </w:r>
-      <w:r>
-        <w:t xml:space="preserve">lệch trạng thái.</w:t>
+        <w:t xml:space="preserve">,</w:t>
+      </w:r>
+      <w:r>
+        <w:t xml:space="preserve"> </w:t>
+      </w:r>
+      <w:r>
+        <w:t xml:space="preserve">chúng đảm bảo đồng bộ. Sửa tay là nguyên nhân số một gây lệch trạng thái.</w:t>
       </w:r>
     </w:p>
     <w:bookmarkEnd w:id="18"/>
@@ -1951,13 +1703,13 @@
         <w:t xml:space="preserve">Chương 3: Chuẩn bị môi trường và tạo bot Telegram</w:t>
       </w:r>
     </w:p>
-    <w:bookmarkStart w:id="20" w:name="kiểm-tra-điều-kiện-tiên-quyết"/>
+    <w:bookmarkStart w:id="20" w:name="kiểm-tra-điều-kiện"/>
     <w:p>
       <w:pPr>
         <w:pStyle w:val="Heading2"/>
       </w:pPr>
       <w:r>
-        <w:t xml:space="preserve">Kiểm tra điều kiện tiên quyết</w:t>
+        <w:t xml:space="preserve">Kiểm tra điều kiện</w:t>
       </w:r>
     </w:p>
     <w:p>
@@ -1965,13 +1717,7 @@
         <w:pStyle w:val="FirstParagraph"/>
       </w:pPr>
       <w:r>
-        <w:t xml:space="preserve">Trước khi cài, đảm bảo máy đã có đủ công cụ. Mở terminal và chạy từng lệnh kiểm</w:t>
-      </w:r>
-      <w:r>
-        <w:t xml:space="preserve"> </w:t>
-      </w:r>
-      <w:r>
-        <w:t xml:space="preserve">tra:</w:t>
+        <w:t xml:space="preserve">Trước khi cài, đảm bảo máy có đủ công cụ. Mở terminal, chạy từng lệnh kiểm tra:</w:t>
       </w:r>
     </w:p>
     <w:p>
@@ -2113,7 +1859,7 @@
         <w:pStyle w:val="FirstParagraph"/>
       </w:pPr>
       <w:r>
-        <w:t xml:space="preserve">Nếu thiếu cái nào:</w:t>
+        <w:t xml:space="preserve">Thiếu cái nào thì cài:</w:t>
       </w:r>
     </w:p>
     <w:p>
@@ -2186,7 +1932,7 @@
         <w:t xml:space="preserve"> </w:t>
       </w:r>
       <w:r>
-        <w:t xml:space="preserve">phải cài theo hướng dẫn của tác giả kidandcat tại</w:t>
+        <w:t xml:space="preserve">cài theo hướng dẫn của kidandcat tại</w:t>
       </w:r>
       <w:r>
         <w:t xml:space="preserve"> </w:t>
@@ -2198,13 +1944,13 @@
         <w:t xml:space="preserve">github.com/kidandcat/ccc</w:t>
       </w:r>
       <w:r>
-        <w:t xml:space="preserve">.</w:t>
-      </w:r>
-      <w:r>
-        <w:t xml:space="preserve"> </w:t>
-      </w:r>
-      <w:r>
-        <w:t xml:space="preserve">Đây là phụ thuộc bắt buộc — repo này điều phối ccc, không thay thế nó.</w:t>
+        <w:t xml:space="preserve">. Đây là</w:t>
+      </w:r>
+      <w:r>
+        <w:t xml:space="preserve"> </w:t>
+      </w:r>
+      <w:r>
+        <w:t xml:space="preserve">phụ thuộc bắt buộc, repo này điều phối ccc chứ không thay thế nó.</w:t>
       </w:r>
     </w:p>
     <w:p>
@@ -2243,13 +1989,13 @@
         <w:t xml:space="preserve"> </w:t>
       </w:r>
       <w:r>
-        <w:t xml:space="preserve">sau khi cài. Lệnh này kiểm tra toàn bộ phụ thuộc</w:t>
-      </w:r>
-      <w:r>
-        <w:t xml:space="preserve"> </w:t>
-      </w:r>
-      <w:r>
-        <w:t xml:space="preserve">và cấu hình, báo rõ cái nào thiếu. Khắc phục hết trước khi đi tiếp.</w:t>
+        <w:t xml:space="preserve">ngay sau khi cài. Lệnh kiểm tra toàn bộ phụ thuộc</w:t>
+      </w:r>
+      <w:r>
+        <w:t xml:space="preserve"> </w:t>
+      </w:r>
+      <w:r>
+        <w:t xml:space="preserve">và cấu hình, báo rõ cái nào thiếu. Khắc phục hết rồi mới đi tiếp.</w:t>
       </w:r>
     </w:p>
     <w:bookmarkEnd w:id="20"/>
@@ -2267,19 +2013,15 @@
         <w:pStyle w:val="FirstParagraph"/>
       </w:pPr>
       <w:r>
-        <w:t xml:space="preserve">Bot là danh tính của hệ thống trên Telegram. Tạo một lần:</w:t>
-      </w:r>
-    </w:p>
-    <w:p>
-      <w:pPr>
-        <w:pStyle w:val="Compact"/>
-        <w:numPr>
-          <w:ilvl w:val="0"/>
-          <w:numId w:val="1008"/>
-        </w:numPr>
-      </w:pPr>
-      <w:r>
-        <w:t xml:space="preserve">Mở Telegram, tìm</w:t>
+        <w:t xml:space="preserve">Bot là danh tính của hệ thống trên Telegram. Tạo một lần thôi.</w:t>
+      </w:r>
+    </w:p>
+    <w:p>
+      <w:pPr>
+        <w:pStyle w:val="BodyText"/>
+      </w:pPr>
+      <w:r>
+        <w:t xml:space="preserve">Một. Mở Telegram, tìm</w:t>
       </w:r>
       <w:r>
         <w:t xml:space="preserve"> </w:t>
@@ -2292,19 +2034,7 @@
         <w:t xml:space="preserve">@BotFather</w:t>
       </w:r>
       <w:r>
-        <w:t xml:space="preserve">.</w:t>
-      </w:r>
-    </w:p>
-    <w:p>
-      <w:pPr>
-        <w:pStyle w:val="Compact"/>
-        <w:numPr>
-          <w:ilvl w:val="0"/>
-          <w:numId w:val="1008"/>
-        </w:numPr>
-      </w:pPr>
-      <w:r>
-        <w:t xml:space="preserve">Gõ</w:t>
+        <w:t xml:space="preserve">. Hai. Gõ</w:t>
       </w:r>
       <w:r>
         <w:t xml:space="preserve"> </w:t>
@@ -2316,13 +2046,19 @@
         <w:t xml:space="preserve">/newbot</w:t>
       </w:r>
       <w:r>
-        <w:t xml:space="preserve">. Đặt tên (ví dụ</w:t>
-      </w:r>
-      <w:r>
-        <w:t xml:space="preserve"> </w:t>
-      </w:r>
-      <w:r>
-        <w:t xml:space="preserve">“Đội AI của tôi”</w:t>
+        <w:t xml:space="preserve">, đặt tên (ví dụ</w:t>
+      </w:r>
+      <w:r>
+        <w:t xml:space="preserve"> </w:t>
+      </w:r>
+      <w:r>
+        <w:t xml:space="preserve">“Đội AI</w:t>
+      </w:r>
+      <w:r>
+        <w:t xml:space="preserve"> </w:t>
+      </w:r>
+      <w:r>
+        <w:t xml:space="preserve">của tôi”</w:t>
       </w:r>
       <w:r>
         <w:t xml:space="preserve">) và username phải kết thúc bằng</w:t>
@@ -2352,19 +2088,159 @@
         <w:t xml:space="preserve">my_ai_team_bot</w:t>
       </w:r>
       <w:r>
-        <w:t xml:space="preserve">).</w:t>
-      </w:r>
-    </w:p>
-    <w:p>
-      <w:pPr>
-        <w:pStyle w:val="Compact"/>
-        <w:numPr>
-          <w:ilvl w:val="0"/>
-          <w:numId w:val="1008"/>
-        </w:numPr>
-      </w:pPr>
-      <w:r>
-        <w:t xml:space="preserve">BotFather trả về một</w:t>
+        <w:t xml:space="preserve">). Ba,</w:t>
+      </w:r>
+      <w:r>
+        <w:t xml:space="preserve"> </w:t>
+      </w:r>
+      <w:r>
+        <w:t xml:space="preserve">BotFather trả về token API dạng</w:t>
+      </w:r>
+      <w:r>
+        <w:t xml:space="preserve"> </w:t>
+      </w:r>
+      <w:r>
+        <w:rPr>
+          <w:rStyle w:val="VerbatimChar"/>
+        </w:rPr>
+        <w:t xml:space="preserve">123456789:ABCdef...</w:t>
+      </w:r>
+      <w:r>
+        <w:t xml:space="preserve">. Đây là chìa khóa điều</w:t>
+      </w:r>
+      <w:r>
+        <w:t xml:space="preserve"> </w:t>
+      </w:r>
+      <w:r>
+        <w:t xml:space="preserve">khiển bot, giữ kín, đừng đẩy lên Git.</w:t>
+      </w:r>
+    </w:p>
+    <w:p>
+      <w:pPr>
+        <w:pStyle w:val="SourceCode"/>
+      </w:pPr>
+      <w:r>
+        <w:rPr>
+          <w:rStyle w:val="VerbatimChar"/>
+        </w:rPr>
+        <w:t xml:space="preserve">123456789:AAH-xyz...ABCdef   &lt;- token, dáng thế này</w:t>
+      </w:r>
+    </w:p>
+    <w:bookmarkEnd w:id="21"/>
+    <w:bookmarkStart w:id="22" w:name="tạo-nhóm-có-topics"/>
+    <w:p>
+      <w:pPr>
+        <w:pStyle w:val="Heading2"/>
+      </w:pPr>
+      <w:r>
+        <w:t xml:space="preserve">Tạo nhóm có Topics</w:t>
+      </w:r>
+    </w:p>
+    <w:p>
+      <w:pPr>
+        <w:pStyle w:val="FirstParagraph"/>
+      </w:pPr>
+      <w:r>
+        <w:t xml:space="preserve">Tiếp theo là không gian làm việc: một nhóm bật Forum Topics.</w:t>
+      </w:r>
+    </w:p>
+    <w:p>
+      <w:pPr>
+        <w:pStyle w:val="BodyText"/>
+      </w:pPr>
+      <w:r>
+        <w:t xml:space="preserve">Tạo nhóm mới, thêm bot vừa tạo vào làm quản trị viên. Vào cài đặt, bật Topics</w:t>
+      </w:r>
+      <w:r>
+        <w:t xml:space="preserve"> </w:t>
+      </w:r>
+      <w:r>
+        <w:t xml:space="preserve">(cần nhóm dạng supergroup). Giờ nhóm thành forum, mỗi phiên Claude sẽ tự là một</w:t>
+      </w:r>
+      <w:r>
+        <w:t xml:space="preserve"> </w:t>
+      </w:r>
+      <w:r>
+        <w:t xml:space="preserve">topic.</w:t>
+      </w:r>
+    </w:p>
+    <w:p>
+      <w:pPr>
+        <w:pStyle w:val="BodyText"/>
+      </w:pPr>
+      <w:r>
+        <w:t xml:space="preserve">Lấy</w:t>
+      </w:r>
+      <w:r>
+        <w:t xml:space="preserve"> </w:t>
+      </w:r>
+      <w:r>
+        <w:rPr>
+          <w:rStyle w:val="VerbatimChar"/>
+        </w:rPr>
+        <w:t xml:space="preserve">group_id</w:t>
+      </w:r>
+      <w:r>
+        <w:t xml:space="preserve"> </w:t>
+      </w:r>
+      <w:r>
+        <w:t xml:space="preserve">(số định danh nhóm) bằng cách thêm tạm</w:t>
+      </w:r>
+      <w:r>
+        <w:t xml:space="preserve"> </w:t>
+      </w:r>
+      <w:r>
+        <w:rPr>
+          <w:rStyle w:val="VerbatimChar"/>
+        </w:rPr>
+        <w:t xml:space="preserve">@getidsbot</w:t>
+      </w:r>
+      <w:r>
+        <w:t xml:space="preserve"> </w:t>
+      </w:r>
+      <w:r>
+        <w:t xml:space="preserve">hoặc</w:t>
+      </w:r>
+      <w:r>
+        <w:t xml:space="preserve"> </w:t>
+      </w:r>
+      <w:r>
+        <w:rPr>
+          <w:rStyle w:val="VerbatimChar"/>
+        </w:rPr>
+        <w:t xml:space="preserve">@RawDataBot</w:t>
+      </w:r>
+      <w:r>
+        <w:t xml:space="preserve"> </w:t>
+      </w:r>
+      <w:r>
+        <w:t xml:space="preserve">vào nhóm. Nó báo một số dạng</w:t>
+      </w:r>
+      <w:r>
+        <w:t xml:space="preserve"> </w:t>
+      </w:r>
+      <w:r>
+        <w:rPr>
+          <w:rStyle w:val="VerbatimChar"/>
+        </w:rPr>
+        <w:t xml:space="preserve">-100xxxxxxxxxx</w:t>
+      </w:r>
+      <w:r>
+        <w:t xml:space="preserve">. Ghi lại, rồi xóa bot</w:t>
+      </w:r>
+      <w:r>
+        <w:t xml:space="preserve"> </w:t>
+      </w:r>
+      <w:r>
+        <w:t xml:space="preserve">đó đi.</w:t>
+      </w:r>
+    </w:p>
+    <w:p>
+      <w:pPr>
+        <w:pStyle w:val="BlockText"/>
+      </w:pPr>
+      <w:r>
+        <w:t xml:space="preserve">⚠️</w:t>
       </w:r>
       <w:r>
         <w:t xml:space="preserve"> </w:t>
@@ -2374,214 +2250,6 @@
           <w:b/>
           <w:bCs/>
         </w:rPr>
-        <w:t xml:space="preserve">token API</w:t>
-      </w:r>
-      <w:r>
-        <w:t xml:space="preserve"> </w:t>
-      </w:r>
-      <w:r>
-        <w:t xml:space="preserve">dạng</w:t>
-      </w:r>
-      <w:r>
-        <w:t xml:space="preserve"> </w:t>
-      </w:r>
-      <w:r>
-        <w:rPr>
-          <w:rStyle w:val="VerbatimChar"/>
-        </w:rPr>
-        <w:t xml:space="preserve">123456789:ABCdef...</w:t>
-      </w:r>
-      <w:r>
-        <w:t xml:space="preserve">. Đây là chìa</w:t>
-      </w:r>
-      <w:r>
-        <w:t xml:space="preserve"> </w:t>
-      </w:r>
-      <w:r>
-        <w:t xml:space="preserve">khóa điều khiển bot — giữ kín, đừng đẩy lên Git.</w:t>
-      </w:r>
-    </w:p>
-    <w:p>
-      <w:pPr>
-        <w:pStyle w:val="SourceCode"/>
-      </w:pPr>
-      <w:r>
-        <w:rPr>
-          <w:rStyle w:val="VerbatimChar"/>
-        </w:rPr>
-        <w:t xml:space="preserve">123456789:AAH-xyz...ABCdef   &lt;- token, dáng thế này</w:t>
-      </w:r>
-    </w:p>
-    <w:bookmarkEnd w:id="21"/>
-    <w:bookmarkStart w:id="22" w:name="tạo-nhóm-group-có-topics"/>
-    <w:p>
-      <w:pPr>
-        <w:pStyle w:val="Heading2"/>
-      </w:pPr>
-      <w:r>
-        <w:t xml:space="preserve">Tạo nhóm (group) có Topics</w:t>
-      </w:r>
-    </w:p>
-    <w:p>
-      <w:pPr>
-        <w:pStyle w:val="FirstParagraph"/>
-      </w:pPr>
-      <w:r>
-        <w:t xml:space="preserve">Tiếp theo, tạo không gian làm việc — một nhóm có bật tính năng Forum Topics:</w:t>
-      </w:r>
-    </w:p>
-    <w:p>
-      <w:pPr>
-        <w:pStyle w:val="Compact"/>
-        <w:numPr>
-          <w:ilvl w:val="0"/>
-          <w:numId w:val="1009"/>
-        </w:numPr>
-      </w:pPr>
-      <w:r>
-        <w:t xml:space="preserve">Tạo nhóm mới trong Telegram, thêm bot vừa tạo vào làm</w:t>
-      </w:r>
-      <w:r>
-        <w:t xml:space="preserve"> </w:t>
-      </w:r>
-      <w:r>
-        <w:rPr>
-          <w:b/>
-          <w:bCs/>
-        </w:rPr>
-        <w:t xml:space="preserve">quản trị viên</w:t>
-      </w:r>
-      <w:r>
-        <w:t xml:space="preserve">.</w:t>
-      </w:r>
-    </w:p>
-    <w:p>
-      <w:pPr>
-        <w:pStyle w:val="Compact"/>
-        <w:numPr>
-          <w:ilvl w:val="0"/>
-          <w:numId w:val="1009"/>
-        </w:numPr>
-      </w:pPr>
-      <w:r>
-        <w:t xml:space="preserve">Vào cài đặt nhóm, bật</w:t>
-      </w:r>
-      <w:r>
-        <w:t xml:space="preserve"> </w:t>
-      </w:r>
-      <w:r>
-        <w:rPr>
-          <w:b/>
-          <w:bCs/>
-        </w:rPr>
-        <w:t xml:space="preserve">Topics</w:t>
-      </w:r>
-      <w:r>
-        <w:t xml:space="preserve"> </w:t>
-      </w:r>
-      <w:r>
-        <w:t xml:space="preserve">(cần nhóm dạng supergroup).</w:t>
-      </w:r>
-    </w:p>
-    <w:p>
-      <w:pPr>
-        <w:pStyle w:val="Compact"/>
-        <w:numPr>
-          <w:ilvl w:val="0"/>
-          <w:numId w:val="1009"/>
-        </w:numPr>
-      </w:pPr>
-      <w:r>
-        <w:t xml:space="preserve">Giờ nhóm trở thành forum — mỗi phiên Claude sẽ tự động là một topic.</w:t>
-      </w:r>
-    </w:p>
-    <w:p>
-      <w:pPr>
-        <w:pStyle w:val="FirstParagraph"/>
-      </w:pPr>
-      <w:r>
-        <w:t xml:space="preserve">Lấy</w:t>
-      </w:r>
-      <w:r>
-        <w:t xml:space="preserve"> </w:t>
-      </w:r>
-      <w:r>
-        <w:rPr>
-          <w:b/>
-          <w:bCs/>
-        </w:rPr>
-        <w:t xml:space="preserve">group_id</w:t>
-      </w:r>
-      <w:r>
-        <w:t xml:space="preserve"> </w:t>
-      </w:r>
-      <w:r>
-        <w:t xml:space="preserve">(số định danh nhóm) bằng cách thêm tạm bot</w:t>
-      </w:r>
-      <w:r>
-        <w:t xml:space="preserve"> </w:t>
-      </w:r>
-      <w:r>
-        <w:rPr>
-          <w:rStyle w:val="VerbatimChar"/>
-        </w:rPr>
-        <w:t xml:space="preserve">@getidsbot</w:t>
-      </w:r>
-      <w:r>
-        <w:t xml:space="preserve"> </w:t>
-      </w:r>
-      <w:r>
-        <w:t xml:space="preserve">hoặc</w:t>
-      </w:r>
-      <w:r>
-        <w:t xml:space="preserve"> </w:t>
-      </w:r>
-      <w:r>
-        <w:rPr>
-          <w:rStyle w:val="VerbatimChar"/>
-        </w:rPr>
-        <w:t xml:space="preserve">@RawDataBot</w:t>
-      </w:r>
-      <w:r>
-        <w:t xml:space="preserve"> </w:t>
-      </w:r>
-      <w:r>
-        <w:t xml:space="preserve">vào nhóm. Nó sẽ báo một số dạng</w:t>
-      </w:r>
-      <w:r>
-        <w:t xml:space="preserve"> </w:t>
-      </w:r>
-      <w:r>
-        <w:rPr>
-          <w:rStyle w:val="VerbatimChar"/>
-        </w:rPr>
-        <w:t xml:space="preserve">-100xxxxxxxxxx</w:t>
-      </w:r>
-      <w:r>
-        <w:t xml:space="preserve">. Ghi lại rồi xóa</w:t>
-      </w:r>
-      <w:r>
-        <w:t xml:space="preserve"> </w:t>
-      </w:r>
-      <w:r>
-        <w:t xml:space="preserve">bot đó đi.</w:t>
-      </w:r>
-    </w:p>
-    <w:p>
-      <w:pPr>
-        <w:pStyle w:val="BlockText"/>
-      </w:pPr>
-      <w:r>
-        <w:t xml:space="preserve">⚠️</w:t>
-      </w:r>
-      <w:r>
-        <w:t xml:space="preserve"> </w:t>
-      </w:r>
-      <w:r>
-        <w:rPr>
-          <w:b/>
-          <w:bCs/>
-        </w:rPr>
         <w:t xml:space="preserve">LƯU Ý:</w:t>
       </w:r>
       <w:r>
@@ -2603,13 +2271,13 @@
         <w:t xml:space="preserve"> </w:t>
       </w:r>
       <w:r>
-        <w:t xml:space="preserve">— đó là supergroup. Đúng</w:t>
-      </w:r>
-      <w:r>
-        <w:t xml:space="preserve"> </w:t>
-      </w:r>
-      <w:r>
-        <w:t xml:space="preserve">rồi, đừng tự ý bỏ dấu trừ.</w:t>
+        <w:t xml:space="preserve">vì đó là supergroup. Đúng</w:t>
+      </w:r>
+      <w:r>
+        <w:t xml:space="preserve"> </w:t>
+      </w:r>
+      <w:r>
+        <w:t xml:space="preserve">rồi, đừng tự bỏ dấu trừ.</w:t>
       </w:r>
     </w:p>
     <w:bookmarkEnd w:id="22"/>
@@ -2627,7 +2295,7 @@
         <w:pStyle w:val="FirstParagraph"/>
       </w:pPr>
       <w:r>
-        <w:t xml:space="preserve">Token không nằm trong repo này — nó nằm trong cấu hình của</w:t>
+        <w:t xml:space="preserve">Token không nằm trong repo này, mà nằm trong cấu hình của</w:t>
       </w:r>
       <w:r>
         <w:t xml:space="preserve"> </w:t>
@@ -2639,16 +2307,13 @@
         <w:t xml:space="preserve">ccc</w:t>
       </w:r>
       <w:r>
-        <w:t xml:space="preserve"> </w:t>
-      </w:r>
-      <w:r>
-        <w:t xml:space="preserve">(nguồn dữ liệu</w:t>
-      </w:r>
-      <w:r>
-        <w:t xml:space="preserve"> </w:t>
-      </w:r>
-      <w:r>
-        <w:t xml:space="preserve">chính). Cấu hình một lần:</w:t>
+        <w:t xml:space="preserve">. Cấu hình một</w:t>
+      </w:r>
+      <w:r>
+        <w:t xml:space="preserve"> </w:t>
+      </w:r>
+      <w:r>
+        <w:t xml:space="preserve">lần:</w:t>
       </w:r>
     </w:p>
     <w:p>
@@ -2691,12 +2356,6 @@
         <w:pStyle w:val="FirstParagraph"/>
       </w:pPr>
       <w:r>
-        <w:t xml:space="preserve">Lệnh</w:t>
-      </w:r>
-      <w:r>
-        <w:t xml:space="preserve"> </w:t>
-      </w:r>
-      <w:r>
         <w:rPr>
           <w:rStyle w:val="VerbatimChar"/>
         </w:rPr>
@@ -2706,13 +2365,13 @@
         <w:t xml:space="preserve"> </w:t>
       </w:r>
       <w:r>
-        <w:t xml:space="preserve">thực hiện ba việc: xác thực token, cài hook vào Claude, đăng ký</w:t>
-      </w:r>
-      <w:r>
-        <w:t xml:space="preserve"> </w:t>
-      </w:r>
-      <w:r>
-        <w:t xml:space="preserve">dịch vụ launchd để lắng nghe Telegram. Sau đó cấu hình nhóm:</w:t>
+        <w:t xml:space="preserve">làm ba việc: xác thực token, cài hook vào Claude, đăng ký dịch vụ</w:t>
+      </w:r>
+      <w:r>
+        <w:t xml:space="preserve"> </w:t>
+      </w:r>
+      <w:r>
+        <w:t xml:space="preserve">launchd để lắng nghe Telegram. Xong thì cấu hình nhóm:</w:t>
       </w:r>
     </w:p>
     <w:p>
@@ -2825,7 +2484,7 @@
         <w:pStyle w:val="FirstParagraph"/>
       </w:pPr>
       <w:r>
-        <w:t xml:space="preserve">Bạn phải thấy</w:t>
+        <w:t xml:space="preserve">Phải thấy</w:t>
       </w:r>
       <w:r>
         <w:t xml:space="preserve"> </w:t>
@@ -2861,7 +2520,7 @@
         <w:t xml:space="preserve">chat_id</w:t>
       </w:r>
       <w:r>
-        <w:t xml:space="preserve">. Nếu đủ, phần nền móng xong.</w:t>
+        <w:t xml:space="preserve">. Đủ thì nền móng xong.</w:t>
       </w:r>
     </w:p>
     <w:bookmarkEnd w:id="23"/>
@@ -3008,13 +2667,13 @@
       </w:r>
     </w:p>
     <w:bookmarkEnd w:id="25"/>
-    <w:bookmarkStart w:id="26" w:name="cài-đặt-skill-vào-claude-code"/>
+    <w:bookmarkStart w:id="26" w:name="cài-skill-vào-claude-code"/>
     <w:p>
       <w:pPr>
         <w:pStyle w:val="Heading2"/>
       </w:pPr>
       <w:r>
-        <w:t xml:space="preserve">Cài đặt Skill vào Claude Code</w:t>
+        <w:t xml:space="preserve">Cài Skill vào Claude Code</w:t>
       </w:r>
     </w:p>
     <w:p>
@@ -3022,7 +2681,7 @@
         <w:pStyle w:val="FirstParagraph"/>
       </w:pPr>
       <w:r>
-        <w:t xml:space="preserve">Để Claude hiểu các lệnh điều phối, cài SKILL.md vào nơi Claude Code đọc skill:</w:t>
+        <w:t xml:space="preserve">Để Claude hiểu các lệnh điều phối, cài SKILL.md vào nơi nó đọc skill:</w:t>
       </w:r>
     </w:p>
     <w:p>
@@ -3143,25 +2802,22 @@
         <w:pStyle w:val="FirstParagraph"/>
       </w:pPr>
       <w:r>
-        <w:t xml:space="preserve">Từ giờ, trong một phiên Claude Code, bạn có thể nói tự nhiên:</w:t>
-      </w:r>
-      <w:r>
-        <w:t xml:space="preserve"> </w:t>
-      </w:r>
-      <w:r>
-        <w:t xml:space="preserve">“tạo ba phiên</w:t>
-      </w:r>
-      <w:r>
-        <w:t xml:space="preserve"> </w:t>
-      </w:r>
-      <w:r>
-        <w:t xml:space="preserve">nghiên cứu đối thủ”</w:t>
-      </w:r>
-      <w:r>
-        <w:t xml:space="preserve"> </w:t>
-      </w:r>
-      <w:r>
-        <w:t xml:space="preserve">hoặc</w:t>
+        <w:t xml:space="preserve">Từ giờ, trong một phiên Claude Code, bạn nói tự nhiên được:</w:t>
+      </w:r>
+      <w:r>
+        <w:t xml:space="preserve"> </w:t>
+      </w:r>
+      <w:r>
+        <w:t xml:space="preserve">“tạo ba phiên nghiên</w:t>
+      </w:r>
+      <w:r>
+        <w:t xml:space="preserve"> </w:t>
+      </w:r>
+      <w:r>
+        <w:t xml:space="preserve">cứu đối thủ”</w:t>
+      </w:r>
+      <w:r>
+        <w:t xml:space="preserve">, hoặc</w:t>
       </w:r>
       <w:r>
         <w:t xml:space="preserve"> </w:t>
@@ -3326,13 +2982,13 @@
       </w:r>
     </w:p>
     <w:bookmarkEnd w:id="27"/>
-    <w:bookmarkStart w:id="28" w:name="tùy-chọn-cấu-hình-env"/>
+    <w:bookmarkStart w:id="28" w:name="tùy-chọn-cấu-hình"/>
     <w:p>
       <w:pPr>
         <w:pStyle w:val="Heading2"/>
       </w:pPr>
       <w:r>
-        <w:t xml:space="preserve">Tùy chọn cấu hình (env)</w:t>
+        <w:t xml:space="preserve">Tùy chọn cấu hình</w:t>
       </w:r>
     </w:p>
     <w:p>
@@ -3361,7 +3017,7 @@
         <w:t xml:space="preserve"> </w:t>
       </w:r>
       <w:r>
-        <w:t xml:space="preserve">người dùng không cần đụng. Chỉ bỏ dấu thăng (</w:t>
+        <w:t xml:space="preserve">người dùng không cần đụng tới. Chỉ bỏ dấu thăng (</w:t>
       </w:r>
       <w:r>
         <w:rPr>
@@ -3370,19 +3026,7 @@
         <w:t xml:space="preserve">#</w:t>
       </w:r>
       <w:r>
-        <w:t xml:space="preserve">) và sửa khi:</w:t>
-      </w:r>
-    </w:p>
-    <w:p>
-      <w:pPr>
-        <w:pStyle w:val="Compact"/>
-        <w:numPr>
-          <w:ilvl w:val="0"/>
-          <w:numId w:val="1010"/>
-        </w:numPr>
-      </w:pPr>
-      <w:r>
-        <w:t xml:space="preserve">Binary</w:t>
+        <w:t xml:space="preserve">) và sửa khi binary</w:t>
       </w:r>
       <w:r>
         <w:t xml:space="preserve"> </w:t>
@@ -3409,19 +3053,7 @@
         <w:t xml:space="preserve">CCC_BIN</w:t>
       </w:r>
       <w:r>
-        <w:t xml:space="preserve">).</w:t>
-      </w:r>
-    </w:p>
-    <w:p>
-      <w:pPr>
-        <w:pStyle w:val="Compact"/>
-        <w:numPr>
-          <w:ilvl w:val="0"/>
-          <w:numId w:val="1010"/>
-        </w:numPr>
-      </w:pPr>
-      <w:r>
-        <w:t xml:space="preserve">Thư mục dự án gốc khác mặc định (đặt</w:t>
+        <w:t xml:space="preserve">), hoặc thư mục dự án gốc khác mặc định (đặt</w:t>
       </w:r>
       <w:r>
         <w:t xml:space="preserve"> </w:t>
@@ -3433,7 +3065,7 @@
         <w:t xml:space="preserve">PROJECTS_DIR</w:t>
       </w:r>
       <w:r>
-        <w:t xml:space="preserve">).</w:t>
+        <w:t xml:space="preserve">):</w:t>
       </w:r>
     </w:p>
     <w:p>
@@ -3485,23 +3117,23 @@
         <w:t xml:space="preserve"> </w:t>
       </w:r>
       <w:r>
-        <w:t xml:space="preserve">trỏ tới thư mục iCloud Documents/9. active (đồng bộ qua</w:t>
-      </w:r>
-      <w:r>
-        <w:t xml:space="preserve"> </w:t>
-      </w:r>
-      <w:r>
-        <w:t xml:space="preserve">thiết bị). Nếu bạn dùng thư mục khác, đặt cho đúng.</w:t>
+        <w:t xml:space="preserve">trỏ tới thư mục iCloud Documents/9. active, đồng bộ qua</w:t>
+      </w:r>
+      <w:r>
+        <w:t xml:space="preserve"> </w:t>
+      </w:r>
+      <w:r>
+        <w:t xml:space="preserve">thiết bị. Dùng thư mục khác thì đặt cho đúng.</w:t>
       </w:r>
     </w:p>
     <w:bookmarkEnd w:id="28"/>
-    <w:bookmarkStart w:id="29" w:name="kiểm-tra-cài-đặt"/>
+    <w:bookmarkStart w:id="29" w:name="kiểm-tra"/>
     <w:p>
       <w:pPr>
         <w:pStyle w:val="Heading2"/>
       </w:pPr>
       <w:r>
-        <w:t xml:space="preserve">Kiểm tra cài đặt</w:t>
+        <w:t xml:space="preserve">Kiểm tra</w:t>
       </w:r>
     </w:p>
     <w:p>
@@ -3509,7 +3141,7 @@
         <w:pStyle w:val="FirstParagraph"/>
       </w:pPr>
       <w:r>
-        <w:t xml:space="preserve">Chạy kiểm tra cuối:</w:t>
+        <w:t xml:space="preserve">Chạy kiểm tra cuối cùng:</w:t>
       </w:r>
     </w:p>
     <w:p>
@@ -3547,7 +3179,7 @@
         <w:rPr>
           <w:rStyle w:val="CommentTok"/>
         </w:rPr>
-        <w:t xml:space="preserve"># chưa có phiên nào cũng đúng — chỉ cần không báo lỗi</w:t>
+        <w:t xml:space="preserve"># chưa có phiên nào cũng đúng, chỉ cần không báo lỗi</w:t>
       </w:r>
     </w:p>
     <w:p>
@@ -3555,7 +3187,7 @@
         <w:pStyle w:val="FirstParagraph"/>
       </w:pPr>
       <w:r>
-        <w:t xml:space="preserve">Nếu lệnh chạy mà không lỗi phụ thuộc, cài đặt thành công.</w:t>
+        <w:t xml:space="preserve">Lệnh chạy mà không lỗi phụ thuộc, là cài đặt thành công.</w:t>
       </w:r>
     </w:p>
     <w:p>
@@ -3603,13 +3235,13 @@
         <w:t xml:space="preserve"> </w:t>
       </w:r>
       <w:r>
-        <w:t xml:space="preserve">bot có tự tạo topic và gửi thông báo sẵn sàng hay không. Nếu thấy — toàn bộ</w:t>
-      </w:r>
-      <w:r>
-        <w:t xml:space="preserve"> </w:t>
-      </w:r>
-      <w:r>
-        <w:t xml:space="preserve">đường ống đã thông.</w:t>
+        <w:t xml:space="preserve">bot có tự tạo topic và gửi thông báo sẵn sàng không. Thấy là toàn bộ đường ống</w:t>
+      </w:r>
+      <w:r>
+        <w:t xml:space="preserve"> </w:t>
+      </w:r>
+      <w:r>
+        <w:t xml:space="preserve">đã thông.</w:t>
       </w:r>
     </w:p>
     <w:bookmarkEnd w:id="29"/>
@@ -3628,13 +3260,13 @@
         <w:pStyle w:val="FirstParagraph"/>
       </w:pPr>
       <w:r>
-        <w:t xml:space="preserve">Phiên (session) là đơn vị cơ bản: một Claude Code chạy trong một cửa sổ tmux,</w:t>
-      </w:r>
-      <w:r>
-        <w:t xml:space="preserve"> </w:t>
-      </w:r>
-      <w:r>
-        <w:t xml:space="preserve">gắn với một topic Telegram và một thư mục dự án. Phần này đi qua vòng đời phiên.</w:t>
+        <w:t xml:space="preserve">Phiên là đơn vị cơ bản: một Claude Code chạy trong một cửa sổ tmux, gắn với một</w:t>
+      </w:r>
+      <w:r>
+        <w:t xml:space="preserve"> </w:t>
+      </w:r>
+      <w:r>
+        <w:t xml:space="preserve">topic Telegram và một thư mục dự án. Chương này đi qua vòng đời phiên.</w:t>
       </w:r>
     </w:p>
     <w:bookmarkStart w:id="31" w:name="tạo-phiên-mới"/>
@@ -3689,31 +3321,13 @@
         <w:pStyle w:val="FirstParagraph"/>
       </w:pPr>
       <w:r>
-        <w:t xml:space="preserve">Khi bạn chạy lệnh này, hệ thống thực hiện chín bước tự động:</w:t>
-      </w:r>
-    </w:p>
-    <w:p>
-      <w:pPr>
-        <w:pStyle w:val="Compact"/>
-        <w:numPr>
-          <w:ilvl w:val="0"/>
-          <w:numId w:val="1011"/>
-        </w:numPr>
-      </w:pPr>
-      <w:r>
-        <w:t xml:space="preserve">Kiểm tra tên hợp lệ (chữ thường, gạch ngang, chưa tồn tại).</w:t>
-      </w:r>
-    </w:p>
-    <w:p>
-      <w:pPr>
-        <w:pStyle w:val="Compact"/>
-        <w:numPr>
-          <w:ilvl w:val="0"/>
-          <w:numId w:val="1011"/>
-        </w:numPr>
-      </w:pPr>
-      <w:r>
-        <w:t xml:space="preserve">Tạo thư mục dự án, kèm</w:t>
+        <w:t xml:space="preserve">Chạy lệnh này, hệ thống tự làm chín bước: kiểm tra tên hợp lệ (chữ thường, gạch</w:t>
+      </w:r>
+      <w:r>
+        <w:t xml:space="preserve"> </w:t>
+      </w:r>
+      <w:r>
+        <w:t xml:space="preserve">ngang, chưa tồn tại); tạo thư mục dự án kèm</w:t>
       </w:r>
       <w:r>
         <w:t xml:space="preserve"> </w:t>
@@ -3728,19 +3342,13 @@
         <w:t xml:space="preserve"> </w:t>
       </w:r>
       <w:r>
-        <w:t xml:space="preserve">cho phép bỏ qua prompt quyền.</w:t>
-      </w:r>
-    </w:p>
-    <w:p>
-      <w:pPr>
-        <w:pStyle w:val="Compact"/>
-        <w:numPr>
-          <w:ilvl w:val="0"/>
-          <w:numId w:val="1011"/>
-        </w:numPr>
-      </w:pPr>
-      <w:r>
-        <w:t xml:space="preserve">Tạo topic Telegram qua API, nhận</w:t>
+        <w:t xml:space="preserve">để bỏ qua</w:t>
+      </w:r>
+      <w:r>
+        <w:t xml:space="preserve"> </w:t>
+      </w:r>
+      <w:r>
+        <w:t xml:space="preserve">prompt quyền; tạo topic Telegram qua API, nhận</w:t>
       </w:r>
       <w:r>
         <w:t xml:space="preserve"> </w:t>
@@ -3752,31 +3360,13 @@
         <w:t xml:space="preserve">topic_id</w:t>
       </w:r>
       <w:r>
-        <w:t xml:space="preserve">.</w:t>
-      </w:r>
-    </w:p>
-    <w:p>
-      <w:pPr>
-        <w:pStyle w:val="Compact"/>
-        <w:numPr>
-          <w:ilvl w:val="0"/>
-          <w:numId w:val="1011"/>
-        </w:numPr>
-      </w:pPr>
-      <w:r>
-        <w:t xml:space="preserve">Mở cửa sổ tmux mới.</w:t>
-      </w:r>
-    </w:p>
-    <w:p>
-      <w:pPr>
-        <w:pStyle w:val="Compact"/>
-        <w:numPr>
-          <w:ilvl w:val="0"/>
-          <w:numId w:val="1011"/>
-        </w:numPr>
-      </w:pPr>
-      <w:r>
-        <w:t xml:space="preserve">Khởi động Claude trong cửa sổ đó qua</w:t>
+        <w:t xml:space="preserve">; mở cửa sổ tmux mới;</w:t>
+      </w:r>
+      <w:r>
+        <w:t xml:space="preserve"> </w:t>
+      </w:r>
+      <w:r>
+        <w:t xml:space="preserve">khởi động Claude qua</w:t>
       </w:r>
       <w:r>
         <w:t xml:space="preserve"> </w:t>
@@ -3788,60 +3378,24 @@
         <w:t xml:space="preserve">ccc run</w:t>
       </w:r>
       <w:r>
-        <w:t xml:space="preserve">.</w:t>
-      </w:r>
-    </w:p>
-    <w:p>
-      <w:pPr>
-        <w:pStyle w:val="Compact"/>
-        <w:numPr>
-          <w:ilvl w:val="0"/>
-          <w:numId w:val="1011"/>
-        </w:numPr>
-      </w:pPr>
-      <w:r>
-        <w:t xml:space="preserve">Đổi tên cửa sổ tmux về đúng tên phiên.</w:t>
-      </w:r>
-    </w:p>
-    <w:p>
-      <w:pPr>
-        <w:pStyle w:val="Compact"/>
-        <w:numPr>
-          <w:ilvl w:val="0"/>
-          <w:numId w:val="1011"/>
-        </w:numPr>
-      </w:pPr>
-      <w:r>
-        <w:t xml:space="preserve">Ghi vào cấu hình ccc (topic, đường dẫn, cửa sổ).</w:t>
-      </w:r>
-    </w:p>
-    <w:p>
-      <w:pPr>
-        <w:pStyle w:val="Compact"/>
-        <w:numPr>
-          <w:ilvl w:val="0"/>
-          <w:numId w:val="1011"/>
-        </w:numPr>
-      </w:pPr>
-      <w:r>
-        <w:t xml:space="preserve">Ghi vào registry (mục đích, trạng thái active).</w:t>
-      </w:r>
-    </w:p>
-    <w:p>
-      <w:pPr>
-        <w:pStyle w:val="Compact"/>
-        <w:numPr>
-          <w:ilvl w:val="0"/>
-          <w:numId w:val="1011"/>
-        </w:numPr>
-      </w:pPr>
-      <w:r>
-        <w:t xml:space="preserve">Gửi thông báo sẵn sàng vào topic.</w:t>
-      </w:r>
-    </w:p>
-    <w:p>
-      <w:pPr>
-        <w:pStyle w:val="FirstParagraph"/>
+        <w:t xml:space="preserve">; đổi tên cửa sổ tmux về đúng tên phiên; ghi vào</w:t>
+      </w:r>
+      <w:r>
+        <w:t xml:space="preserve"> </w:t>
+      </w:r>
+      <w:r>
+        <w:t xml:space="preserve">cấu hình ccc (topic, đường dẫn, cửa sổ); ghi vào registry (mục đích, trạng thái</w:t>
+      </w:r>
+      <w:r>
+        <w:t xml:space="preserve"> </w:t>
+      </w:r>
+      <w:r>
+        <w:t xml:space="preserve">active); gửi thông báo sẵn sàng vào topic.</w:t>
+      </w:r>
+    </w:p>
+    <w:p>
+      <w:pPr>
+        <w:pStyle w:val="BodyText"/>
       </w:pPr>
       <w:r>
         <w:t xml:space="preserve">Bạn sẽ thấy trên Telegram:</w:t>
@@ -3932,7 +3486,7 @@
         <w:t xml:space="preserve"> </w:t>
       </w:r>
       <w:r>
-        <w:t xml:space="preserve">Quy tắc đặt tên: chữ thường, gạch ngang, ngắn gọn. Tên tốt:</w:t>
+        <w:t xml:space="preserve">Quy tắc đặt tên: chữ thường, gạch ngang, ngắn. Tên tốt:</w:t>
       </w:r>
       <w:r>
         <w:t xml:space="preserve"> </w:t>
@@ -3980,13 +3534,13 @@
         <w:t xml:space="preserve">My Session!</w:t>
       </w:r>
       <w:r>
-        <w:t xml:space="preserve">,</w:t>
-      </w:r>
-      <w:r>
-        <w:t xml:space="preserve"> </w:t>
-      </w:r>
-      <w:r>
-        <w:t xml:space="preserve">chứa dấu tiếng Việt hoặc ký tự lạ.</w:t>
+        <w:t xml:space="preserve">, có</w:t>
+      </w:r>
+      <w:r>
+        <w:t xml:space="preserve"> </w:t>
+      </w:r>
+      <w:r>
+        <w:t xml:space="preserve">dấu tiếng Việt hoặc ký tự lạ.</w:t>
       </w:r>
     </w:p>
     <w:bookmarkEnd w:id="31"/>
@@ -4004,13 +3558,13 @@
         <w:pStyle w:val="FirstParagraph"/>
       </w:pPr>
       <w:r>
-        <w:t xml:space="preserve">Có hai cách. Cách tự nhiên nhất: gõ trực tiếp trong topic Telegram — Claude nhận</w:t>
-      </w:r>
-      <w:r>
-        <w:t xml:space="preserve"> </w:t>
-      </w:r>
-      <w:r>
-        <w:t xml:space="preserve">ngay. Cách thứ hai, từ terminal:</w:t>
+        <w:t xml:space="preserve">Có hai cách. Tự nhiên nhất: gõ trực tiếp trong topic Telegram, Claude nhận ngay.</w:t>
+      </w:r>
+      <w:r>
+        <w:t xml:space="preserve"> </w:t>
+      </w:r>
+      <w:r>
+        <w:t xml:space="preserve">Cách thứ hai, từ terminal:</w:t>
       </w:r>
     </w:p>
     <w:p>
@@ -4047,7 +3601,7 @@
         <w:t xml:space="preserve"> </w:t>
       </w:r>
       <w:r>
-        <w:t xml:space="preserve">gian lệnh cuối. Nếu cửa sổ đã chết, nó xử lý theo cài đặt tự khởi động lại.</w:t>
+        <w:t xml:space="preserve">gian lệnh cuối. Cửa sổ đã chết thì xử lý theo cài đặt tự khởi động lại.</w:t>
       </w:r>
     </w:p>
     <w:bookmarkEnd w:id="32"/>
@@ -4076,7 +3630,7 @@
         <w:pStyle w:val="FirstParagraph"/>
       </w:pPr>
       <w:r>
-        <w:t xml:space="preserve">Kết quả dạng bảng, cho bạn bức tranh toàn đội:</w:t>
+        <w:t xml:space="preserve">Kết quả dạng bảng, cho bạn bức tranh cả đội:</w:t>
       </w:r>
     </w:p>
     <w:p>
@@ -4134,23 +3688,23 @@
         <w:pStyle w:val="FirstParagraph"/>
       </w:pPr>
       <w:r>
-        <w:t xml:space="preserve">Trạng thái được suy ra từ việc cửa sổ tmux có còn tồn tại hay không: xanh khi</w:t>
-      </w:r>
-      <w:r>
-        <w:t xml:space="preserve"> </w:t>
-      </w:r>
-      <w:r>
-        <w:t xml:space="preserve">đang chạy, vàng khi nhàn rỗi, đỏ khi đã tắt, xám khi chưa theo dõi.</w:t>
+        <w:t xml:space="preserve">Trạng thái được suy ra từ việc cửa sổ tmux có còn tồn tại: xanh khi đang chạy,</w:t>
+      </w:r>
+      <w:r>
+        <w:t xml:space="preserve"> </w:t>
+      </w:r>
+      <w:r>
+        <w:t xml:space="preserve">vàng khi nhàn rỗi, đỏ khi tắt, xám khi chưa theo dõi.</w:t>
       </w:r>
     </w:p>
     <w:bookmarkEnd w:id="33"/>
-    <w:bookmarkStart w:id="34" w:name="kiểm-tra-sức-khỏe-một-phiên"/>
+    <w:bookmarkStart w:id="34" w:name="kiểm-tra-sức-khỏe"/>
     <w:p>
       <w:pPr>
         <w:pStyle w:val="Heading2"/>
       </w:pPr>
       <w:r>
-        <w:t xml:space="preserve">Kiểm tra sức khỏe một phiên</w:t>
+        <w:t xml:space="preserve">Kiểm tra sức khỏe</w:t>
       </w:r>
     </w:p>
     <w:p>
@@ -4175,19 +3729,19 @@
         <w:pStyle w:val="FirstParagraph"/>
       </w:pPr>
       <w:r>
-        <w:t xml:space="preserve">Lệnh kiểm tra ba lớp: cửa sổ tmux còn không, tiến trình Claude có đang chạy</w:t>
-      </w:r>
-      <w:r>
-        <w:t xml:space="preserve"> </w:t>
-      </w:r>
-      <w:r>
-        <w:t xml:space="preserve">trong pane không, nội dung pane có dấu hiệu lỗi không. Trả về trạng thái kèm mã</w:t>
-      </w:r>
-      <w:r>
-        <w:t xml:space="preserve"> </w:t>
-      </w:r>
-      <w:r>
-        <w:t xml:space="preserve">thoát, hữu ích khi viết script tự động.</w:t>
+        <w:t xml:space="preserve">Lệnh kiểm tra ba lớp: cửa sổ tmux còn không, tiến trình Claude có chạy trong pane</w:t>
+      </w:r>
+      <w:r>
+        <w:t xml:space="preserve"> </w:t>
+      </w:r>
+      <w:r>
+        <w:t xml:space="preserve">không, nội dung pane có dấu lỗi không. Trả về trạng thái kèm mã thoát, có ích khi</w:t>
+      </w:r>
+      <w:r>
+        <w:t xml:space="preserve"> </w:t>
+      </w:r>
+      <w:r>
+        <w:t xml:space="preserve">viết script tự động.</w:t>
       </w:r>
     </w:p>
     <w:bookmarkEnd w:id="34"/>
@@ -4234,13 +3788,13 @@
         <w:t xml:space="preserve">/exit</w:t>
       </w:r>
       <w:r>
-        <w:t xml:space="preserve">, đợi, ép đóng cửa sổ nếu còn, dọn cấu hình ccc</w:t>
-      </w:r>
-      <w:r>
-        <w:t xml:space="preserve"> </w:t>
-      </w:r>
-      <w:r>
-        <w:t xml:space="preserve">và đánh dấu registry là</w:t>
+        <w:t xml:space="preserve">, đợi, ép đóng cửa sổ nếu còn, dọn cấu hình ccc,</w:t>
+      </w:r>
+      <w:r>
+        <w:t xml:space="preserve"> </w:t>
+      </w:r>
+      <w:r>
+        <w:t xml:space="preserve">đánh dấu registry là</w:t>
       </w:r>
       <w:r>
         <w:t xml:space="preserve"> </w:t>
@@ -4252,13 +3806,13 @@
         <w:t xml:space="preserve">terminated</w:t>
       </w:r>
       <w:r>
-        <w:t xml:space="preserve">. Khi dùng qua skill, bước này sẽ hỏi xác</w:t>
-      </w:r>
-      <w:r>
-        <w:t xml:space="preserve"> </w:t>
-      </w:r>
-      <w:r>
-        <w:t xml:space="preserve">nhận bằng nút bấm trên Telegram (rule R-01) — tránh xóa nhầm.</w:t>
+        <w:t xml:space="preserve">. Qua skill, bước này hỏi xác nhận bằng nút bấm</w:t>
+      </w:r>
+      <w:r>
+        <w:t xml:space="preserve"> </w:t>
+      </w:r>
+      <w:r>
+        <w:t xml:space="preserve">trên Telegram (rule R-01), tránh xóa nhầm.</w:t>
       </w:r>
     </w:p>
     <w:bookmarkEnd w:id="35"/>
@@ -4276,7 +3830,7 @@
         <w:pStyle w:val="FirstParagraph"/>
       </w:pPr>
       <w:r>
-        <w:t xml:space="preserve">Đây là thao tác tinh tế: bạn muốn đổi thư mục làm việc của một phiên nhưng</w:t>
+        <w:t xml:space="preserve">Thao tác tinh tế: bạn muốn đổi thư mục làm việc của một phiên, nhưng</w:t>
       </w:r>
       <w:r>
         <w:t xml:space="preserve"> </w:t>
@@ -4303,10 +3857,7 @@
         <w:t xml:space="preserve">nguyên topic</w:t>
       </w:r>
       <w:r>
-        <w:t xml:space="preserve"> </w:t>
-      </w:r>
-      <w:r>
-        <w:t xml:space="preserve">— để lịch sử chat và danh tính phiên không đổi.</w:t>
+        <w:t xml:space="preserve">, để lịch sử chat và danh tính phiên không đổi.</w:t>
       </w:r>
     </w:p>
     <w:p>
@@ -4314,7 +3865,7 @@
         <w:pStyle w:val="BodyText"/>
       </w:pPr>
       <w:r>
-        <w:t xml:space="preserve">Đây là thao tác</w:t>
+        <w:t xml:space="preserve">Nói rõ: đây là thao tác</w:t>
       </w:r>
       <w:r>
         <w:t xml:space="preserve"> </w:t>
@@ -4327,35 +3878,17 @@
         <w:t xml:space="preserve">tạo lại (recreate)</w:t>
       </w:r>
       <w:r>
-        <w:t xml:space="preserve">, không phải chỉ cập nhật cấu hình (rule</w:t>
-      </w:r>
-      <w:r>
-        <w:t xml:space="preserve"> </w:t>
-      </w:r>
-      <w:r>
-        <w:t xml:space="preserve">R-23). Trình tự:</w:t>
-      </w:r>
-    </w:p>
-    <w:p>
-      <w:pPr>
-        <w:pStyle w:val="Compact"/>
-        <w:numPr>
-          <w:ilvl w:val="0"/>
-          <w:numId w:val="1012"/>
-        </w:numPr>
-      </w:pPr>
-      <w:r>
-        <w:t xml:space="preserve">Đọc thông tin cũ (cửa sổ, topic, đường dẫn).</w:t>
-      </w:r>
-    </w:p>
-    <w:p>
-      <w:pPr>
-        <w:pStyle w:val="Compact"/>
-        <w:numPr>
-          <w:ilvl w:val="0"/>
-          <w:numId w:val="1012"/>
-        </w:numPr>
-      </w:pPr>
+        <w:t xml:space="preserve">, không phải chỉ cập nhật cấu hình</w:t>
+      </w:r>
+      <w:r>
+        <w:t xml:space="preserve"> </w:t>
+      </w:r>
+      <w:r>
+        <w:t xml:space="preserve">(rule R-23). Trình tự bảy bước. Đọc thông tin cũ (cửa sổ, topic, đường dẫn).</w:t>
+      </w:r>
+      <w:r>
+        <w:t xml:space="preserve"> </w:t>
+      </w:r>
       <w:r>
         <w:t xml:space="preserve">Đổi tên cửa sổ cũ thành</w:t>
       </w:r>
@@ -4369,34 +3902,13 @@
         <w:t xml:space="preserve">ten-session-old</w:t>
       </w:r>
       <w:r>
-        <w:t xml:space="preserve"> </w:t>
-      </w:r>
-      <w:r>
-        <w:t xml:space="preserve">(tránh nhầm khi tìm kiếm).</w:t>
-      </w:r>
-    </w:p>
-    <w:p>
-      <w:pPr>
-        <w:pStyle w:val="Compact"/>
-        <w:numPr>
-          <w:ilvl w:val="0"/>
-          <w:numId w:val="1012"/>
-        </w:numPr>
-      </w:pPr>
-      <w:r>
-        <w:t xml:space="preserve">Tạo thư mục mới, kèm cấu hình bỏ quyền.</w:t>
-      </w:r>
-    </w:p>
-    <w:p>
-      <w:pPr>
-        <w:pStyle w:val="Compact"/>
-        <w:numPr>
-          <w:ilvl w:val="0"/>
-          <w:numId w:val="1012"/>
-        </w:numPr>
-      </w:pPr>
-      <w:r>
-        <w:t xml:space="preserve">Mở cửa sổ tmux mới, chạy</w:t>
+        <w:t xml:space="preserve">, tránh nhầm khi tìm kiếm. Tạo thư mục</w:t>
+      </w:r>
+      <w:r>
+        <w:t xml:space="preserve"> </w:t>
+      </w:r>
+      <w:r>
+        <w:t xml:space="preserve">mới kèm cấu hình bỏ quyền. Mở cửa sổ tmux mới, chạy</w:t>
       </w:r>
       <w:r>
         <w:t xml:space="preserve"> </w:t>
@@ -4408,19 +3920,53 @@
         <w:t xml:space="preserve">ccc run</w:t>
       </w:r>
       <w:r>
-        <w:t xml:space="preserve">.</w:t>
-      </w:r>
-    </w:p>
-    <w:p>
-      <w:pPr>
-        <w:pStyle w:val="Compact"/>
-        <w:numPr>
-          <w:ilvl w:val="0"/>
-          <w:numId w:val="1012"/>
-        </w:numPr>
-      </w:pPr>
-      <w:r>
-        <w:t xml:space="preserve">Cập nhật cấu hình ccc: đường dẫn + cửa sổ mới,</w:t>
+        <w:t xml:space="preserve">. Cập nhật cấu hình</w:t>
+      </w:r>
+      <w:r>
+        <w:t xml:space="preserve"> </w:t>
+      </w:r>
+      <w:r>
+        <w:t xml:space="preserve">ccc: đường dẫn và cửa sổ mới, giữ nguyên</w:t>
+      </w:r>
+      <w:r>
+        <w:t xml:space="preserve"> </w:t>
+      </w:r>
+      <w:r>
+        <w:rPr>
+          <w:rStyle w:val="VerbatimChar"/>
+        </w:rPr>
+        <w:t xml:space="preserve">topic_id</w:t>
+      </w:r>
+      <w:r>
+        <w:t xml:space="preserve">. Cập nhật registry. Đóng cửa</w:t>
+      </w:r>
+      <w:r>
+        <w:t xml:space="preserve"> </w:t>
+      </w:r>
+      <w:r>
+        <w:t xml:space="preserve">sổ cũ, kiểm tra đã thực sự tắt. Cuối cùng, thông báo vào topic.</w:t>
+      </w:r>
+    </w:p>
+    <w:p>
+      <w:pPr>
+        <w:pStyle w:val="BodyText"/>
+      </w:pPr>
+      <w:r>
+        <w:t xml:space="preserve">Sau bước này, bạn vẫn chat trong cùng topic, nhưng Claude giờ làm việc ở thư mục</w:t>
+      </w:r>
+      <w:r>
+        <w:t xml:space="preserve"> </w:t>
+      </w:r>
+      <w:r>
+        <w:t xml:space="preserve">mới.</w:t>
+      </w:r>
+    </w:p>
+    <w:p>
+      <w:pPr>
+        <w:pStyle w:val="BlockText"/>
+      </w:pPr>
+      <w:r>
+        <w:t xml:space="preserve">⚠️</w:t>
       </w:r>
       <w:r>
         <w:t xml:space="preserve"> </w:t>
@@ -4430,90 +3976,19 @@
           <w:b/>
           <w:bCs/>
         </w:rPr>
-        <w:t xml:space="preserve">giữ nguyên topic_id</w:t>
-      </w:r>
-      <w:r>
-        <w:t xml:space="preserve">.</w:t>
-      </w:r>
-    </w:p>
-    <w:p>
-      <w:pPr>
-        <w:pStyle w:val="Compact"/>
-        <w:numPr>
-          <w:ilvl w:val="0"/>
-          <w:numId w:val="1012"/>
-        </w:numPr>
-      </w:pPr>
-      <w:r>
-        <w:t xml:space="preserve">Cập nhật registry.</w:t>
-      </w:r>
-    </w:p>
-    <w:p>
-      <w:pPr>
-        <w:pStyle w:val="Compact"/>
-        <w:numPr>
-          <w:ilvl w:val="0"/>
-          <w:numId w:val="1012"/>
-        </w:numPr>
-      </w:pPr>
-      <w:r>
-        <w:t xml:space="preserve">Đóng cửa sổ cũ, kiểm tra đã thực sự tắt.</w:t>
-      </w:r>
-    </w:p>
-    <w:p>
-      <w:pPr>
-        <w:pStyle w:val="Compact"/>
-        <w:numPr>
-          <w:ilvl w:val="0"/>
-          <w:numId w:val="1012"/>
-        </w:numPr>
-      </w:pPr>
-      <w:r>
-        <w:t xml:space="preserve">Thông báo vào topic.</w:t>
-      </w:r>
-    </w:p>
-    <w:p>
-      <w:pPr>
-        <w:pStyle w:val="FirstParagraph"/>
-      </w:pPr>
-      <w:r>
-        <w:t xml:space="preserve">Sau bước này, bạn vẫn chat trong cùng một topic, nhưng Claude giờ làm việc trong</w:t>
-      </w:r>
-      <w:r>
-        <w:t xml:space="preserve"> </w:t>
-      </w:r>
-      <w:r>
-        <w:t xml:space="preserve">thư mục mới.</w:t>
-      </w:r>
-    </w:p>
-    <w:p>
-      <w:pPr>
-        <w:pStyle w:val="BlockText"/>
-      </w:pPr>
-      <w:r>
-        <w:t xml:space="preserve">⚠️</w:t>
-      </w:r>
-      <w:r>
-        <w:t xml:space="preserve"> </w:t>
-      </w:r>
-      <w:r>
-        <w:rPr>
-          <w:b/>
-          <w:bCs/>
-        </w:rPr>
         <w:t xml:space="preserve">LƯU Ý:</w:t>
       </w:r>
       <w:r>
         <w:t xml:space="preserve"> </w:t>
       </w:r>
       <w:r>
-        <w:t xml:space="preserve">Sai lầm phổ biến (và là lý do rule R-23 tồn tại): chỉ cập nhật</w:t>
-      </w:r>
-      <w:r>
-        <w:t xml:space="preserve"> </w:t>
-      </w:r>
-      <w:r>
-        <w:t xml:space="preserve">cấu hình mà không tạo cửa sổ tmux mới, không chạy</w:t>
+        <w:t xml:space="preserve">Sai lầm phổ biến, và là lý do rule R-23 tồn tại: chỉ cập nhật cấu</w:t>
+      </w:r>
+      <w:r>
+        <w:t xml:space="preserve"> </w:t>
+      </w:r>
+      <w:r>
+        <w:t xml:space="preserve">hình mà quên tạo cửa sổ tmux mới, quên chạy</w:t>
       </w:r>
       <w:r>
         <w:t xml:space="preserve"> </w:t>
@@ -4525,19 +4000,19 @@
         <w:t xml:space="preserve">ccc run</w:t>
       </w:r>
       <w:r>
-        <w:t xml:space="preserve">, không đóng phiên</w:t>
-      </w:r>
-      <w:r>
-        <w:t xml:space="preserve"> </w:t>
-      </w:r>
-      <w:r>
-        <w:t xml:space="preserve">cũ. Kết quả: cấu hình nói thư mục mới nhưng Claude vẫn đang chạy ở thư mục cũ.</w:t>
-      </w:r>
-      <w:r>
-        <w:t xml:space="preserve"> </w:t>
-      </w:r>
-      <w:r>
-        <w:t xml:space="preserve">Phải làm đủ bảy bước.</w:t>
+        <w:t xml:space="preserve">, quên đóng phiên cũ.</w:t>
+      </w:r>
+      <w:r>
+        <w:t xml:space="preserve"> </w:t>
+      </w:r>
+      <w:r>
+        <w:t xml:space="preserve">Kết quả là cấu hình nói thư mục mới, còn Claude vẫn chạy ở thư mục cũ. Phải làm</w:t>
+      </w:r>
+      <w:r>
+        <w:t xml:space="preserve"> </w:t>
+      </w:r>
+      <w:r>
+        <w:t xml:space="preserve">đủ bảy bước.</w:t>
       </w:r>
     </w:p>
     <w:bookmarkEnd w:id="36"/>
@@ -4556,13 +4031,13 @@
         <w:pStyle w:val="FirstParagraph"/>
       </w:pPr>
       <w:r>
-        <w:t xml:space="preserve">Đây là phần tạo nên sự khác biệt cốt lõi của repo. Một relay đơn giản chỉ nối</w:t>
-      </w:r>
-      <w:r>
-        <w:t xml:space="preserve"> </w:t>
-      </w:r>
-      <w:r>
-        <w:t xml:space="preserve">một Claude với một chat. Repo này thêm ba chiều</w:t>
+        <w:t xml:space="preserve">Đây là phần tạo nên khác biệt cốt lõi của repo. Relay đơn giản chỉ nối một Claude</w:t>
+      </w:r>
+      <w:r>
+        <w:t xml:space="preserve"> </w:t>
+      </w:r>
+      <w:r>
+        <w:t xml:space="preserve">với một chat. Repo này thêm ba chiều</w:t>
       </w:r>
       <w:r>
         <w:t xml:space="preserve"> </w:t>
@@ -4580,7 +4055,7 @@
         <w:pStyle w:val="Heading2"/>
       </w:pPr>
       <w:r>
-        <w:t xml:space="preserve">Multi-session — nhiều Claude song song</w:t>
+        <w:t xml:space="preserve">Multi-session, nhiều Claude song song</w:t>
       </w:r>
     </w:p>
     <w:p>
@@ -4594,13 +4069,13 @@
         <w:t xml:space="preserve"> </w:t>
       </w:r>
       <w:r>
-        <w:t xml:space="preserve">có thể chạy mười phiên cùng lúc (thực tế giới hạn bởi RAM và CPU, thường mười</w:t>
-      </w:r>
-      <w:r>
-        <w:t xml:space="preserve"> </w:t>
-      </w:r>
-      <w:r>
-        <w:t xml:space="preserve">đến hai mươi phiên trên một máy thường).</w:t>
+        <w:t xml:space="preserve">chạy được mười phiên cùng lúc (giới hạn thực tế là RAM và CPU, thường mười đến</w:t>
+      </w:r>
+      <w:r>
+        <w:t xml:space="preserve"> </w:t>
+      </w:r>
+      <w:r>
+        <w:t xml:space="preserve">hai mươi trên một máy thường).</w:t>
       </w:r>
     </w:p>
     <w:p>
@@ -4608,13 +4083,7 @@
         <w:pStyle w:val="BodyText"/>
       </w:pPr>
       <w:r>
-        <w:t xml:space="preserve">Khi bạn tạo nhiều phiên, mỗi cái tự động có một topic Telegram. Mở nhóm forum,</w:t>
-      </w:r>
-      <w:r>
-        <w:t xml:space="preserve"> </w:t>
-      </w:r>
-      <w:r>
-        <w:t xml:space="preserve">bạn thấy:</w:t>
+        <w:t xml:space="preserve">Tạo nhiều phiên, mỗi cái tự có một topic Telegram. Mở nhóm forum, bạn thấy:</w:t>
       </w:r>
     </w:p>
     <w:p>
@@ -4688,7 +4157,7 @@
         <w:pStyle w:val="Heading2"/>
       </w:pPr>
       <w:r>
-        <w:t xml:space="preserve">Multi-topic — mỗi phiên một kênh</w:t>
+        <w:t xml:space="preserve">Multi-topic, mỗi phiên một kênh</w:t>
       </w:r>
     </w:p>
     <w:p>
@@ -4696,13 +4165,13 @@
         <w:pStyle w:val="FirstParagraph"/>
       </w:pPr>
       <w:r>
-        <w:t xml:space="preserve">Telegram Forum Topics biến một nhóm thành nhiều kênh (giống Slack channels).</w:t>
-      </w:r>
-      <w:r>
-        <w:t xml:space="preserve"> </w:t>
-      </w:r>
-      <w:r>
-        <w:t xml:space="preserve">Khi tạo phiên, hệ thống gọi API</w:t>
+        <w:t xml:space="preserve">Telegram Forum Topics biến nhóm thành nhiều kênh (như Slack channels). Khi tạo</w:t>
+      </w:r>
+      <w:r>
+        <w:t xml:space="preserve"> </w:t>
+      </w:r>
+      <w:r>
+        <w:t xml:space="preserve">phiên, hệ thống gọi API</w:t>
       </w:r>
       <w:r>
         <w:t xml:space="preserve"> </w:t>
@@ -4726,13 +4195,13 @@
         <w:t xml:space="preserve">topic_id</w:t>
       </w:r>
       <w:r>
-        <w:t xml:space="preserve">, và map</w:t>
-      </w:r>
-      <w:r>
-        <w:t xml:space="preserve"> </w:t>
-      </w:r>
-      <w:r>
-        <w:t xml:space="preserve">một-một phiên với topic.</w:t>
+        <w:t xml:space="preserve">, map một-một phiên</w:t>
+      </w:r>
+      <w:r>
+        <w:t xml:space="preserve"> </w:t>
+      </w:r>
+      <w:r>
+        <w:t xml:space="preserve">với topic.</w:t>
       </w:r>
     </w:p>
     <w:p>
@@ -4740,7 +4209,7 @@
         <w:pStyle w:val="BodyText"/>
       </w:pPr>
       <w:r>
-        <w:t xml:space="preserve">Hướng ra: khi Claude trả lời, hook của ccc tra</w:t>
+        <w:t xml:space="preserve">Hướng ra cũng vậy: Claude trả lời, hook của ccc tra</w:t>
       </w:r>
       <w:r>
         <w:t xml:space="preserve"> </w:t>
@@ -4755,13 +4224,13 @@
         <w:t xml:space="preserve"> </w:t>
       </w:r>
       <w:r>
-        <w:t xml:space="preserve">của phiên hiện tại, gửi</w:t>
-      </w:r>
-      <w:r>
-        <w:t xml:space="preserve"> </w:t>
-      </w:r>
-      <w:r>
-        <w:t xml:space="preserve">vào đúng topic. Bạn không bao giờ bị lẫn phản hồi giữa các phiên.</w:t>
+        <w:t xml:space="preserve">của phiên hiện</w:t>
+      </w:r>
+      <w:r>
+        <w:t xml:space="preserve"> </w:t>
+      </w:r>
+      <w:r>
+        <w:t xml:space="preserve">tại, gửi vào đúng topic. Bạn không bao giờ bị lẫn phản hồi giữa các phiên.</w:t>
       </w:r>
     </w:p>
     <w:bookmarkEnd w:id="39"/>
@@ -4771,7 +4240,7 @@
         <w:pStyle w:val="Heading2"/>
       </w:pPr>
       <w:r>
-        <w:t xml:space="preserve">Multi-user / multi-group — một bot, nhiều không gian</w:t>
+        <w:t xml:space="preserve">Multi-user / multi-group, một bot nhiều không gian</w:t>
       </w:r>
     </w:p>
     <w:p>
@@ -4789,13 +4258,10 @@
           <w:b/>
           <w:bCs/>
         </w:rPr>
-        <w:t xml:space="preserve">Một bot token có thể phục vụ nhiều nhóm khác nhau</w:t>
-      </w:r>
-      <w:r>
-        <w:t xml:space="preserve"> </w:t>
-      </w:r>
-      <w:r>
-        <w:t xml:space="preserve">—</w:t>
+        <w:t xml:space="preserve">Một bot token phục vụ nhiều nhóm khác nhau</w:t>
+      </w:r>
+      <w:r>
+        <w:t xml:space="preserve">, vì</w:t>
       </w:r>
       <w:r>
         <w:t xml:space="preserve"> </w:t>
@@ -4841,7 +4307,7 @@
         <w:pStyle w:val="FirstParagraph"/>
       </w:pPr>
       <w:r>
-        <w:t xml:space="preserve">Cơ chế routing rất đơn giản:</w:t>
+        <w:t xml:space="preserve">Cơ chế routing rất gọn:</w:t>
       </w:r>
     </w:p>
     <w:p>
@@ -4869,19 +4335,13 @@
         <w:pStyle w:val="FirstParagraph"/>
       </w:pPr>
       <w:r>
-        <w:t xml:space="preserve">Ý nghĩa: bạn có thể có một nhóm cho công ty A, một nhóm cho khách hàng B, một</w:t>
-      </w:r>
-      <w:r>
-        <w:t xml:space="preserve"> </w:t>
-      </w:r>
-      <w:r>
-        <w:t xml:space="preserve">nhóm cá nhân — tất cả dùng chung một bot, nhưng mỗi không gian hoàn toàn tách</w:t>
-      </w:r>
-      <w:r>
-        <w:t xml:space="preserve"> </w:t>
-      </w:r>
-      <w:r>
-        <w:t xml:space="preserve">biệt. Đây chính là</w:t>
+        <w:t xml:space="preserve">Ý nghĩa: một nhóm cho công ty A, một nhóm cho khách B, một nhóm cá nhân, tất cả</w:t>
+      </w:r>
+      <w:r>
+        <w:t xml:space="preserve"> </w:t>
+      </w:r>
+      <w:r>
+        <w:t xml:space="preserve">dùng chung một bot nhưng mỗi không gian hoàn toàn tách. Đó chính là</w:t>
       </w:r>
       <w:r>
         <w:t xml:space="preserve"> </w:t>
@@ -4904,26 +4364,16 @@
     </w:p>
     <w:p>
       <w:pPr>
-        <w:pStyle w:val="Compact"/>
-        <w:numPr>
-          <w:ilvl w:val="0"/>
-          <w:numId w:val="1013"/>
-        </w:numPr>
-      </w:pPr>
-      <w:r>
-        <w:t xml:space="preserve">Thêm bot vào nhiều nhóm (mỗi nhóm bật Topics, bot làm quản trị viên).</w:t>
-      </w:r>
-    </w:p>
-    <w:p>
-      <w:pPr>
-        <w:pStyle w:val="Compact"/>
-        <w:numPr>
-          <w:ilvl w:val="0"/>
-          <w:numId w:val="1013"/>
-        </w:numPr>
-      </w:pPr>
-      <w:r>
-        <w:t xml:space="preserve">Trong mỗi nhóm, chạy</w:t>
+        <w:pStyle w:val="FirstParagraph"/>
+      </w:pPr>
+      <w:r>
+        <w:t xml:space="preserve">Ba bước. Thêm bot vào nhiều nhóm, mỗi nhóm bật Topics và bot làm quản trị viên.</w:t>
+      </w:r>
+      <w:r>
+        <w:t xml:space="preserve"> </w:t>
+      </w:r>
+      <w:r>
+        <w:t xml:space="preserve">Trong mỗi nhóm chạy</w:t>
       </w:r>
       <w:r>
         <w:t xml:space="preserve"> </w:t>
@@ -4935,22 +4385,13 @@
         <w:t xml:space="preserve">/new &lt;tên&gt;</w:t>
       </w:r>
       <w:r>
-        <w:t xml:space="preserve"> </w:t>
-      </w:r>
-      <w:r>
-        <w:t xml:space="preserve">— phiên tự gắn với nhóm đó.</w:t>
-      </w:r>
-    </w:p>
-    <w:p>
-      <w:pPr>
-        <w:pStyle w:val="Compact"/>
-        <w:numPr>
-          <w:ilvl w:val="0"/>
-          <w:numId w:val="1013"/>
-        </w:numPr>
-      </w:pPr>
-      <w:r>
-        <w:t xml:space="preserve">Xong. Bot phục vụ tất cả các nhóm song song.</w:t>
+        <w:t xml:space="preserve">, phiên tự gắn với nhóm đó. Xong. Bot phục vụ tất</w:t>
+      </w:r>
+      <w:r>
+        <w:t xml:space="preserve"> </w:t>
+      </w:r>
+      <w:r>
+        <w:t xml:space="preserve">cả song song.</w:t>
       </w:r>
     </w:p>
     <w:p>
@@ -4974,7 +4415,7 @@
         <w:t xml:space="preserve"> </w:t>
       </w:r>
       <w:r>
-        <w:t xml:space="preserve">Khả năng tương thích ngược: phiên cũ không có</w:t>
+        <w:t xml:space="preserve">Tương thích ngược: phiên cũ không có</w:t>
       </w:r>
       <w:r>
         <w:t xml:space="preserve"> </w:t>
@@ -4989,7 +4430,7 @@
         <w:t xml:space="preserve"> </w:t>
       </w:r>
       <w:r>
-        <w:t xml:space="preserve">tự động dùng</w:t>
+        <w:t xml:space="preserve">tự dùng</w:t>
       </w:r>
       <w:r>
         <w:t xml:space="preserve"> </w:t>
@@ -5004,13 +4445,13 @@
         <w:t xml:space="preserve"> </w:t>
       </w:r>
       <w:r>
-        <w:t xml:space="preserve">mặc định ở mức cấu hình. Bạn không cần di chuyển dữ</w:t>
-      </w:r>
-      <w:r>
-        <w:t xml:space="preserve"> </w:t>
-      </w:r>
-      <w:r>
-        <w:t xml:space="preserve">liệu khi nâng cấp lên multi-group.</w:t>
+        <w:t xml:space="preserve">mặc định ở mức cấu hình. Không cần di chuyển dữ liệu khi lên</w:t>
+      </w:r>
+      <w:r>
+        <w:t xml:space="preserve"> </w:t>
+      </w:r>
+      <w:r>
+        <w:t xml:space="preserve">multi-group.</w:t>
       </w:r>
     </w:p>
     <w:bookmarkEnd w:id="40"/>
@@ -5030,13 +4471,13 @@
         <w:pStyle w:val="FirstParagraph"/>
       </w:pPr>
       <w:r>
-        <w:t xml:space="preserve">Khi bạn có nhiều phiên, sẽ có lúc cần gửi cùng một lệnh cho nhiều phiên cùng lúc.</w:t>
-      </w:r>
-      <w:r>
-        <w:t xml:space="preserve"> </w:t>
-      </w:r>
-      <w:r>
-        <w:t xml:space="preserve">Đó là broadcast.</w:t>
+        <w:t xml:space="preserve">Đội đông rồi, sẽ có lúc cần gửi cùng một lệnh cho nhiều phiên cùng lúc. Đó là</w:t>
+      </w:r>
+      <w:r>
+        <w:t xml:space="preserve"> </w:t>
+      </w:r>
+      <w:r>
+        <w:t xml:space="preserve">broadcast.</w:t>
       </w:r>
     </w:p>
     <w:bookmarkStart w:id="43" w:name="cú-pháp"/>
@@ -5084,15 +4525,9 @@
       <w:r>
         <w:t xml:space="preserve">Mục tiêu có ba dạng:</w:t>
       </w:r>
-    </w:p>
-    <w:p>
-      <w:pPr>
-        <w:pStyle w:val="Compact"/>
-        <w:numPr>
-          <w:ilvl w:val="0"/>
-          <w:numId w:val="1014"/>
-        </w:numPr>
-      </w:pPr>
+      <w:r>
+        <w:t xml:space="preserve"> </w:t>
+      </w:r>
       <w:r>
         <w:rPr>
           <w:rStyle w:val="VerbatimChar"/>
@@ -5103,17 +4538,11 @@
         <w:t xml:space="preserve"> </w:t>
       </w:r>
       <w:r>
-        <w:t xml:space="preserve">— tất cả phiên đang active.</w:t>
-      </w:r>
-    </w:p>
-    <w:p>
-      <w:pPr>
-        <w:pStyle w:val="Compact"/>
-        <w:numPr>
-          <w:ilvl w:val="0"/>
-          <w:numId w:val="1014"/>
-        </w:numPr>
-      </w:pPr>
+        <w:t xml:space="preserve">cho tất cả phiên đang active;</w:t>
+      </w:r>
+      <w:r>
+        <w:t xml:space="preserve"> </w:t>
+      </w:r>
       <w:r>
         <w:rPr>
           <w:rStyle w:val="VerbatimChar"/>
@@ -5124,17 +4553,17 @@
         <w:t xml:space="preserve"> </w:t>
       </w:r>
       <w:r>
-        <w:t xml:space="preserve">— các phiên thuộc một nhóm logic.</w:t>
-      </w:r>
-    </w:p>
-    <w:p>
-      <w:pPr>
-        <w:pStyle w:val="Compact"/>
-        <w:numPr>
-          <w:ilvl w:val="0"/>
-          <w:numId w:val="1014"/>
-        </w:numPr>
-      </w:pPr>
+        <w:t xml:space="preserve">cho các phiên</w:t>
+      </w:r>
+      <w:r>
+        <w:t xml:space="preserve"> </w:t>
+      </w:r>
+      <w:r>
+        <w:t xml:space="preserve">thuộc một nhóm logic;</w:t>
+      </w:r>
+      <w:r>
+        <w:t xml:space="preserve"> </w:t>
+      </w:r>
       <w:r>
         <w:rPr>
           <w:rStyle w:val="VerbatimChar"/>
@@ -5145,7 +4574,7 @@
         <w:t xml:space="preserve"> </w:t>
       </w:r>
       <w:r>
-        <w:t xml:space="preserve">— các phiên mang một thẻ nào đó.</w:t>
+        <w:t xml:space="preserve">cho các phiên mang một thẻ nào đó.</w:t>
       </w:r>
     </w:p>
     <w:bookmarkEnd w:id="43"/>
@@ -5163,7 +4592,7 @@
         <w:pStyle w:val="FirstParagraph"/>
       </w:pPr>
       <w:r>
-        <w:t xml:space="preserve">Giả sử bạn muốn nghiên cứu năm đối thủ cùng lúc:</w:t>
+        <w:t xml:space="preserve">Giả sử muốn nghiên cứu năm đối thủ cùng lúc:</w:t>
       </w:r>
     </w:p>
     <w:p>
@@ -5350,13 +4779,13 @@
         <w:pStyle w:val="FirstParagraph"/>
       </w:pPr>
       <w:r>
-        <w:t xml:space="preserve">Năm Claude nhận cùng một lệnh, làm việc song song, mỗi cái lưu kết quả vào thư</w:t>
-      </w:r>
-      <w:r>
-        <w:t xml:space="preserve"> </w:t>
-      </w:r>
-      <w:r>
-        <w:t xml:space="preserve">mục riêng. Bạn theo dõi tiến độ qua năm topic trên Telegram.</w:t>
+        <w:t xml:space="preserve">Năm Claude nhận cùng lệnh, làm song song, mỗi cái lưu kết quả vào thư mục riêng.</w:t>
+      </w:r>
+      <w:r>
+        <w:t xml:space="preserve"> </w:t>
+      </w:r>
+      <w:r>
+        <w:t xml:space="preserve">Bạn theo dõi tiến độ qua năm topic trên Telegram.</w:t>
       </w:r>
     </w:p>
     <w:bookmarkEnd w:id="44"/>
@@ -5374,7 +4803,7 @@
         <w:pStyle w:val="FirstParagraph"/>
       </w:pPr>
       <w:r>
-        <w:t xml:space="preserve">Bạn có thể gán phiên vào nhóm logic hoặc gắn thẻ, rồi broadcast theo nhóm:</w:t>
+        <w:t xml:space="preserve">Gán phiên vào nhóm logic hoặc gắn thẻ, rồi broadcast theo nhóm:</w:t>
       </w:r>
     </w:p>
     <w:p>
@@ -5432,7 +4861,7 @@
         <w:pStyle w:val="FirstParagraph"/>
       </w:pPr>
       <w:r>
-        <w:t xml:space="preserve">Cách này giúp tổ chức đội theo dự án hoặc theo vai trò.</w:t>
+        <w:t xml:space="preserve">Cách này tổ chức đội theo dự án hoặc theo vai trò.</w:t>
       </w:r>
     </w:p>
     <w:bookmarkEnd w:id="45"/>
@@ -5450,19 +4879,19 @@
         <w:pStyle w:val="FirstParagraph"/>
       </w:pPr>
       <w:r>
-        <w:t xml:space="preserve">Broadcast bị giới hạn mười phiên cùng lúc (rule R-07) để tránh quá tải hệ thống.</w:t>
-      </w:r>
-      <w:r>
-        <w:t xml:space="preserve"> </w:t>
-      </w:r>
-      <w:r>
-        <w:t xml:space="preserve">Mỗi phiên được gửi độc lập, lỗi ở phiên này không ảnh hưởng phiên kia. Kết thúc,</w:t>
-      </w:r>
-      <w:r>
-        <w:t xml:space="preserve"> </w:t>
-      </w:r>
-      <w:r>
-        <w:t xml:space="preserve">bạn nhận báo cáo dạng</w:t>
+        <w:t xml:space="preserve">Broadcast giới hạn mười phiên cùng lúc (rule R-07) để tránh quá tải. Mỗi phiên</w:t>
+      </w:r>
+      <w:r>
+        <w:t xml:space="preserve"> </w:t>
+      </w:r>
+      <w:r>
+        <w:t xml:space="preserve">được gửi độc lập, lỗi ở phiên này không kéo theo phiên kia. Xong, bạn nhận báo</w:t>
+      </w:r>
+      <w:r>
+        <w:t xml:space="preserve"> </w:t>
+      </w:r>
+      <w:r>
+        <w:t xml:space="preserve">cáo:</w:t>
       </w:r>
       <w:r>
         <w:t xml:space="preserve"> </w:t>
@@ -5501,13 +4930,13 @@
         <w:t xml:space="preserve"> </w:t>
       </w:r>
       <w:r>
-        <w:t xml:space="preserve">ngữ cảnh rất khác nhau, cân nhắc gửi riêng từng cái hoặc dùng thẻ để nhóm các</w:t>
-      </w:r>
-      <w:r>
-        <w:t xml:space="preserve"> </w:t>
-      </w:r>
-      <w:r>
-        <w:t xml:space="preserve">phiên tương đồng.</w:t>
+        <w:t xml:space="preserve">ngữ cảnh khác nhau nhiều, cân nhắc gửi riêng từng cái, hoặc dùng thẻ để nhóm</w:t>
+      </w:r>
+      <w:r>
+        <w:t xml:space="preserve"> </w:t>
+      </w:r>
+      <w:r>
+        <w:t xml:space="preserve">các phiên tương đồng.</w:t>
       </w:r>
     </w:p>
     <w:bookmarkEnd w:id="46"/>
@@ -5553,22 +4982,16 @@
         <w:t xml:space="preserve">lịch”</w:t>
       </w:r>
       <w:r>
-        <w:t xml:space="preserve">. Phần này giải thích vì sao dùng launchd chứ không phải cron, và cách vận</w:t>
-      </w:r>
-      <w:r>
-        <w:t xml:space="preserve"> </w:t>
-      </w:r>
-      <w:r>
-        <w:t xml:space="preserve">hành.</w:t>
-      </w:r>
-    </w:p>
-    <w:bookmarkStart w:id="48" w:name="vì-sao-launchd-không-phải-cron"/>
+        <w:t xml:space="preserve">. Chương giải thích vì sao launchd chứ không cron, rồi cách vận hành.</w:t>
+      </w:r>
+    </w:p>
+    <w:bookmarkStart w:id="48" w:name="vì-sao-launchd-không-cron"/>
     <w:p>
       <w:pPr>
         <w:pStyle w:val="Heading2"/>
       </w:pPr>
       <w:r>
-        <w:t xml:space="preserve">Vì sao launchd, không phải cron</w:t>
+        <w:t xml:space="preserve">Vì sao launchd, không cron</w:t>
       </w:r>
     </w:p>
     <w:p>
@@ -5582,79 +5005,27 @@
         <w:t xml:space="preserve"> </w:t>
       </w:r>
       <w:r>
-        <w:t xml:space="preserve">launchd vì bốn lý do:</w:t>
-      </w:r>
-    </w:p>
-    <w:p>
-      <w:pPr>
-        <w:pStyle w:val="Compact"/>
-        <w:numPr>
-          <w:ilvl w:val="0"/>
-          <w:numId w:val="1015"/>
-        </w:numPr>
-      </w:pPr>
-      <w:r>
-        <w:rPr>
-          <w:b/>
-          <w:bCs/>
-        </w:rPr>
-        <w:t xml:space="preserve">Apple đã ngừng khuyến khích cron</w:t>
-      </w:r>
-      <w:r>
-        <w:t xml:space="preserve"> </w:t>
-      </w:r>
-      <w:r>
-        <w:t xml:space="preserve">— launchd là bộ lập lịch gốc của macOS.</w:t>
-      </w:r>
-    </w:p>
-    <w:p>
-      <w:pPr>
-        <w:pStyle w:val="Compact"/>
-        <w:numPr>
-          <w:ilvl w:val="0"/>
-          <w:numId w:val="1015"/>
-        </w:numPr>
-      </w:pPr>
-      <w:r>
-        <w:rPr>
-          <w:b/>
-          <w:bCs/>
-        </w:rPr>
-        <w:t xml:space="preserve">Thức giấc từ chế độ ngủ</w:t>
-      </w:r>
-      <w:r>
-        <w:t xml:space="preserve"> </w:t>
-      </w:r>
-      <w:r>
-        <w:t xml:space="preserve">— cron bỏ qua tác vụ khi Mac ngủ; launchd chạy khi</w:t>
-      </w:r>
-      <w:r>
-        <w:t xml:space="preserve"> </w:t>
-      </w:r>
-      <w:r>
-        <w:t xml:space="preserve">máy thức dậy. Điều này quan trọng với máy để qua đêm.</w:t>
-      </w:r>
-    </w:p>
-    <w:p>
-      <w:pPr>
-        <w:pStyle w:val="Compact"/>
-        <w:numPr>
-          <w:ilvl w:val="0"/>
-          <w:numId w:val="1015"/>
-        </w:numPr>
-      </w:pPr>
-      <w:r>
-        <w:rPr>
-          <w:b/>
-          <w:bCs/>
-        </w:rPr>
-        <w:t xml:space="preserve">Sống qua khởi động lại</w:t>
-      </w:r>
-      <w:r>
-        <w:t xml:space="preserve"> </w:t>
-      </w:r>
-      <w:r>
-        <w:t xml:space="preserve">— plist trong</w:t>
+        <w:t xml:space="preserve">launchd, vì bốn lý do.</w:t>
+      </w:r>
+    </w:p>
+    <w:p>
+      <w:pPr>
+        <w:pStyle w:val="BodyText"/>
+      </w:pPr>
+      <w:r>
+        <w:t xml:space="preserve">Apple đã ngừng khuyến khích cron, launchd là bộ lập lịch gốc của macOS. Cron bỏ</w:t>
+      </w:r>
+      <w:r>
+        <w:t xml:space="preserve"> </w:t>
+      </w:r>
+      <w:r>
+        <w:t xml:space="preserve">qua tác vụ khi Mac ngủ; launchd chạy khi máy thức dậy, quan trọng với máy để qua</w:t>
+      </w:r>
+      <w:r>
+        <w:t xml:space="preserve"> </w:t>
+      </w:r>
+      <w:r>
+        <w:t xml:space="preserve">đêm. launchd sống qua khởi động lại, vì plist trong</w:t>
       </w:r>
       <w:r>
         <w:t xml:space="preserve"> </w:t>
@@ -5669,29 +5040,50 @@
         <w:t xml:space="preserve"> </w:t>
       </w:r>
       <w:r>
-        <w:t xml:space="preserve">tự nạp lại.</w:t>
-      </w:r>
-    </w:p>
-    <w:p>
-      <w:pPr>
-        <w:pStyle w:val="Compact"/>
-        <w:numPr>
-          <w:ilvl w:val="0"/>
-          <w:numId w:val="1015"/>
-        </w:numPr>
-      </w:pPr>
-      <w:r>
-        <w:rPr>
-          <w:b/>
-          <w:bCs/>
-        </w:rPr>
-        <w:t xml:space="preserve">Một plist = một tác vụ</w:t>
-      </w:r>
-      <w:r>
-        <w:t xml:space="preserve"> </w:t>
-      </w:r>
-      <w:r>
-        <w:t xml:space="preserve">— dễ quản lý, sao lưu, chia sẻ, nhóm bằng tiền tố.</w:t>
+        <w:t xml:space="preserve">tự</w:t>
+      </w:r>
+      <w:r>
+        <w:t xml:space="preserve"> </w:t>
+      </w:r>
+      <w:r>
+        <w:t xml:space="preserve">nạp lại. Một plist bằng một tác vụ, nên dễ quản lý, sao lưu, chia sẻ, nhóm bằng</w:t>
+      </w:r>
+      <w:r>
+        <w:t xml:space="preserve"> </w:t>
+      </w:r>
+      <w:r>
+        <w:t xml:space="preserve">tiền tố. Hơn nữa bản thân</w:t>
+      </w:r>
+      <w:r>
+        <w:t xml:space="preserve"> </w:t>
+      </w:r>
+      <w:r>
+        <w:rPr>
+          <w:rStyle w:val="VerbatimChar"/>
+        </w:rPr>
+        <w:t xml:space="preserve">ccc</w:t>
+      </w:r>
+      <w:r>
+        <w:t xml:space="preserve"> </w:t>
+      </w:r>
+      <w:r>
+        <w:t xml:space="preserve">đã chạy dưới dạng dịch vụ launchd, dùng cùng cơ</w:t>
+      </w:r>
+      <w:r>
+        <w:t xml:space="preserve"> </w:t>
+      </w:r>
+      <w:r>
+        <w:t xml:space="preserve">chế cho nhất quán.</w:t>
+      </w:r>
+    </w:p>
+    <w:bookmarkEnd w:id="48"/>
+    <w:bookmarkStart w:id="49" w:name="cú-pháp-cron-quen-thuộc"/>
+    <w:p>
+      <w:pPr>
+        <w:pStyle w:val="Heading2"/>
+      </w:pPr>
+      <w:r>
+        <w:t xml:space="preserve">Cú pháp cron quen thuộc</w:t>
       </w:r>
     </w:p>
     <w:p>
@@ -5699,46 +5091,7 @@
         <w:pStyle w:val="FirstParagraph"/>
       </w:pPr>
       <w:r>
-        <w:t xml:space="preserve">Hơn nữa, bản thân</w:t>
-      </w:r>
-      <w:r>
-        <w:t xml:space="preserve"> </w:t>
-      </w:r>
-      <w:r>
-        <w:rPr>
-          <w:rStyle w:val="VerbatimChar"/>
-        </w:rPr>
-        <w:t xml:space="preserve">ccc</w:t>
-      </w:r>
-      <w:r>
-        <w:t xml:space="preserve"> </w:t>
-      </w:r>
-      <w:r>
-        <w:t xml:space="preserve">đã chạy dưới dạng dịch vụ launchd, nên dùng cùng cơ chế</w:t>
-      </w:r>
-      <w:r>
-        <w:t xml:space="preserve"> </w:t>
-      </w:r>
-      <w:r>
-        <w:t xml:space="preserve">cho nhất quán.</w:t>
-      </w:r>
-    </w:p>
-    <w:bookmarkEnd w:id="48"/>
-    <w:bookmarkStart w:id="49" w:name="cú-pháp-quen-thuộc-cron"/>
-    <w:p>
-      <w:pPr>
-        <w:pStyle w:val="Heading2"/>
-      </w:pPr>
-      <w:r>
-        <w:t xml:space="preserve">Cú pháp quen thuộc cron</w:t>
-      </w:r>
-    </w:p>
-    <w:p>
-      <w:pPr>
-        <w:pStyle w:val="FirstParagraph"/>
-      </w:pPr>
-      <w:r>
-        <w:t xml:space="preserve">Người dùng quen với biểu thức cron năm trường phím:</w:t>
+        <w:t xml:space="preserve">Người dùng quen với biểu thức cron năm trường:</w:t>
       </w:r>
       <w:r>
         <w:t xml:space="preserve"> </w:t>
@@ -5750,13 +5103,13 @@
         <w:t xml:space="preserve">phút giờ ngày tháng thứ</w:t>
       </w:r>
       <w:r>
-        <w:t xml:space="preserve">.</w:t>
-      </w:r>
-      <w:r>
-        <w:t xml:space="preserve"> </w:t>
-      </w:r>
-      <w:r>
-        <w:t xml:space="preserve">Bạn viết bằng cú pháp quen thuộc này, một script chuyển đổi (</w:t>
+        <w:t xml:space="preserve">. Bạn</w:t>
+      </w:r>
+      <w:r>
+        <w:t xml:space="preserve"> </w:t>
+      </w:r>
+      <w:r>
+        <w:t xml:space="preserve">viết bằng cú pháp quen thuộc này, một script chuyển đổi (</w:t>
       </w:r>
       <w:r>
         <w:rPr>
@@ -5779,7 +5132,7 @@
         <w:pStyle w:val="BodyText"/>
       </w:pPr>
       <w:r>
-        <w:t xml:space="preserve">Một số mẫu phổ biến:</w:t>
+        <w:t xml:space="preserve">Vài mẫu phổ biến:</w:t>
       </w:r>
     </w:p>
     <w:tbl>
@@ -6227,7 +5580,7 @@
         <w:t xml:space="preserve"> </w:t>
       </w:r>
       <w:r>
-        <w:t xml:space="preserve">nhất, bạn liệt kê toàn bộ đội bằng:</w:t>
+        <w:t xml:space="preserve">nhất, liệt kê cả đội bằng:</w:t>
       </w:r>
     </w:p>
     <w:p>
@@ -6276,7 +5629,7 @@
         <w:pStyle w:val="FirstParagraph"/>
       </w:pPr>
       <w:r>
-        <w:t xml:space="preserve">Tên tác vụ không chứa dấu chấm (rule R-17) để tương thích với định dạng nhãn.</w:t>
+        <w:t xml:space="preserve">Tên tác vụ không chứa dấu chấm (rule R-17), để tương thích định dạng nhãn.</w:t>
       </w:r>
     </w:p>
     <w:bookmarkEnd w:id="51"/>
@@ -6294,7 +5647,7 @@
         <w:pStyle w:val="FirstParagraph"/>
       </w:pPr>
       <w:r>
-        <w:t xml:space="preserve">Khi launchd kích hoạt, nó gọi script</w:t>
+        <w:t xml:space="preserve">Khi launchd kích hoạt, nó gọi</w:t>
       </w:r>
       <w:r>
         <w:t xml:space="preserve"> </w:t>
@@ -6306,67 +5659,51 @@
         <w:t xml:space="preserve">run-scheduled.sh &lt;tên-tác-vụ&gt;</w:t>
       </w:r>
       <w:r>
-        <w:t xml:space="preserve">. Script này:</w:t>
-      </w:r>
-    </w:p>
-    <w:p>
-      <w:pPr>
-        <w:pStyle w:val="Compact"/>
-        <w:numPr>
-          <w:ilvl w:val="0"/>
-          <w:numId w:val="1016"/>
-        </w:numPr>
-      </w:pPr>
-      <w:r>
-        <w:t xml:space="preserve">Đặt PATH đầy đủ (launchd có PATH tối thiểu, sẽ thiếu tmux/python nếu không</w:t>
-      </w:r>
-      <w:r>
-        <w:t xml:space="preserve"> </w:t>
-      </w:r>
-      <w:r>
-        <w:t xml:space="preserve">đặt — rule R-19).</w:t>
-      </w:r>
-    </w:p>
-    <w:p>
-      <w:pPr>
-        <w:pStyle w:val="Compact"/>
-        <w:numPr>
-          <w:ilvl w:val="0"/>
-          <w:numId w:val="1016"/>
-        </w:numPr>
-      </w:pPr>
-      <w:r>
-        <w:t xml:space="preserve">Kiểm tra phụ thuộc (tmux, python3, ccc) trước khi chạy — báo lỗi rõ thay vì</w:t>
-      </w:r>
-      <w:r>
-        <w:t xml:space="preserve"> </w:t>
-      </w:r>
-      <w:r>
-        <w:t xml:space="preserve">sụp đổ mơ hồ (rule R-21).</w:t>
-      </w:r>
-    </w:p>
-    <w:p>
-      <w:pPr>
-        <w:pStyle w:val="Compact"/>
-        <w:numPr>
-          <w:ilvl w:val="0"/>
-          <w:numId w:val="1016"/>
-        </w:numPr>
-      </w:pPr>
-      <w:r>
-        <w:t xml:space="preserve">Đọc định nghĩa tác vụ từ schedules.json.</w:t>
-      </w:r>
-    </w:p>
-    <w:p>
-      <w:pPr>
-        <w:pStyle w:val="Compact"/>
-        <w:numPr>
-          <w:ilvl w:val="0"/>
-          <w:numId w:val="1016"/>
-        </w:numPr>
-      </w:pPr>
-      <w:r>
-        <w:t xml:space="preserve">Kiểm tra phiên mục tiêu còn sống; nếu chết và bật auto-create,</w:t>
+        <w:t xml:space="preserve">. Script này làm:</w:t>
+      </w:r>
+      <w:r>
+        <w:t xml:space="preserve"> </w:t>
+      </w:r>
+      <w:r>
+        <w:t xml:space="preserve">đặt PATH đầy đủ (launchd có PATH tối thiểu, sẽ thiếu tmux và python nếu không</w:t>
+      </w:r>
+      <w:r>
+        <w:t xml:space="preserve"> </w:t>
+      </w:r>
+      <w:r>
+        <w:t xml:space="preserve">đặt, rule R-19); kiểm tra phụ thuộc (tmux, python3, ccc) trước khi chạy, báo lỗi</w:t>
+      </w:r>
+      <w:r>
+        <w:t xml:space="preserve"> </w:t>
+      </w:r>
+      <w:r>
+        <w:t xml:space="preserve">rõ thay vì sụp đổ mơ hồ (rule R-21); đọc định nghĩa tác vụ từ schedules.json;</w:t>
+      </w:r>
+      <w:r>
+        <w:t xml:space="preserve"> </w:t>
+      </w:r>
+      <w:r>
+        <w:t xml:space="preserve">kiểm tra phiên mục tiêu còn sống, nếu chết và bật auto-create thì tự tạo lại</w:t>
+      </w:r>
+      <w:r>
+        <w:t xml:space="preserve"> </w:t>
+      </w:r>
+      <w:r>
+        <w:t xml:space="preserve">phiên rồi mới gửi prompt; đẩy prompt vào cửa sổ tmux; cập nhật mốc chạy cuối và</w:t>
+      </w:r>
+      <w:r>
+        <w:t xml:space="preserve"> </w:t>
+      </w:r>
+      <w:r>
+        <w:t xml:space="preserve">trạng thái; gửi thông báo vào topic Telegram.</w:t>
+      </w:r>
+    </w:p>
+    <w:p>
+      <w:pPr>
+        <w:pStyle w:val="BlockText"/>
+      </w:pPr>
+      <w:r>
+        <w:t xml:space="preserve">💡</w:t>
       </w:r>
       <w:r>
         <w:t xml:space="preserve"> </w:t>
@@ -6376,109 +5713,35 @@
           <w:b/>
           <w:bCs/>
         </w:rPr>
-        <w:t xml:space="preserve">tự tạo lại</w:t>
+        <w:t xml:space="preserve">MẸO:</w:t>
+      </w:r>
+      <w:r>
+        <w:t xml:space="preserve"> </w:t>
+      </w:r>
+      <w:r>
+        <w:t xml:space="preserve">Mọi hàm trong script cầu nối phải định nghĩa</w:t>
+      </w:r>
+      <w:r>
+        <w:t xml:space="preserve"> </w:t>
       </w:r>
       <w:r>
         <w:rPr>
           <w:b/>
           <w:bCs/>
         </w:rPr>
-        <w:t xml:space="preserve"> </w:t>
-      </w:r>
-      <w:r>
-        <w:rPr>
-          <w:b/>
-          <w:bCs/>
-        </w:rPr>
-        <w:t xml:space="preserve">phiên</w:t>
-      </w:r>
-      <w:r>
-        <w:t xml:space="preserve"> </w:t>
-      </w:r>
-      <w:r>
-        <w:t xml:space="preserve">rồi mới gửi prompt.</w:t>
-      </w:r>
-    </w:p>
-    <w:p>
-      <w:pPr>
-        <w:pStyle w:val="Compact"/>
-        <w:numPr>
-          <w:ilvl w:val="0"/>
-          <w:numId w:val="1016"/>
-        </w:numPr>
-      </w:pPr>
-      <w:r>
-        <w:t xml:space="preserve">Đẩy prompt vào cửa sổ tmux.</w:t>
-      </w:r>
-    </w:p>
-    <w:p>
-      <w:pPr>
-        <w:pStyle w:val="Compact"/>
-        <w:numPr>
-          <w:ilvl w:val="0"/>
-          <w:numId w:val="1016"/>
-        </w:numPr>
-      </w:pPr>
-      <w:r>
-        <w:t xml:space="preserve">Cập nhật mốc chạy cuối và trạng thái.</w:t>
-      </w:r>
-    </w:p>
-    <w:p>
-      <w:pPr>
-        <w:pStyle w:val="Compact"/>
-        <w:numPr>
-          <w:ilvl w:val="0"/>
-          <w:numId w:val="1016"/>
-        </w:numPr>
-      </w:pPr>
-      <w:r>
-        <w:t xml:space="preserve">Gửi thông báo vào topic Telegram.</w:t>
-      </w:r>
-    </w:p>
-    <w:p>
-      <w:pPr>
-        <w:pStyle w:val="BlockText"/>
-      </w:pPr>
-      <w:r>
-        <w:t xml:space="preserve">💡</w:t>
-      </w:r>
-      <w:r>
-        <w:t xml:space="preserve"> </w:t>
-      </w:r>
-      <w:r>
-        <w:rPr>
-          <w:b/>
-          <w:bCs/>
-        </w:rPr>
-        <w:t xml:space="preserve">MẸO:</w:t>
-      </w:r>
-      <w:r>
-        <w:t xml:space="preserve"> </w:t>
-      </w:r>
-      <w:r>
-        <w:t xml:space="preserve">Mọi hàm trong script cầu nối phải được định nghĩa</w:t>
-      </w:r>
-      <w:r>
-        <w:t xml:space="preserve"> </w:t>
-      </w:r>
-      <w:r>
-        <w:rPr>
-          <w:b/>
-          <w:bCs/>
-        </w:rPr>
         <w:t xml:space="preserve">trước</w:t>
       </w:r>
       <w:r>
         <w:t xml:space="preserve"> </w:t>
       </w:r>
       <w:r>
-        <w:t xml:space="preserve">lần</w:t>
-      </w:r>
-      <w:r>
-        <w:t xml:space="preserve"> </w:t>
-      </w:r>
-      <w:r>
-        <w:t xml:space="preserve">gọi đầu tiên (rule R-20). Bash không</w:t>
+        <w:t xml:space="preserve">lần gọi đầu</w:t>
+      </w:r>
+      <w:r>
+        <w:t xml:space="preserve"> </w:t>
+      </w:r>
+      <w:r>
+        <w:t xml:space="preserve">tiên (rule R-20). Bash không</w:t>
       </w:r>
       <w:r>
         <w:t xml:space="preserve"> </w:t>
@@ -6490,19 +5753,13 @@
         <w:t xml:space="preserve"> </w:t>
       </w:r>
       <w:r>
-        <w:t xml:space="preserve">hàm như nhiều ngôn ngữ — định nghĩa</w:t>
-      </w:r>
-      <w:r>
-        <w:t xml:space="preserve"> </w:t>
-      </w:r>
-      <w:r>
-        <w:t xml:space="preserve">hàm ở cuối mà gọi ở giữa sẽ sụp đổ âm thầm. Đây là một trong những bug khó bắt</w:t>
-      </w:r>
-      <w:r>
-        <w:t xml:space="preserve"> </w:t>
-      </w:r>
-      <w:r>
-        <w:t xml:space="preserve">nhất.</w:t>
+        <w:t xml:space="preserve">hàm như nhiều ngôn ngữ: định nghĩa hàm ở</w:t>
+      </w:r>
+      <w:r>
+        <w:t xml:space="preserve"> </w:t>
+      </w:r>
+      <w:r>
+        <w:t xml:space="preserve">cuối mà gọi ở giữa sẽ sụp đổ âm thầm. Đây là một trong những bug khó bắt nhất.</w:t>
       </w:r>
     </w:p>
     <w:bookmarkEnd w:id="52"/>
@@ -6521,22 +5778,13 @@
         <w:pStyle w:val="FirstParagraph"/>
       </w:pPr>
       <w:r>
-        <w:t xml:space="preserve">Đội đông thì cần giám sát. Phần này lo việc</w:t>
-      </w:r>
-      <w:r>
-        <w:t xml:space="preserve"> </w:t>
-      </w:r>
-      <w:r>
-        <w:t xml:space="preserve">“ai đang sống, ai đã chết, ai cần</w:t>
-      </w:r>
-      <w:r>
-        <w:t xml:space="preserve"> </w:t>
-      </w:r>
-      <w:r>
-        <w:t xml:space="preserve">cứu”</w:t>
-      </w:r>
-      <w:r>
-        <w:t xml:space="preserve">.</w:t>
+        <w:t xml:space="preserve">Đội đông thì cần giám sát. Chương này lo việc: ai đang sống, ai đã chết, ai cần</w:t>
+      </w:r>
+      <w:r>
+        <w:t xml:space="preserve"> </w:t>
+      </w:r>
+      <w:r>
+        <w:t xml:space="preserve">cứu.</w:t>
       </w:r>
     </w:p>
     <w:bookmarkStart w:id="54" w:name="giám-sát-toàn-đội"/>
@@ -6750,17 +5998,17 @@
         <w:pStyle w:val="FirstParagraph"/>
       </w:pPr>
       <w:r>
-        <w:t xml:space="preserve">launchd sẽ đánh thức Mac nếu đang ngủ để chạy việc này — cron không làm được.</w:t>
+        <w:t xml:space="preserve">launchd sẽ đánh thức Mac nếu đang ngủ để chạy việc này, điều cron không làm được.</w:t>
       </w:r>
     </w:p>
     <w:bookmarkEnd w:id="54"/>
-    <w:bookmarkStart w:id="55" w:name="tự-phục-hồi-self-heal"/>
+    <w:bookmarkStart w:id="55" w:name="tự-phục-hồi"/>
     <w:p>
       <w:pPr>
         <w:pStyle w:val="Heading2"/>
       </w:pPr>
       <w:r>
-        <w:t xml:space="preserve">Tự phục hồi (self-heal)</w:t>
+        <w:t xml:space="preserve">Tự phục hồi</w:t>
       </w:r>
     </w:p>
     <w:p>
@@ -6786,7 +6034,7 @@
         <w:t xml:space="preserve"> </w:t>
       </w:r>
       <w:r>
-        <w:t xml:space="preserve">hệ thống tự khởi động lại: tạo lại cửa sổ tmux, chạy</w:t>
+        <w:t xml:space="preserve">hệ thống tự khởi động lại: tạo cửa sổ tmux, chạy</w:t>
       </w:r>
       <w:r>
         <w:t xml:space="preserve"> </w:t>
@@ -6798,19 +6046,19 @@
         <w:t xml:space="preserve">ccc run</w:t>
       </w:r>
       <w:r>
-        <w:t xml:space="preserve">, cập nhật cấu</w:t>
-      </w:r>
-      <w:r>
-        <w:t xml:space="preserve"> </w:t>
-      </w:r>
-      <w:r>
-        <w:t xml:space="preserve">hình. Có giới hạn ba lần mỗi giờ (rule R-09) — nếu chết quá nhiều, hệ thống báo</w:t>
-      </w:r>
-      <w:r>
-        <w:t xml:space="preserve"> </w:t>
-      </w:r>
-      <w:r>
-        <w:t xml:space="preserve">con người thay vì vòng lặp khởi động vô tận.</w:t>
+        <w:t xml:space="preserve">, cập nhật cấu hình. Có</w:t>
+      </w:r>
+      <w:r>
+        <w:t xml:space="preserve"> </w:t>
+      </w:r>
+      <w:r>
+        <w:t xml:space="preserve">giới hạn ba lần mỗi giờ (rule R-09), chết quá nhiều thì báo con người thay vì</w:t>
+      </w:r>
+      <w:r>
+        <w:t xml:space="preserve"> </w:t>
+      </w:r>
+      <w:r>
+        <w:t xml:space="preserve">vòng lặp khởi động vô tận.</w:t>
       </w:r>
     </w:p>
     <w:p>
@@ -6818,13 +6066,7 @@
         <w:pStyle w:val="BodyText"/>
       </w:pPr>
       <w:r>
-        <w:t xml:space="preserve">Cầu nối lập lịch cũng có self-heal riêng: nếu phiên mục tiêu đã chết và tác vụ</w:t>
-      </w:r>
-      <w:r>
-        <w:t xml:space="preserve"> </w:t>
-      </w:r>
-      <w:r>
-        <w:t xml:space="preserve">bật</w:t>
+        <w:t xml:space="preserve">Cầu nối lập lịch cũng self-heal riêng: phiên mục tiêu đã chết mà tác vụ bật</w:t>
       </w:r>
       <w:r>
         <w:t xml:space="preserve"> </w:t>
@@ -6836,13 +6078,16 @@
         <w:t xml:space="preserve">auto_create_session</w:t>
       </w:r>
       <w:r>
-        <w:t xml:space="preserve">, nó tự tạo phiên rồi mới gửi prompt. Tác vụ định kỳ</w:t>
-      </w:r>
-      <w:r>
-        <w:t xml:space="preserve"> </w:t>
-      </w:r>
-      <w:r>
-        <w:t xml:space="preserve">không bao giờ</w:t>
+        <w:t xml:space="preserve"> </w:t>
+      </w:r>
+      <w:r>
+        <w:t xml:space="preserve">thì tự tạo phiên rồi mới gửi prompt. Tác vụ định kỳ không</w:t>
+      </w:r>
+      <w:r>
+        <w:t xml:space="preserve"> </w:t>
+      </w:r>
+      <w:r>
+        <w:t xml:space="preserve">bao giờ</w:t>
       </w:r>
       <w:r>
         <w:t xml:space="preserve"> </w:t>
@@ -6854,17 +6099,17 @@
         <w:t xml:space="preserve"> </w:t>
       </w:r>
       <w:r>
-        <w:t xml:space="preserve">vì phiên tình cờ tắt.</w:t>
+        <w:t xml:space="preserve">chỉ vì phiên tình cờ tắt.</w:t>
       </w:r>
     </w:p>
     <w:bookmarkEnd w:id="55"/>
-    <w:bookmarkStart w:id="56" w:name="kiểm-toán-audit"/>
+    <w:bookmarkStart w:id="56" w:name="kiểm-toán"/>
     <w:p>
       <w:pPr>
         <w:pStyle w:val="Heading2"/>
       </w:pPr>
       <w:r>
-        <w:t xml:space="preserve">Kiểm toán (audit)</w:t>
+        <w:t xml:space="preserve">Kiểm toán</w:t>
       </w:r>
     </w:p>
     <w:p>
@@ -6878,77 +6123,23 @@
         <w:t xml:space="preserve"> </w:t>
       </w:r>
       <w:r>
-        <w:t xml:space="preserve">toàn đội và báo cáo:</w:t>
-      </w:r>
-    </w:p>
-    <w:p>
-      <w:pPr>
-        <w:pStyle w:val="Compact"/>
-        <w:numPr>
-          <w:ilvl w:val="0"/>
-          <w:numId w:val="1017"/>
-        </w:numPr>
-      </w:pPr>
-      <w:r>
-        <w:t xml:space="preserve">Script cầu nối có đặt PATH đầy đủ không (R-19).</w:t>
-      </w:r>
-    </w:p>
-    <w:p>
-      <w:pPr>
-        <w:pStyle w:val="Compact"/>
-        <w:numPr>
-          <w:ilvl w:val="0"/>
-          <w:numId w:val="1017"/>
-        </w:numPr>
-      </w:pPr>
-      <w:r>
-        <w:t xml:space="preserve">Hàm được định nghĩa trước lần gọi không (R-20).</w:t>
-      </w:r>
-    </w:p>
-    <w:p>
-      <w:pPr>
-        <w:pStyle w:val="Compact"/>
-        <w:numPr>
-          <w:ilvl w:val="0"/>
-          <w:numId w:val="1017"/>
-        </w:numPr>
-      </w:pPr>
-      <w:r>
-        <w:t xml:space="preserve">Có kiểm tra phụ thuộc đầu không (R-21).</w:t>
-      </w:r>
-    </w:p>
-    <w:p>
-      <w:pPr>
-        <w:pStyle w:val="Compact"/>
-        <w:numPr>
-          <w:ilvl w:val="0"/>
-          <w:numId w:val="1017"/>
-        </w:numPr>
-      </w:pPr>
-      <w:r>
-        <w:t xml:space="preserve">Mỗi tác vụ có plist đã nạp vào launchd không.</w:t>
-      </w:r>
-    </w:p>
-    <w:p>
-      <w:pPr>
-        <w:pStyle w:val="Compact"/>
-        <w:numPr>
-          <w:ilvl w:val="0"/>
-          <w:numId w:val="1017"/>
-        </w:numPr>
-      </w:pPr>
-      <w:r>
-        <w:t xml:space="preserve">Phiên mục tiêu còn sống (hoặc sẽ tự tạo).</w:t>
-      </w:r>
-    </w:p>
-    <w:p>
-      <w:pPr>
-        <w:pStyle w:val="Compact"/>
-        <w:numPr>
-          <w:ilvl w:val="0"/>
-          <w:numId w:val="1017"/>
-        </w:numPr>
-      </w:pPr>
+        <w:t xml:space="preserve">cả đội và báo: script cầu nối có đặt PATH đầy đủ không (R-19); hàm định nghĩa</w:t>
+      </w:r>
+      <w:r>
+        <w:t xml:space="preserve"> </w:t>
+      </w:r>
+      <w:r>
+        <w:t xml:space="preserve">trước lần gọi chưa (R-20); có kiểm tra phụ thuộc đầu không (R-21); mỗi tác vụ có</w:t>
+      </w:r>
+      <w:r>
+        <w:t xml:space="preserve"> </w:t>
+      </w:r>
+      <w:r>
+        <w:t xml:space="preserve">plist đã nạp vào launchd chưa; phiên mục tiêu còn sống hoặc sẽ tự tạo;</w:t>
+      </w:r>
+      <w:r>
+        <w:t xml:space="preserve"> </w:t>
+      </w:r>
       <w:r>
         <w:rPr>
           <w:rStyle w:val="VerbatimChar"/>
@@ -6959,19 +6150,7 @@
         <w:t xml:space="preserve"> </w:t>
       </w:r>
       <w:r>
-        <w:t xml:space="preserve">không phải lỗi.</w:t>
-      </w:r>
-    </w:p>
-    <w:p>
-      <w:pPr>
-        <w:pStyle w:val="Compact"/>
-        <w:numPr>
-          <w:ilvl w:val="0"/>
-          <w:numId w:val="1017"/>
-        </w:numPr>
-      </w:pPr>
-      <w:r>
-        <w:t xml:space="preserve">Phát hiện</w:t>
+        <w:t xml:space="preserve">có lỗi không; phát hiện</w:t>
       </w:r>
       <w:r>
         <w:t xml:space="preserve"> </w:t>
@@ -6980,12 +6159,18 @@
         <w:t xml:space="preserve">“mồ côi”</w:t>
       </w:r>
       <w:r>
-        <w:t xml:space="preserve">: plist mà không có entry registry và ngược lại.</w:t>
-      </w:r>
-    </w:p>
-    <w:p>
-      <w:pPr>
-        <w:pStyle w:val="FirstParagraph"/>
+        <w:t xml:space="preserve">: plist mà không có entry registry,</w:t>
+      </w:r>
+      <w:r>
+        <w:t xml:space="preserve"> </w:t>
+      </w:r>
+      <w:r>
+        <w:t xml:space="preserve">và ngược lại.</w:t>
+      </w:r>
+    </w:p>
+    <w:p>
+      <w:pPr>
+        <w:pStyle w:val="BodyText"/>
       </w:pPr>
       <w:r>
         <w:t xml:space="preserve">Kết quả dạng số:</w:t>
@@ -6997,10 +6182,7 @@
         <w:t xml:space="preserve">“✅ N đạt, 🟡 M cảnh báo, 🔴 K thất bại”</w:t>
       </w:r>
       <w:r>
-        <w:t xml:space="preserve"> </w:t>
-      </w:r>
-      <w:r>
-        <w:t xml:space="preserve">kèm danh sách cần sửa.</w:t>
+        <w:t xml:space="preserve">, kèm danh sách cần sửa.</w:t>
       </w:r>
     </w:p>
     <w:bookmarkEnd w:id="56"/>
@@ -7048,7 +6230,7 @@
         <w:t xml:space="preserve"> </w:t>
       </w:r>
       <w:r>
-        <w:t xml:space="preserve">(thông qua</w:t>
+        <w:t xml:space="preserve">qua</w:t>
       </w:r>
       <w:r>
         <w:t xml:space="preserve"> </w:t>
@@ -7063,7 +6245,13 @@
         <w:t xml:space="preserve"> </w:t>
       </w:r>
       <w:r>
-        <w:t xml:space="preserve">trong plist — rule R-14). Bạn không cần tự</w:t>
+        <w:t xml:space="preserve">trong</w:t>
+      </w:r>
+      <w:r>
+        <w:t xml:space="preserve"> </w:t>
+      </w:r>
+      <w:r>
+        <w:t xml:space="preserve">plist (rule R-14), nên bạn không cần tự</w:t>
       </w:r>
       <w:r>
         <w:t xml:space="preserve"> </w:t>
@@ -7075,7 +6263,7 @@
         <w:t xml:space="preserve">tee</w:t>
       </w:r>
       <w:r>
-        <w:t xml:space="preserve">. Khi tác vụ lỗi, xem:</w:t>
+        <w:t xml:space="preserve">. Tác vụ lỗi thì xem:</w:t>
       </w:r>
     </w:p>
     <w:p>
@@ -7124,7 +6312,13 @@
         <w:t xml:space="preserve"> </w:t>
       </w:r>
       <w:r>
-        <w:t xml:space="preserve">Tự phục hồi + lập lịch bền vững + kiểm toán tạo nên một đội</w:t>
+        <w:t xml:space="preserve">Tự phục hồi cộng lập lịch bền vững cộng kiểm toán tạo nên một</w:t>
+      </w:r>
+      <w:r>
+        <w:t xml:space="preserve"> </w:t>
+      </w:r>
+      <w:r>
+        <w:t xml:space="preserve">đội</w:t>
       </w:r>
       <w:r>
         <w:t xml:space="preserve"> </w:t>
@@ -7133,13 +6327,13 @@
         <w:t xml:space="preserve">“tự quản”</w:t>
       </w:r>
       <w:r>
-        <w:t xml:space="preserve">. Bạn có thể đi du lịch cả tuần, đội vẫn chạy đúng lịch, tự sửa khi</w:t>
-      </w:r>
-      <w:r>
-        <w:t xml:space="preserve"> </w:t>
-      </w:r>
-      <w:r>
-        <w:t xml:space="preserve">sự cố, và bạn chỉ cần đọc báo cáo trên điện thoại.</w:t>
+        <w:t xml:space="preserve">. Bạn đi cả tuần, đội vẫn chạy đúng lịch, tự sửa khi sự cố, và bạn</w:t>
+      </w:r>
+      <w:r>
+        <w:t xml:space="preserve"> </w:t>
+      </w:r>
+      <w:r>
+        <w:t xml:space="preserve">chỉ cần đọc báo cáo trên điện thoại.</w:t>
       </w:r>
     </w:p>
     <w:bookmarkEnd w:id="57"/>
@@ -7174,7 +6368,7 @@
         <w:t xml:space="preserve"> </w:t>
       </w:r>
       <w:r>
-        <w:t xml:space="preserve">cho mô hình AI Native Company (</w:t>
+        <w:t xml:space="preserve">trong mô hình AI Native Company (</w:t>
       </w:r>
       <w:r>
         <w:rPr>
@@ -7213,10 +6407,7 @@
         <w:t xml:space="preserve">AI Worker</w:t>
       </w:r>
       <w:r>
-        <w:t xml:space="preserve"> </w:t>
-      </w:r>
-      <w:r>
-        <w:t xml:space="preserve">— nhân sự số chuyên biệt, mỗi worker</w:t>
+        <w:t xml:space="preserve">: nhân sự số chuyên biệt, mỗi worker</w:t>
       </w:r>
       <w:r>
         <w:t xml:space="preserve"> </w:t>
@@ -7228,7 +6419,7 @@
         <w:t xml:space="preserve"> </w:t>
       </w:r>
       <w:r>
-        <w:t xml:space="preserve">Một người có thể vận hành với năng lực tương đương mười lăm đến hai mươi người.</w:t>
+        <w:t xml:space="preserve">Một người vận hành với năng lực tương đương mười lăm đến hai mươi người.</w:t>
       </w:r>
     </w:p>
     <w:p>
@@ -7400,7 +6591,7 @@
         <w:pStyle w:val="FirstParagraph"/>
       </w:pPr>
       <w:r>
-        <w:t xml:space="preserve">Nếu</w:t>
+        <w:t xml:space="preserve">Nói cách khác:</w:t>
       </w:r>
       <w:r>
         <w:t xml:space="preserve"> </w:t>
@@ -7415,51 +6606,19 @@
         <w:t xml:space="preserve"> </w:t>
       </w:r>
       <w:r>
-        <w:t xml:space="preserve">là</w:t>
-      </w:r>
-      <w:r>
-        <w:t xml:space="preserve"> </w:t>
-      </w:r>
-      <w:r>
-        <w:rPr>
-          <w:b/>
-          <w:bCs/>
-        </w:rPr>
-        <w:t xml:space="preserve">bộ não và sơ đồ tổ chức</w:t>
-      </w:r>
-      <w:r>
-        <w:t xml:space="preserve"> </w:t>
-      </w:r>
-      <w:r>
-        <w:t xml:space="preserve">(định nghĩa worker), thì</w:t>
-      </w:r>
-      <w:r>
-        <w:t xml:space="preserve"> </w:t>
-      </w:r>
-      <w:r>
-        <w:t xml:space="preserve">repo này là</w:t>
-      </w:r>
-      <w:r>
-        <w:t xml:space="preserve"> </w:t>
-      </w:r>
-      <w:r>
-        <w:rPr>
-          <w:b/>
-          <w:bCs/>
-        </w:rPr>
-        <w:t xml:space="preserve">hệ thống liên lạc nội bộ cộng ca trực</w:t>
-      </w:r>
-      <w:r>
-        <w:t xml:space="preserve"> </w:t>
-      </w:r>
-      <w:r>
-        <w:t xml:space="preserve">— nơi con người điều phối</w:t>
-      </w:r>
-      <w:r>
-        <w:t xml:space="preserve"> </w:t>
-      </w:r>
-      <w:r>
-        <w:t xml:space="preserve">đội mỗi ngày.</w:t>
+        <w:t xml:space="preserve">là bộ não và sơ đồ tổ chức (định nghĩa</w:t>
+      </w:r>
+      <w:r>
+        <w:t xml:space="preserve"> </w:t>
+      </w:r>
+      <w:r>
+        <w:t xml:space="preserve">worker), còn repo này là hệ thống liên lạc nội bộ cộng ca trực, nơi con người</w:t>
+      </w:r>
+      <w:r>
+        <w:t xml:space="preserve"> </w:t>
+      </w:r>
+      <w:r>
+        <w:t xml:space="preserve">điều phối đội mỗi ngày.</w:t>
       </w:r>
     </w:p>
     <w:bookmarkEnd w:id="59"/>
@@ -7477,7 +6636,7 @@
         <w:pStyle w:val="FirstParagraph"/>
       </w:pPr>
       <w:r>
-        <w:t xml:space="preserve">Trong thực tế vận hành, mỗi AI Worker được triển khai thành một phiên Claude:</w:t>
+        <w:t xml:space="preserve">Trong thực tế vận hành, mỗi AI Worker triển khai thành một phiên Claude:</w:t>
       </w:r>
     </w:p>
     <w:tbl>
@@ -7744,23 +6903,23 @@
         <w:pStyle w:val="BodyText"/>
       </w:pPr>
       <w:r>
-        <w:t xml:space="preserve">Mỗi worker làm việc trong thư mục dự án riêng, có ngữ cảnh riêng, báo cáo vào</w:t>
-      </w:r>
-      <w:r>
-        <w:t xml:space="preserve"> </w:t>
-      </w:r>
-      <w:r>
-        <w:t xml:space="preserve">topic riêng. Bạn — con người — mở Telegram và thấy toàn bộ đội đang làm gì.</w:t>
+        <w:t xml:space="preserve">Mỗi worker làm việc trong thư mục riêng, có ngữ cảnh riêng, báo cáo vào topic</w:t>
+      </w:r>
+      <w:r>
+        <w:t xml:space="preserve"> </w:t>
+      </w:r>
+      <w:r>
+        <w:t xml:space="preserve">riêng. Bạn mở Telegram và thấy cả đội đang làm gì.</w:t>
       </w:r>
     </w:p>
     <w:bookmarkEnd w:id="60"/>
-    <w:bookmarkStart w:id="61" w:name="dòng-chảy-vận-hành-hàng-ngày"/>
+    <w:bookmarkStart w:id="61" w:name="một-ngày-vận-hành-điển-hình"/>
     <w:p>
       <w:pPr>
         <w:pStyle w:val="Heading2"/>
       </w:pPr>
       <w:r>
-        <w:t xml:space="preserve">Dòng chảy vận hành hàng ngày</w:t>
+        <w:t xml:space="preserve">Một ngày vận hành điển hình</w:t>
       </w:r>
     </w:p>
     <w:p>
@@ -7768,85 +6927,25 @@
         <w:pStyle w:val="FirstParagraph"/>
       </w:pPr>
       <w:r>
-        <w:t xml:space="preserve">Một ngày điển hình của người vận hành:</w:t>
-      </w:r>
-    </w:p>
-    <w:p>
-      <w:pPr>
-        <w:pStyle w:val="Compact"/>
-        <w:numPr>
-          <w:ilvl w:val="0"/>
-          <w:numId w:val="1018"/>
-        </w:numPr>
-      </w:pPr>
-      <w:r>
-        <w:rPr>
-          <w:b/>
-          <w:bCs/>
-        </w:rPr>
-        <w:t xml:space="preserve">Sáng:</w:t>
-      </w:r>
-      <w:r>
-        <w:t xml:space="preserve"> </w:t>
-      </w:r>
-      <w:r>
-        <w:t xml:space="preserve">mở Telegram, các worker đã tự chạy theo lịch, đọc báo cáo trong</w:t>
-      </w:r>
-      <w:r>
-        <w:t xml:space="preserve"> </w:t>
-      </w:r>
-      <w:r>
-        <w:t xml:space="preserve">từng topic.</w:t>
-      </w:r>
-    </w:p>
-    <w:p>
-      <w:pPr>
-        <w:pStyle w:val="Compact"/>
-        <w:numPr>
-          <w:ilvl w:val="0"/>
-          <w:numId w:val="1018"/>
-        </w:numPr>
-      </w:pPr>
-      <w:r>
-        <w:rPr>
-          <w:b/>
-          <w:bCs/>
-        </w:rPr>
-        <w:t xml:space="preserve">Trong ngày:</w:t>
-      </w:r>
-      <w:r>
-        <w:t xml:space="preserve"> </w:t>
-      </w:r>
-      <w:r>
-        <w:t xml:space="preserve">giao việc cụ thể bằng cách nhắn trong topic tương ứng, nhận</w:t>
-      </w:r>
-      <w:r>
-        <w:t xml:space="preserve"> </w:t>
-      </w:r>
-      <w:r>
-        <w:t xml:space="preserve">phản hồi theo thời gian thực.</w:t>
-      </w:r>
-    </w:p>
-    <w:p>
-      <w:pPr>
-        <w:pStyle w:val="Compact"/>
-        <w:numPr>
-          <w:ilvl w:val="0"/>
-          <w:numId w:val="1018"/>
-        </w:numPr>
-      </w:pPr>
-      <w:r>
-        <w:rPr>
-          <w:b/>
-          <w:bCs/>
-        </w:rPr>
-        <w:t xml:space="preserve">Chiều:</w:t>
-      </w:r>
-      <w:r>
-        <w:t xml:space="preserve"> </w:t>
-      </w:r>
-      <w:r>
-        <w:t xml:space="preserve">broadcast một chỉ thị chung cho cả đội (ví dụ</w:t>
+        <w:t xml:space="preserve">Sáng: mở Telegram, các worker đã tự chạy theo lịch, đọc báo cáo trong từng</w:t>
+      </w:r>
+      <w:r>
+        <w:t xml:space="preserve"> </w:t>
+      </w:r>
+      <w:r>
+        <w:t xml:space="preserve">topic. Trong ngày: giao việc cụ thể bằng cách nhắn trong topic tương ứng, nhận</w:t>
+      </w:r>
+      <w:r>
+        <w:t xml:space="preserve"> </w:t>
+      </w:r>
+      <w:r>
+        <w:t xml:space="preserve">phản hồi theo thời gian thực. Chiều: broadcast một chỉ thị chung cho cả đội</w:t>
+      </w:r>
+      <w:r>
+        <w:t xml:space="preserve"> </w:t>
+      </w:r>
+      <w:r>
+        <w:t xml:space="preserve">(ví dụ</w:t>
       </w:r>
       <w:r>
         <w:t xml:space="preserve"> </w:t>
@@ -7855,49 +6954,33 @@
         <w:t xml:space="preserve">“ưu tiên dự án X”</w:t>
       </w:r>
       <w:r>
-        <w:t xml:space="preserve">).</w:t>
-      </w:r>
-    </w:p>
-    <w:p>
-      <w:pPr>
-        <w:pStyle w:val="Compact"/>
-        <w:numPr>
-          <w:ilvl w:val="0"/>
-          <w:numId w:val="1018"/>
-        </w:numPr>
-      </w:pPr>
-      <w:r>
-        <w:rPr>
-          <w:b/>
-          <w:bCs/>
-        </w:rPr>
-        <w:t xml:space="preserve">Tối:</w:t>
-      </w:r>
-      <w:r>
-        <w:t xml:space="preserve"> </w:t>
-      </w:r>
-      <w:r>
-        <w:t xml:space="preserve">kiểm toán đội, xử lý cảnh báo, lên lịch cho ngày mai.</w:t>
-      </w:r>
-    </w:p>
-    <w:p>
-      <w:pPr>
-        <w:pStyle w:val="FirstParagraph"/>
-      </w:pPr>
-      <w:r>
-        <w:t xml:space="preserve">Toàn bộ diễn ra trên điện thoại. Bạn không cần mở terminal, không cần ngồi trước</w:t>
-      </w:r>
-      <w:r>
-        <w:t xml:space="preserve"> </w:t>
-      </w:r>
-      <w:r>
-        <w:t xml:space="preserve">máy. Đây chính là lời hứa của AI Native Company: một người, một đội, vận hành từ</w:t>
-      </w:r>
-      <w:r>
-        <w:t xml:space="preserve"> </w:t>
-      </w:r>
-      <w:r>
-        <w:t xml:space="preserve">chiếc điện thoại trong tay.</w:t>
+        <w:t xml:space="preserve">). Tối: kiểm toán, xử lý cảnh báo, lên lịch cho ngày</w:t>
+      </w:r>
+      <w:r>
+        <w:t xml:space="preserve"> </w:t>
+      </w:r>
+      <w:r>
+        <w:t xml:space="preserve">mai.</w:t>
+      </w:r>
+    </w:p>
+    <w:p>
+      <w:pPr>
+        <w:pStyle w:val="BodyText"/>
+      </w:pPr>
+      <w:r>
+        <w:t xml:space="preserve">Toàn bộ diễn ra trên điện thoại. Không cần mở terminal, không cần ngồi trước máy.</w:t>
+      </w:r>
+      <w:r>
+        <w:t xml:space="preserve"> </w:t>
+      </w:r>
+      <w:r>
+        <w:t xml:space="preserve">Đó là lời hứa của AI Native Company: một người, một đội, vận hành từ chiếc điện</w:t>
+      </w:r>
+      <w:r>
+        <w:t xml:space="preserve"> </w:t>
+      </w:r>
+      <w:r>
+        <w:t xml:space="preserve">thoại trong tay.</w:t>
       </w:r>
     </w:p>
     <w:bookmarkEnd w:id="61"/>
@@ -7916,13 +6999,13 @@
         <w:pStyle w:val="FirstParagraph"/>
       </w:pPr>
       <w:r>
-        <w:t xml:space="preserve">Hai mươi bảy quy tắc (R-00 đến R-27) là bài học gỡ rối thực tế, đúc kết từ các</w:t>
-      </w:r>
-      <w:r>
-        <w:t xml:space="preserve"> </w:t>
-      </w:r>
-      <w:r>
-        <w:t xml:space="preserve">lỗi đã gặp. Hiểu chúng giúp tránh lặp sai lầm.</w:t>
+        <w:t xml:space="preserve">Hai mươi bảy quy tắc (R-00 đến R-27) là bài học gỡ rối thực tế, đúc từ các lỗi</w:t>
+      </w:r>
+      <w:r>
+        <w:t xml:space="preserve"> </w:t>
+      </w:r>
+      <w:r>
+        <w:t xml:space="preserve">đã gặp. Hiểu chúng giúp tránh lặp sai lầm.</w:t>
       </w:r>
     </w:p>
     <w:tbl>
@@ -8762,7 +7845,7 @@
         <w:t xml:space="preserve"> </w:t>
       </w:r>
       <w:r>
-        <w:t xml:space="preserve">R-19, R-20, R-21 là bộ ba</w:t>
+        <w:t xml:space="preserve">R-19, R-20, R-21 là bộ ba về</w:t>
       </w:r>
       <w:r>
         <w:t xml:space="preserve"> </w:t>
@@ -8771,22 +7854,19 @@
         <w:t xml:space="preserve">“PATH và thứ tự”</w:t>
       </w:r>
       <w:r>
-        <w:t xml:space="preserve"> </w:t>
-      </w:r>
-      <w:r>
-        <w:t xml:space="preserve">— chúng bảo</w:t>
-      </w:r>
-      <w:r>
-        <w:t xml:space="preserve"> </w:t>
-      </w:r>
-      <w:r>
-        <w:t xml:space="preserve">script cầu nối chạy đúng trong môi trường launchd tối giản. R-24 (không chuyển</w:t>
-      </w:r>
-      <w:r>
-        <w:t xml:space="preserve"> </w:t>
-      </w:r>
-      <w:r>
-        <w:t xml:space="preserve">múi giờ) và R-26 (bỏ quyền) là hai bug khó tìm nhất nếu vi phạm.</w:t>
+        <w:t xml:space="preserve">, bảo script</w:t>
+      </w:r>
+      <w:r>
+        <w:t xml:space="preserve"> </w:t>
+      </w:r>
+      <w:r>
+        <w:t xml:space="preserve">cầu nối chạy đúng trong môi trường launchd tối giản. R-24 (không chuyển múi</w:t>
+      </w:r>
+      <w:r>
+        <w:t xml:space="preserve"> </w:t>
+      </w:r>
+      <w:r>
+        <w:t xml:space="preserve">giờ) và R-26 (bỏ quyền) là hai bug khó tìm nhất nếu vi phạm.</w:t>
       </w:r>
     </w:p>
     <w:bookmarkEnd w:id="63"/>
@@ -8832,7 +7912,7 @@
         <w:t xml:space="preserve"> </w:t>
       </w:r>
       <w:r>
-        <w:t xml:space="preserve">đang chạy: thử</w:t>
+        <w:t xml:space="preserve">đang chạy, thử</w:t>
       </w:r>
       <w:r>
         <w:t xml:space="preserve"> </w:t>
@@ -8847,7 +7927,7 @@
         <w:t xml:space="preserve"> </w:t>
       </w:r>
       <w:r>
-        <w:t xml:space="preserve">thủ công. Xác nhận bot là quản trị viên trong nhóm</w:t>
+        <w:t xml:space="preserve">thủ công. Xác nhận bot là quản trị viên trong nhóm,</w:t>
       </w:r>
       <w:r>
         <w:t xml:space="preserve"> </w:t>
@@ -8883,10 +7963,7 @@
         <w:t xml:space="preserve">relay_cron_list</w:t>
       </w:r>
       <w:r>
-        <w:t xml:space="preserve"> </w:t>
-      </w:r>
-      <w:r>
-        <w:t xml:space="preserve">và nhìn hai cột</w:t>
+        <w:t xml:space="preserve">, nhìn hai cột</w:t>
       </w:r>
       <w:r>
         <w:t xml:space="preserve"> </w:t>
@@ -8907,7 +7984,7 @@
         <w:t xml:space="preserve">“disk”</w:t>
       </w:r>
       <w:r>
-        <w:t xml:space="preserve">. Nếu plist có trên đĩa nhưng chưa nạp:</w:t>
+        <w:t xml:space="preserve">. Plist có trên đĩa nhưng chưa nạp thì chạy</w:t>
       </w:r>
       <w:r>
         <w:t xml:space="preserve"> </w:t>
@@ -8919,7 +7996,7 @@
         <w:t xml:space="preserve">launchctl load ~/Library/LaunchAgents/com.vccc.&lt;tên&gt;.plist</w:t>
       </w:r>
       <w:r>
-        <w:t xml:space="preserve">. Xem lỗi:</w:t>
+        <w:t xml:space="preserve">. Xem lỗi bằng</w:t>
       </w:r>
       <w:r>
         <w:t xml:space="preserve"> </w:t>
@@ -8943,13 +8020,19 @@
           <w:b/>
           <w:bCs/>
         </w:rPr>
-        <w:t xml:space="preserve">Tác vụ chạy sai giờ (trễ/ba tiếng).</w:t>
-      </w:r>
-      <w:r>
-        <w:t xml:space="preserve"> </w:t>
-      </w:r>
-      <w:r>
-        <w:t xml:space="preserve">Bạn đã chuyển múi giờ nhầm. launchd dùng</w:t>
+        <w:t xml:space="preserve">Tác vụ chạy sai giờ (trễ hoặc lệch vài tiếng).</w:t>
+      </w:r>
+      <w:r>
+        <w:t xml:space="preserve"> </w:t>
+      </w:r>
+      <w:r>
+        <w:t xml:space="preserve">Bạn đã chuyển múi giờ nhầm.</w:t>
+      </w:r>
+      <w:r>
+        <w:t xml:space="preserve"> </w:t>
+      </w:r>
+      <w:r>
+        <w:t xml:space="preserve">launchd dùng</w:t>
       </w:r>
       <w:r>
         <w:t xml:space="preserve"> </w:t>
@@ -8962,7 +8045,7 @@
         <w:t xml:space="preserve">giờ địa phương</w:t>
       </w:r>
       <w:r>
-        <w:t xml:space="preserve">, không phải UTC (R-24). Nếu cron ghi</w:t>
+        <w:t xml:space="preserve">, không phải UTC (R-24). Cron ghi</w:t>
       </w:r>
       <w:r>
         <w:t xml:space="preserve"> </w:t>
@@ -8977,13 +8060,13 @@
         <w:t xml:space="preserve"> </w:t>
       </w:r>
       <w:r>
-        <w:t xml:space="preserve">(tám giờ sáng),</w:t>
-      </w:r>
-      <w:r>
-        <w:t xml:space="preserve"> </w:t>
-      </w:r>
-      <w:r>
-        <w:t xml:space="preserve">plist phải là Hour=8, không phải Hour=1.</w:t>
+        <w:t xml:space="preserve">(tám giờ</w:t>
+      </w:r>
+      <w:r>
+        <w:t xml:space="preserve"> </w:t>
+      </w:r>
+      <w:r>
+        <w:t xml:space="preserve">sáng) thì plist phải là Hour=8, không phải Hour=1.</w:t>
       </w:r>
     </w:p>
     <w:p>
@@ -9007,7 +8090,7 @@
         <w:t xml:space="preserve"> </w:t>
       </w:r>
       <w:r>
-        <w:t xml:space="preserve">Tạo</w:t>
+        <w:t xml:space="preserve">Chạy</w:t>
       </w:r>
       <w:r>
         <w:t xml:space="preserve"> </w:t>
@@ -9083,13 +8166,13 @@
         <w:t xml:space="preserve"> </w:t>
       </w:r>
       <w:r>
-        <w:t xml:space="preserve">Môi trường launchd có</w:t>
-      </w:r>
-      <w:r>
-        <w:t xml:space="preserve"> </w:t>
-      </w:r>
-      <w:r>
-        <w:t xml:space="preserve">PATH tối giản. Đảm bảo script đặt</w:t>
+        <w:t xml:space="preserve">Môi trường launchd có PATH</w:t>
+      </w:r>
+      <w:r>
+        <w:t xml:space="preserve"> </w:t>
+      </w:r>
+      <w:r>
+        <w:t xml:space="preserve">tối giản. Đảm bảo script đặt</w:t>
       </w:r>
       <w:r>
         <w:t xml:space="preserve"> </w:t>
@@ -9131,19 +8214,19 @@
           <w:b/>
           <w:bCs/>
         </w:rPr>
-        <w:t xml:space="preserve">Hàm không chạy / sụp đổ âm thầm.</w:t>
-      </w:r>
-      <w:r>
-        <w:t xml:space="preserve"> </w:t>
-      </w:r>
-      <w:r>
-        <w:t xml:space="preserve">Hàm được gọi trước khi định nghĩa (R-20).</w:t>
-      </w:r>
-      <w:r>
-        <w:t xml:space="preserve"> </w:t>
-      </w:r>
-      <w:r>
-        <w:t xml:space="preserve">Di chuyển mọi định nghĩa hàm lên trên mọi điểm gọi trong script cầu nối.</w:t>
+        <w:t xml:space="preserve">Hàm không chạy, hoặc sụp đổ âm thầm.</w:t>
+      </w:r>
+      <w:r>
+        <w:t xml:space="preserve"> </w:t>
+      </w:r>
+      <w:r>
+        <w:t xml:space="preserve">Hàm được gọi trước khi định nghĩa</w:t>
+      </w:r>
+      <w:r>
+        <w:t xml:space="preserve"> </w:t>
+      </w:r>
+      <w:r>
+        <w:t xml:space="preserve">(R-20). Di chuyển mọi định nghĩa hàm lên trên mọi điểm gọi trong script cầu nối.</w:t>
       </w:r>
     </w:p>
     <w:p>
@@ -9170,13 +8253,13 @@
         <w:t xml:space="preserve"> </w:t>
       </w:r>
       <w:r>
-        <w:t xml:space="preserve">có thể tự đổi tên cửa sổ.</w:t>
-      </w:r>
-      <w:r>
-        <w:t xml:space="preserve"> </w:t>
-      </w:r>
-      <w:r>
-        <w:t xml:space="preserve">Force đổi lại:</w:t>
+        <w:t xml:space="preserve">có thể tự đổi tên cửa sổ. Force</w:t>
+      </w:r>
+      <w:r>
+        <w:t xml:space="preserve"> </w:t>
+      </w:r>
+      <w:r>
+        <w:t xml:space="preserve">đổi lại:</w:t>
       </w:r>
       <w:r>
         <w:t xml:space="preserve"> </w:t>
@@ -9231,19 +8314,19 @@
           <w:b/>
           <w:bCs/>
         </w:rPr>
-        <w:t xml:space="preserve">nhưng không thấy phiên.</w:t>
-      </w:r>
-      <w:r>
-        <w:t xml:space="preserve"> </w:t>
-      </w:r>
-      <w:r>
-        <w:t xml:space="preserve">Có entry mồ côi trong</w:t>
-      </w:r>
-      <w:r>
-        <w:t xml:space="preserve"> </w:t>
-      </w:r>
-      <w:r>
-        <w:t xml:space="preserve">cấu hình ccc. Dọn bằng tay: xóa entry đó trong</w:t>
+        <w:t xml:space="preserve">mà không thấy phiên.</w:t>
+      </w:r>
+      <w:r>
+        <w:t xml:space="preserve"> </w:t>
+      </w:r>
+      <w:r>
+        <w:t xml:space="preserve">Có entry mồ côi trong cấu</w:t>
+      </w:r>
+      <w:r>
+        <w:t xml:space="preserve"> </w:t>
+      </w:r>
+      <w:r>
+        <w:t xml:space="preserve">hình ccc. Dọn bằng tay: xóa entry đó trong</w:t>
       </w:r>
       <w:r>
         <w:t xml:space="preserve"> </w:t>
@@ -9255,13 +8338,7 @@
         <w:t xml:space="preserve">~/.config/ccc/config.json</w:t>
       </w:r>
       <w:r>
-        <w:t xml:space="preserve">, rồi</w:t>
-      </w:r>
-      <w:r>
-        <w:t xml:space="preserve"> </w:t>
-      </w:r>
-      <w:r>
-        <w:t xml:space="preserve">chạy</w:t>
+        <w:t xml:space="preserve">, rồi chạy</w:t>
       </w:r>
       <w:r>
         <w:t xml:space="preserve"> </w:t>
@@ -9304,13 +8381,13 @@
         <w:t xml:space="preserve"> </w:t>
       </w:r>
       <w:r>
-        <w:t xml:space="preserve">phần mềm đứng giữa Claude Code và Telegram, chuyển</w:t>
-      </w:r>
-      <w:r>
-        <w:t xml:space="preserve"> </w:t>
-      </w:r>
-      <w:r>
-        <w:t xml:space="preserve">tin nhắn hai chiều.</w:t>
+        <w:t xml:space="preserve">phần mềm đứng giữa Claude Code và Telegram, chuyển tin nhắn hai</w:t>
+      </w:r>
+      <w:r>
+        <w:t xml:space="preserve"> </w:t>
+      </w:r>
+      <w:r>
+        <w:t xml:space="preserve">chiều.</w:t>
       </w:r>
     </w:p>
     <w:p>
@@ -9547,19 +8624,19 @@
           <w:b/>
           <w:bCs/>
         </w:rPr>
-        <w:t xml:space="preserve">CCC (Claude Code Companion):</w:t>
-      </w:r>
-      <w:r>
-        <w:t xml:space="preserve"> </w:t>
-      </w:r>
-      <w:r>
-        <w:t xml:space="preserve">engine relay của tác giả kidandcat, phần nền</w:t>
-      </w:r>
-      <w:r>
-        <w:t xml:space="preserve"> </w:t>
-      </w:r>
-      <w:r>
-        <w:t xml:space="preserve">móng mà repo này xây trên.</w:t>
+        <w:t xml:space="preserve">ccc (Claude Code Companion):</w:t>
+      </w:r>
+      <w:r>
+        <w:t xml:space="preserve"> </w:t>
+      </w:r>
+      <w:r>
+        <w:t xml:space="preserve">engine relay của kidandcat, phần nền móng mà</w:t>
+      </w:r>
+      <w:r>
+        <w:t xml:space="preserve"> </w:t>
+      </w:r>
+      <w:r>
+        <w:t xml:space="preserve">repo này xây trên.</w:t>
       </w:r>
     </w:p>
     <w:p>
@@ -9991,6 +9068,91 @@
     <w:lvl w:ilvl="8">
       <w:start w:val="1"/>
       <w:numFmt w:val="decimal"/>
+      <w:lvlText w:val="%9."/>
+      <w:lvlJc w:val="left"/>
+      <w:pPr>
+        <w:ind w:left="6480" w:hanging="360"/>
+      </w:pPr>
+    </w:lvl>
+  </w:abstractNum>
+  <w:abstractNum w:abstractNumId="9961101">
+    <w:nsid w:val="A9961101"/>
+    <w:multiLevelType w:val="multilevel"/>
+    <w:lvl w:ilvl="0">
+      <w:start w:val="101"/>
+      <w:numFmt w:val="upperRoman"/>
+      <w:lvlText w:val="%1."/>
+      <w:lvlJc w:val="left"/>
+      <w:pPr>
+        <w:ind w:left="720" w:hanging="360"/>
+      </w:pPr>
+    </w:lvl>
+    <w:lvl w:ilvl="1">
+      <w:start w:val="101"/>
+      <w:numFmt w:val="upperRoman"/>
+      <w:lvlText w:val="%2."/>
+      <w:lvlJc w:val="left"/>
+      <w:pPr>
+        <w:ind w:left="1440" w:hanging="360"/>
+      </w:pPr>
+    </w:lvl>
+    <w:lvl w:ilvl="2">
+      <w:start w:val="101"/>
+      <w:numFmt w:val="upperRoman"/>
+      <w:lvlText w:val="%3."/>
+      <w:lvlJc w:val="left"/>
+      <w:pPr>
+        <w:ind w:left="2160" w:hanging="360"/>
+      </w:pPr>
+    </w:lvl>
+    <w:lvl w:ilvl="3">
+      <w:start w:val="101"/>
+      <w:numFmt w:val="upperRoman"/>
+      <w:lvlText w:val="%4."/>
+      <w:lvlJc w:val="left"/>
+      <w:pPr>
+        <w:ind w:left="2880" w:hanging="360"/>
+      </w:pPr>
+    </w:lvl>
+    <w:lvl w:ilvl="4">
+      <w:start w:val="101"/>
+      <w:numFmt w:val="upperRoman"/>
+      <w:lvlText w:val="%5."/>
+      <w:lvlJc w:val="left"/>
+      <w:pPr>
+        <w:ind w:left="3600" w:hanging="360"/>
+      </w:pPr>
+    </w:lvl>
+    <w:lvl w:ilvl="5">
+      <w:start w:val="101"/>
+      <w:numFmt w:val="upperRoman"/>
+      <w:lvlText w:val="%6."/>
+      <w:lvlJc w:val="left"/>
+      <w:pPr>
+        <w:ind w:left="4320" w:hanging="360"/>
+      </w:pPr>
+    </w:lvl>
+    <w:lvl w:ilvl="6">
+      <w:start w:val="101"/>
+      <w:numFmt w:val="upperRoman"/>
+      <w:lvlText w:val="%7."/>
+      <w:lvlJc w:val="left"/>
+      <w:pPr>
+        <w:ind w:left="5040" w:hanging="360"/>
+      </w:pPr>
+    </w:lvl>
+    <w:lvl w:ilvl="7">
+      <w:start w:val="101"/>
+      <w:numFmt w:val="upperRoman"/>
+      <w:lvlText w:val="%8."/>
+      <w:lvlJc w:val="left"/>
+      <w:pPr>
+        <w:ind w:left="5760" w:hanging="360"/>
+      </w:pPr>
+    </w:lvl>
+    <w:lvl w:ilvl="8">
+      <w:start w:val="101"/>
+      <w:numFmt w:val="upperRoman"/>
       <w:lvlText w:val="%9."/>
       <w:lvlJc w:val="left"/>
       <w:pPr>
@@ -10041,261 +9203,33 @@
     <w:abstractNumId w:val="991"/>
   </w:num>
   <w:num w:numId="1005">
-    <w:abstractNumId w:val="99411"/>
+    <w:abstractNumId w:val="9961101"/>
     <w:lvlOverride w:ilvl="0">
-      <w:startOverride w:val="1"/>
+      <w:startOverride w:val="101"/>
     </w:lvlOverride>
     <w:lvlOverride w:ilvl="1">
-      <w:startOverride w:val="1"/>
+      <w:startOverride w:val="101"/>
     </w:lvlOverride>
     <w:lvlOverride w:ilvl="2">
-      <w:startOverride w:val="1"/>
+      <w:startOverride w:val="101"/>
     </w:lvlOverride>
     <w:lvlOverride w:ilvl="3">
-      <w:startOverride w:val="1"/>
+      <w:startOverride w:val="101"/>
     </w:lvlOverride>
     <w:lvlOverride w:ilvl="4">
-      <w:startOverride w:val="1"/>
+      <w:startOverride w:val="101"/>
     </w:lvlOverride>
     <w:lvlOverride w:ilvl="5">
-      <w:startOverride w:val="1"/>
+      <w:startOverride w:val="101"/>
     </w:lvlOverride>
     <w:lvlOverride w:ilvl="6">
-      <w:startOverride w:val="1"/>
+      <w:startOverride w:val="101"/>
     </w:lvlOverride>
     <w:lvlOverride w:ilvl="7">
-      <w:startOverride w:val="1"/>
+      <w:startOverride w:val="101"/>
     </w:lvlOverride>
     <w:lvlOverride w:ilvl="8">
-      <w:startOverride w:val="1"/>
-    </w:lvlOverride>
-  </w:num>
-  <w:num w:numId="1006">
-    <w:abstractNumId w:val="991"/>
-  </w:num>
-  <w:num w:numId="1007">
-    <w:abstractNumId w:val="991"/>
-  </w:num>
-  <w:num w:numId="1008">
-    <w:abstractNumId w:val="99411"/>
-    <w:lvlOverride w:ilvl="0">
-      <w:startOverride w:val="1"/>
-    </w:lvlOverride>
-    <w:lvlOverride w:ilvl="1">
-      <w:startOverride w:val="1"/>
-    </w:lvlOverride>
-    <w:lvlOverride w:ilvl="2">
-      <w:startOverride w:val="1"/>
-    </w:lvlOverride>
-    <w:lvlOverride w:ilvl="3">
-      <w:startOverride w:val="1"/>
-    </w:lvlOverride>
-    <w:lvlOverride w:ilvl="4">
-      <w:startOverride w:val="1"/>
-    </w:lvlOverride>
-    <w:lvlOverride w:ilvl="5">
-      <w:startOverride w:val="1"/>
-    </w:lvlOverride>
-    <w:lvlOverride w:ilvl="6">
-      <w:startOverride w:val="1"/>
-    </w:lvlOverride>
-    <w:lvlOverride w:ilvl="7">
-      <w:startOverride w:val="1"/>
-    </w:lvlOverride>
-    <w:lvlOverride w:ilvl="8">
-      <w:startOverride w:val="1"/>
-    </w:lvlOverride>
-  </w:num>
-  <w:num w:numId="1009">
-    <w:abstractNumId w:val="99411"/>
-    <w:lvlOverride w:ilvl="0">
-      <w:startOverride w:val="1"/>
-    </w:lvlOverride>
-    <w:lvlOverride w:ilvl="1">
-      <w:startOverride w:val="1"/>
-    </w:lvlOverride>
-    <w:lvlOverride w:ilvl="2">
-      <w:startOverride w:val="1"/>
-    </w:lvlOverride>
-    <w:lvlOverride w:ilvl="3">
-      <w:startOverride w:val="1"/>
-    </w:lvlOverride>
-    <w:lvlOverride w:ilvl="4">
-      <w:startOverride w:val="1"/>
-    </w:lvlOverride>
-    <w:lvlOverride w:ilvl="5">
-      <w:startOverride w:val="1"/>
-    </w:lvlOverride>
-    <w:lvlOverride w:ilvl="6">
-      <w:startOverride w:val="1"/>
-    </w:lvlOverride>
-    <w:lvlOverride w:ilvl="7">
-      <w:startOverride w:val="1"/>
-    </w:lvlOverride>
-    <w:lvlOverride w:ilvl="8">
-      <w:startOverride w:val="1"/>
-    </w:lvlOverride>
-  </w:num>
-  <w:num w:numId="1010">
-    <w:abstractNumId w:val="991"/>
-  </w:num>
-  <w:num w:numId="1011">
-    <w:abstractNumId w:val="99411"/>
-    <w:lvlOverride w:ilvl="0">
-      <w:startOverride w:val="1"/>
-    </w:lvlOverride>
-    <w:lvlOverride w:ilvl="1">
-      <w:startOverride w:val="1"/>
-    </w:lvlOverride>
-    <w:lvlOverride w:ilvl="2">
-      <w:startOverride w:val="1"/>
-    </w:lvlOverride>
-    <w:lvlOverride w:ilvl="3">
-      <w:startOverride w:val="1"/>
-    </w:lvlOverride>
-    <w:lvlOverride w:ilvl="4">
-      <w:startOverride w:val="1"/>
-    </w:lvlOverride>
-    <w:lvlOverride w:ilvl="5">
-      <w:startOverride w:val="1"/>
-    </w:lvlOverride>
-    <w:lvlOverride w:ilvl="6">
-      <w:startOverride w:val="1"/>
-    </w:lvlOverride>
-    <w:lvlOverride w:ilvl="7">
-      <w:startOverride w:val="1"/>
-    </w:lvlOverride>
-    <w:lvlOverride w:ilvl="8">
-      <w:startOverride w:val="1"/>
-    </w:lvlOverride>
-  </w:num>
-  <w:num w:numId="1012">
-    <w:abstractNumId w:val="99411"/>
-    <w:lvlOverride w:ilvl="0">
-      <w:startOverride w:val="1"/>
-    </w:lvlOverride>
-    <w:lvlOverride w:ilvl="1">
-      <w:startOverride w:val="1"/>
-    </w:lvlOverride>
-    <w:lvlOverride w:ilvl="2">
-      <w:startOverride w:val="1"/>
-    </w:lvlOverride>
-    <w:lvlOverride w:ilvl="3">
-      <w:startOverride w:val="1"/>
-    </w:lvlOverride>
-    <w:lvlOverride w:ilvl="4">
-      <w:startOverride w:val="1"/>
-    </w:lvlOverride>
-    <w:lvlOverride w:ilvl="5">
-      <w:startOverride w:val="1"/>
-    </w:lvlOverride>
-    <w:lvlOverride w:ilvl="6">
-      <w:startOverride w:val="1"/>
-    </w:lvlOverride>
-    <w:lvlOverride w:ilvl="7">
-      <w:startOverride w:val="1"/>
-    </w:lvlOverride>
-    <w:lvlOverride w:ilvl="8">
-      <w:startOverride w:val="1"/>
-    </w:lvlOverride>
-  </w:num>
-  <w:num w:numId="1013">
-    <w:abstractNumId w:val="99411"/>
-    <w:lvlOverride w:ilvl="0">
-      <w:startOverride w:val="1"/>
-    </w:lvlOverride>
-    <w:lvlOverride w:ilvl="1">
-      <w:startOverride w:val="1"/>
-    </w:lvlOverride>
-    <w:lvlOverride w:ilvl="2">
-      <w:startOverride w:val="1"/>
-    </w:lvlOverride>
-    <w:lvlOverride w:ilvl="3">
-      <w:startOverride w:val="1"/>
-    </w:lvlOverride>
-    <w:lvlOverride w:ilvl="4">
-      <w:startOverride w:val="1"/>
-    </w:lvlOverride>
-    <w:lvlOverride w:ilvl="5">
-      <w:startOverride w:val="1"/>
-    </w:lvlOverride>
-    <w:lvlOverride w:ilvl="6">
-      <w:startOverride w:val="1"/>
-    </w:lvlOverride>
-    <w:lvlOverride w:ilvl="7">
-      <w:startOverride w:val="1"/>
-    </w:lvlOverride>
-    <w:lvlOverride w:ilvl="8">
-      <w:startOverride w:val="1"/>
-    </w:lvlOverride>
-  </w:num>
-  <w:num w:numId="1014">
-    <w:abstractNumId w:val="991"/>
-  </w:num>
-  <w:num w:numId="1015">
-    <w:abstractNumId w:val="991"/>
-  </w:num>
-  <w:num w:numId="1016">
-    <w:abstractNumId w:val="99411"/>
-    <w:lvlOverride w:ilvl="0">
-      <w:startOverride w:val="1"/>
-    </w:lvlOverride>
-    <w:lvlOverride w:ilvl="1">
-      <w:startOverride w:val="1"/>
-    </w:lvlOverride>
-    <w:lvlOverride w:ilvl="2">
-      <w:startOverride w:val="1"/>
-    </w:lvlOverride>
-    <w:lvlOverride w:ilvl="3">
-      <w:startOverride w:val="1"/>
-    </w:lvlOverride>
-    <w:lvlOverride w:ilvl="4">
-      <w:startOverride w:val="1"/>
-    </w:lvlOverride>
-    <w:lvlOverride w:ilvl="5">
-      <w:startOverride w:val="1"/>
-    </w:lvlOverride>
-    <w:lvlOverride w:ilvl="6">
-      <w:startOverride w:val="1"/>
-    </w:lvlOverride>
-    <w:lvlOverride w:ilvl="7">
-      <w:startOverride w:val="1"/>
-    </w:lvlOverride>
-    <w:lvlOverride w:ilvl="8">
-      <w:startOverride w:val="1"/>
-    </w:lvlOverride>
-  </w:num>
-  <w:num w:numId="1017">
-    <w:abstractNumId w:val="991"/>
-  </w:num>
-  <w:num w:numId="1018">
-    <w:abstractNumId w:val="99411"/>
-    <w:lvlOverride w:ilvl="0">
-      <w:startOverride w:val="1"/>
-    </w:lvlOverride>
-    <w:lvlOverride w:ilvl="1">
-      <w:startOverride w:val="1"/>
-    </w:lvlOverride>
-    <w:lvlOverride w:ilvl="2">
-      <w:startOverride w:val="1"/>
-    </w:lvlOverride>
-    <w:lvlOverride w:ilvl="3">
-      <w:startOverride w:val="1"/>
-    </w:lvlOverride>
-    <w:lvlOverride w:ilvl="4">
-      <w:startOverride w:val="1"/>
-    </w:lvlOverride>
-    <w:lvlOverride w:ilvl="5">
-      <w:startOverride w:val="1"/>
-    </w:lvlOverride>
-    <w:lvlOverride w:ilvl="6">
-      <w:startOverride w:val="1"/>
-    </w:lvlOverride>
-    <w:lvlOverride w:ilvl="7">
-      <w:startOverride w:val="1"/>
-    </w:lvlOverride>
-    <w:lvlOverride w:ilvl="8">
-      <w:startOverride w:val="1"/>
+      <w:startOverride w:val="101"/>
     </w:lvlOverride>
   </w:num>
 </w:numbering>
